--- a/cp7/CP7_Combined.docx
+++ b/cp7/CP7_Combined.docx
@@ -7,7 +7,19 @@
         <w:pStyle w:val="Title"/>
       </w:pPr>
       <w:r>
-        <w:t xml:space="preserve">CP7_The Insight Collective</w:t>
+        <w:t xml:space="preserve">CP7_The</w:t>
+      </w:r>
+      <w:r>
+        <w:t xml:space="preserve"> </w:t>
+      </w:r>
+      <w:r>
+        <w:t xml:space="preserve">Insight</w:t>
+      </w:r>
+      <w:r>
+        <w:t xml:space="preserve"> </w:t>
+      </w:r>
+      <w:r>
+        <w:t xml:space="preserve">Collective</w:t>
       </w:r>
     </w:p>
     <w:p>
@@ -15,7 +27,19 @@
         <w:pStyle w:val="Author"/>
       </w:pPr>
       <w:r>
-        <w:t xml:space="preserve">Team Insight Collective</w:t>
+        <w:t xml:space="preserve">Team</w:t>
+      </w:r>
+      <w:r>
+        <w:t xml:space="preserve"> </w:t>
+      </w:r>
+      <w:r>
+        <w:t xml:space="preserve">Insight</w:t>
+      </w:r>
+      <w:r>
+        <w:t xml:space="preserve"> </w:t>
+      </w:r>
+      <w:r>
+        <w:t xml:space="preserve">Collective</w:t>
       </w:r>
     </w:p>
     <w:p>
@@ -26,7 +50,7 @@
         <w:t xml:space="preserve">2026-04-06</w:t>
       </w:r>
     </w:p>
-    <w:bookmarkStart w:id="15" w:name="required-data-preparation-steps"/>
+    <w:bookmarkStart w:id="26" w:name="required-data-preparation-steps"/>
     <w:p>
       <w:pPr>
         <w:pStyle w:val="Heading1"/>
@@ -35,7 +59,7 @@
         <w:t xml:space="preserve">Required Data Preparation Steps</w:t>
       </w:r>
     </w:p>
-    <w:bookmarkStart w:id="9" w:name="dataset-inspection-and-scoping"/>
+    <w:bookmarkStart w:id="20" w:name="dataset-inspection-and-scoping"/>
     <w:p>
       <w:pPr>
         <w:pStyle w:val="Heading2"/>
@@ -46,11 +70,11 @@
     </w:p>
     <w:p>
       <w:pPr>
-        <w:pStyle w:val="Compact"/>
         <w:numPr>
           <w:ilvl w:val="0"/>
           <w:numId w:val="1001"/>
         </w:numPr>
+        <w:pStyle w:val="Compact"/>
       </w:pPr>
       <w:r>
         <w:t xml:space="preserve">Load and inspect the LinkedIn profile dataset.</w:t>
@@ -58,11 +82,11 @@
     </w:p>
     <w:p>
       <w:pPr>
-        <w:pStyle w:val="Compact"/>
         <w:numPr>
           <w:ilvl w:val="0"/>
           <w:numId w:val="1001"/>
         </w:numPr>
+        <w:pStyle w:val="Compact"/>
       </w:pPr>
       <w:r>
         <w:t xml:space="preserve">Identify which fields are relevant to your assigned client question.</w:t>
@@ -70,11 +94,11 @@
     </w:p>
     <w:p>
       <w:pPr>
-        <w:pStyle w:val="Compact"/>
         <w:numPr>
           <w:ilvl w:val="0"/>
           <w:numId w:val="1001"/>
         </w:numPr>
+        <w:pStyle w:val="Compact"/>
       </w:pPr>
       <w:r>
         <w:t xml:space="preserve">Subset or reshape the data as needed to focus on the relevant unit of analysis.</w:t>
@@ -105,9 +129,22 @@
         </w:rPr>
         <w:t xml:space="preserve">(readr)</w:t>
       </w:r>
-      <w:r>
-        <w:br/>
-      </w:r>
+    </w:p>
+    <w:p>
+      <w:pPr>
+        <w:pStyle w:val="SourceCode"/>
+      </w:pPr>
+      <w:r>
+        <w:rPr>
+          <w:rStyle w:val="VerbatimChar"/>
+        </w:rPr>
+        <w:t xml:space="preserve">## Warning: package 'readr' was built under R version 4.5.2</w:t>
+      </w:r>
+    </w:p>
+    <w:p>
+      <w:pPr>
+        <w:pStyle w:val="SourceCode"/>
+      </w:pPr>
       <w:r>
         <w:rPr>
           <w:rStyle w:val="FunctionTok"/>
@@ -144,6 +181,17 @@
         <w:rPr>
           <w:rStyle w:val="VerbatimChar"/>
         </w:rPr>
+        <w:t xml:space="preserve">## Warning: package 'dplyr' was built under R version 4.5.2</w:t>
+      </w:r>
+    </w:p>
+    <w:p>
+      <w:pPr>
+        <w:pStyle w:val="SourceCode"/>
+      </w:pPr>
+      <w:r>
+        <w:rPr>
+          <w:rStyle w:val="VerbatimChar"/>
+        </w:rPr>
         <w:t xml:space="preserve">## </w:t>
       </w:r>
       <w:r>
@@ -230,9 +278,22 @@
         </w:rPr>
         <w:t xml:space="preserve">(tidyr)</w:t>
       </w:r>
-      <w:r>
-        <w:br/>
-      </w:r>
+    </w:p>
+    <w:p>
+      <w:pPr>
+        <w:pStyle w:val="SourceCode"/>
+      </w:pPr>
+      <w:r>
+        <w:rPr>
+          <w:rStyle w:val="VerbatimChar"/>
+        </w:rPr>
+        <w:t xml:space="preserve">## Warning: package 'tidyr' was built under R version 4.5.2</w:t>
+      </w:r>
+    </w:p>
+    <w:p>
+      <w:pPr>
+        <w:pStyle w:val="SourceCode"/>
+      </w:pPr>
       <w:r>
         <w:rPr>
           <w:rStyle w:val="FunctionTok"/>
@@ -305,9 +366,22 @@
         </w:rPr>
         <w:t xml:space="preserve">(tibble)</w:t>
       </w:r>
-      <w:r>
-        <w:br/>
-      </w:r>
+    </w:p>
+    <w:p>
+      <w:pPr>
+        <w:pStyle w:val="SourceCode"/>
+      </w:pPr>
+      <w:r>
+        <w:rPr>
+          <w:rStyle w:val="VerbatimChar"/>
+        </w:rPr>
+        <w:t xml:space="preserve">## Warning: package 'tibble' was built under R version 4.5.2</w:t>
+      </w:r>
+    </w:p>
+    <w:p>
+      <w:pPr>
+        <w:pStyle w:val="SourceCode"/>
+      </w:pPr>
       <w:r>
         <w:rPr>
           <w:rStyle w:val="FunctionTok"/>
@@ -320,9 +394,22 @@
         </w:rPr>
         <w:t xml:space="preserve">(purrr)</w:t>
       </w:r>
-      <w:r>
-        <w:br/>
-      </w:r>
+    </w:p>
+    <w:p>
+      <w:pPr>
+        <w:pStyle w:val="SourceCode"/>
+      </w:pPr>
+      <w:r>
+        <w:rPr>
+          <w:rStyle w:val="VerbatimChar"/>
+        </w:rPr>
+        <w:t xml:space="preserve">## Warning: package 'purrr' was built under R version 4.5.2</w:t>
+      </w:r>
+    </w:p>
+    <w:p>
+      <w:pPr>
+        <w:pStyle w:val="SourceCode"/>
+      </w:pPr>
       <w:r>
         <w:rPr>
           <w:rStyle w:val="FunctionTok"/>
@@ -464,14 +551,25 @@
         </w:rPr>
         <w:t xml:space="preserve">)</w:t>
       </w:r>
-      <w:r>
-        <w:br/>
-      </w:r>
-      <w:r>
-        <w:rPr>
-          <w:rStyle w:val="NormalTok"/>
-        </w:rPr>
-        <w:t xml:space="preserve">currexp_clean   </w:t>
+    </w:p>
+    <w:p>
+      <w:pPr>
+        <w:pStyle w:val="SourceCode"/>
+      </w:pPr>
+      <w:r>
+        <w:rPr>
+          <w:rStyle w:val="CommentTok"/>
+        </w:rPr>
+        <w:t xml:space="preserve"># Checking how many rows and columns the file has</w:t>
+      </w:r>
+      <w:r>
+        <w:br/>
+      </w:r>
+      <w:r>
+        <w:rPr>
+          <w:rStyle w:val="NormalTok"/>
+        </w:rPr>
+        <w:t xml:space="preserve">file_summary </w:t>
       </w:r>
       <w:r>
         <w:rPr>
@@ -489,7 +587,7 @@
         <w:rPr>
           <w:rStyle w:val="FunctionTok"/>
         </w:rPr>
-        <w:t xml:space="preserve">read.csv</w:t>
+        <w:t xml:space="preserve">cbind</w:t>
       </w:r>
       <w:r>
         <w:rPr>
@@ -498,34 +596,142 @@
         <w:t xml:space="preserve">(</w:t>
       </w:r>
       <w:r>
-        <w:rPr>
-          <w:rStyle w:val="StringTok"/>
-        </w:rPr>
-        <w:t xml:space="preserve">"../data/processed/cleaned_500_current_experiences.csv"</w:t>
-      </w:r>
-      <w:r>
-        <w:rPr>
-          <w:rStyle w:val="NormalTok"/>
-        </w:rPr>
-        <w:t xml:space="preserve">, </w:t>
+        <w:br/>
+      </w:r>
+      <w:r>
+        <w:rPr>
+          <w:rStyle w:val="NormalTok"/>
+        </w:rPr>
+        <w:t xml:space="preserve">  </w:t>
       </w:r>
       <w:r>
         <w:rPr>
           <w:rStyle w:val="AttributeTok"/>
         </w:rPr>
-        <w:t xml:space="preserve">stringsAsFactors =</w:t>
-      </w:r>
-      <w:r>
-        <w:rPr>
-          <w:rStyle w:val="NormalTok"/>
-        </w:rPr>
-        <w:t xml:space="preserve"> </w:t>
-      </w:r>
-      <w:r>
-        <w:rPr>
-          <w:rStyle w:val="ConstantTok"/>
-        </w:rPr>
-        <w:t xml:space="preserve">FALSE</w:t>
+        <w:t xml:space="preserve">File    =</w:t>
+      </w:r>
+      <w:r>
+        <w:rPr>
+          <w:rStyle w:val="NormalTok"/>
+        </w:rPr>
+        <w:t xml:space="preserve"> </w:t>
+      </w:r>
+      <w:r>
+        <w:rPr>
+          <w:rStyle w:val="FunctionTok"/>
+        </w:rPr>
+        <w:t xml:space="preserve">c</w:t>
+      </w:r>
+      <w:r>
+        <w:rPr>
+          <w:rStyle w:val="NormalTok"/>
+        </w:rPr>
+        <w:t xml:space="preserve">(</w:t>
+      </w:r>
+      <w:r>
+        <w:rPr>
+          <w:rStyle w:val="StringTok"/>
+        </w:rPr>
+        <w:t xml:space="preserve">"500 experiences"</w:t>
+      </w:r>
+      <w:r>
+        <w:rPr>
+          <w:rStyle w:val="NormalTok"/>
+        </w:rPr>
+        <w:t xml:space="preserve">),</w:t>
+      </w:r>
+      <w:r>
+        <w:br/>
+      </w:r>
+      <w:r>
+        <w:rPr>
+          <w:rStyle w:val="NormalTok"/>
+        </w:rPr>
+        <w:t xml:space="preserve">  </w:t>
+      </w:r>
+      <w:r>
+        <w:rPr>
+          <w:rStyle w:val="AttributeTok"/>
+        </w:rPr>
+        <w:t xml:space="preserve">Rows    =</w:t>
+      </w:r>
+      <w:r>
+        <w:rPr>
+          <w:rStyle w:val="NormalTok"/>
+        </w:rPr>
+        <w:t xml:space="preserve"> </w:t>
+      </w:r>
+      <w:r>
+        <w:rPr>
+          <w:rStyle w:val="FunctionTok"/>
+        </w:rPr>
+        <w:t xml:space="preserve">c</w:t>
+      </w:r>
+      <w:r>
+        <w:rPr>
+          <w:rStyle w:val="NormalTok"/>
+        </w:rPr>
+        <w:t xml:space="preserve">(</w:t>
+      </w:r>
+      <w:r>
+        <w:rPr>
+          <w:rStyle w:val="FunctionTok"/>
+        </w:rPr>
+        <w:t xml:space="preserve">nrow</w:t>
+      </w:r>
+      <w:r>
+        <w:rPr>
+          <w:rStyle w:val="NormalTok"/>
+        </w:rPr>
+        <w:t xml:space="preserve">(exp_clean)),</w:t>
+      </w:r>
+      <w:r>
+        <w:br/>
+      </w:r>
+      <w:r>
+        <w:rPr>
+          <w:rStyle w:val="NormalTok"/>
+        </w:rPr>
+        <w:t xml:space="preserve">  </w:t>
+      </w:r>
+      <w:r>
+        <w:rPr>
+          <w:rStyle w:val="AttributeTok"/>
+        </w:rPr>
+        <w:t xml:space="preserve">Columns =</w:t>
+      </w:r>
+      <w:r>
+        <w:rPr>
+          <w:rStyle w:val="NormalTok"/>
+        </w:rPr>
+        <w:t xml:space="preserve"> </w:t>
+      </w:r>
+      <w:r>
+        <w:rPr>
+          <w:rStyle w:val="FunctionTok"/>
+        </w:rPr>
+        <w:t xml:space="preserve">c</w:t>
+      </w:r>
+      <w:r>
+        <w:rPr>
+          <w:rStyle w:val="NormalTok"/>
+        </w:rPr>
+        <w:t xml:space="preserve">(</w:t>
+      </w:r>
+      <w:r>
+        <w:rPr>
+          <w:rStyle w:val="FunctionTok"/>
+        </w:rPr>
+        <w:t xml:space="preserve">ncol</w:t>
+      </w:r>
+      <w:r>
+        <w:rPr>
+          <w:rStyle w:val="NormalTok"/>
+        </w:rPr>
+        <w:t xml:space="preserve">(exp_clean))</w:t>
+      </w:r>
+      <w:r>
+        <w:br/>
       </w:r>
       <w:r>
         <w:rPr>
@@ -538,207 +744,15 @@
       </w:r>
       <w:r>
         <w:rPr>
-          <w:rStyle w:val="NormalTok"/>
-        </w:rPr>
-        <w:t xml:space="preserve">skills_clean    </w:t>
-      </w:r>
-      <w:r>
-        <w:rPr>
-          <w:rStyle w:val="OtherTok"/>
-        </w:rPr>
-        <w:t xml:space="preserve">&lt;-</w:t>
-      </w:r>
-      <w:r>
-        <w:rPr>
-          <w:rStyle w:val="NormalTok"/>
-        </w:rPr>
-        <w:t xml:space="preserve"> </w:t>
-      </w:r>
-      <w:r>
-        <w:rPr>
-          <w:rStyle w:val="FunctionTok"/>
-        </w:rPr>
-        <w:t xml:space="preserve">read.csv</w:t>
-      </w:r>
-      <w:r>
-        <w:rPr>
-          <w:rStyle w:val="NormalTok"/>
-        </w:rPr>
-        <w:t xml:space="preserve">(</w:t>
-      </w:r>
-      <w:r>
-        <w:rPr>
-          <w:rStyle w:val="StringTok"/>
-        </w:rPr>
-        <w:t xml:space="preserve">"../data/processed/cleaned_500_skills.csv"</w:t>
-      </w:r>
-      <w:r>
-        <w:rPr>
-          <w:rStyle w:val="NormalTok"/>
-        </w:rPr>
-        <w:t xml:space="preserve">, </w:t>
-      </w:r>
-      <w:r>
-        <w:rPr>
-          <w:rStyle w:val="AttributeTok"/>
-        </w:rPr>
-        <w:t xml:space="preserve">stringsAsFactors =</w:t>
-      </w:r>
-      <w:r>
-        <w:rPr>
-          <w:rStyle w:val="NormalTok"/>
-        </w:rPr>
-        <w:t xml:space="preserve"> </w:t>
-      </w:r>
-      <w:r>
-        <w:rPr>
-          <w:rStyle w:val="ConstantTok"/>
-        </w:rPr>
-        <w:t xml:space="preserve">FALSE</w:t>
-      </w:r>
-      <w:r>
-        <w:rPr>
-          <w:rStyle w:val="NormalTok"/>
-        </w:rPr>
-        <w:t xml:space="preserve">)</w:t>
-      </w:r>
-      <w:r>
-        <w:br/>
-      </w:r>
-      <w:r>
-        <w:rPr>
-          <w:rStyle w:val="NormalTok"/>
-        </w:rPr>
-        <w:t xml:space="preserve">exp_5k_clean    </w:t>
-      </w:r>
-      <w:r>
-        <w:rPr>
-          <w:rStyle w:val="OtherTok"/>
-        </w:rPr>
-        <w:t xml:space="preserve">&lt;-</w:t>
-      </w:r>
-      <w:r>
-        <w:rPr>
-          <w:rStyle w:val="NormalTok"/>
-        </w:rPr>
-        <w:t xml:space="preserve"> </w:t>
-      </w:r>
-      <w:r>
-        <w:rPr>
-          <w:rStyle w:val="FunctionTok"/>
-        </w:rPr>
-        <w:t xml:space="preserve">read.csv</w:t>
-      </w:r>
-      <w:r>
-        <w:rPr>
-          <w:rStyle w:val="NormalTok"/>
-        </w:rPr>
-        <w:t xml:space="preserve">(</w:t>
-      </w:r>
-      <w:r>
-        <w:rPr>
-          <w:rStyle w:val="StringTok"/>
-        </w:rPr>
-        <w:t xml:space="preserve">"../data/processed/cleaned_5k_experiences.csv"</w:t>
-      </w:r>
-      <w:r>
-        <w:rPr>
-          <w:rStyle w:val="NormalTok"/>
-        </w:rPr>
-        <w:t xml:space="preserve">, </w:t>
-      </w:r>
-      <w:r>
-        <w:rPr>
-          <w:rStyle w:val="AttributeTok"/>
-        </w:rPr>
-        <w:t xml:space="preserve">stringsAsFactors =</w:t>
-      </w:r>
-      <w:r>
-        <w:rPr>
-          <w:rStyle w:val="NormalTok"/>
-        </w:rPr>
-        <w:t xml:space="preserve"> </w:t>
-      </w:r>
-      <w:r>
-        <w:rPr>
-          <w:rStyle w:val="ConstantTok"/>
-        </w:rPr>
-        <w:t xml:space="preserve">FALSE</w:t>
-      </w:r>
-      <w:r>
-        <w:rPr>
-          <w:rStyle w:val="NormalTok"/>
-        </w:rPr>
-        <w:t xml:space="preserve">)</w:t>
-      </w:r>
-      <w:r>
-        <w:br/>
-      </w:r>
-      <w:r>
-        <w:rPr>
-          <w:rStyle w:val="NormalTok"/>
-        </w:rPr>
-        <w:t xml:space="preserve">skills_5k_clean </w:t>
-      </w:r>
-      <w:r>
-        <w:rPr>
-          <w:rStyle w:val="OtherTok"/>
-        </w:rPr>
-        <w:t xml:space="preserve">&lt;-</w:t>
-      </w:r>
-      <w:r>
-        <w:rPr>
-          <w:rStyle w:val="NormalTok"/>
-        </w:rPr>
-        <w:t xml:space="preserve"> </w:t>
-      </w:r>
-      <w:r>
-        <w:rPr>
-          <w:rStyle w:val="FunctionTok"/>
-        </w:rPr>
-        <w:t xml:space="preserve">read.csv</w:t>
-      </w:r>
-      <w:r>
-        <w:rPr>
-          <w:rStyle w:val="NormalTok"/>
-        </w:rPr>
-        <w:t xml:space="preserve">(</w:t>
-      </w:r>
-      <w:r>
-        <w:rPr>
-          <w:rStyle w:val="StringTok"/>
-        </w:rPr>
-        <w:t xml:space="preserve">"../data/processed/cleaned_5k_skills.csv"</w:t>
-      </w:r>
-      <w:r>
-        <w:rPr>
-          <w:rStyle w:val="NormalTok"/>
-        </w:rPr>
-        <w:t xml:space="preserve">, </w:t>
-      </w:r>
-      <w:r>
-        <w:rPr>
-          <w:rStyle w:val="AttributeTok"/>
-        </w:rPr>
-        <w:t xml:space="preserve">stringsAsFactors =</w:t>
-      </w:r>
-      <w:r>
-        <w:rPr>
-          <w:rStyle w:val="NormalTok"/>
-        </w:rPr>
-        <w:t xml:space="preserve"> </w:t>
-      </w:r>
-      <w:r>
-        <w:rPr>
-          <w:rStyle w:val="ConstantTok"/>
-        </w:rPr>
-        <w:t xml:space="preserve">FALSE</w:t>
-      </w:r>
-      <w:r>
-        <w:rPr>
-          <w:rStyle w:val="NormalTok"/>
-        </w:rPr>
-        <w:t xml:space="preserve">)</w:t>
+          <w:rStyle w:val="FunctionTok"/>
+        </w:rPr>
+        <w:t xml:space="preserve">print</w:t>
+      </w:r>
+      <w:r>
+        <w:rPr>
+          <w:rStyle w:val="NormalTok"/>
+        </w:rPr>
+        <w:t xml:space="preserve">(file_summary)</w:t>
       </w:r>
     </w:p>
     <w:p>
@@ -747,372 +761,44 @@
       </w:pPr>
       <w:r>
         <w:rPr>
+          <w:rStyle w:val="VerbatimChar"/>
+        </w:rPr>
+        <w:t xml:space="preserve">##      File              Rows  Columns</w:t>
+      </w:r>
+      <w:r>
+        <w:br/>
+      </w:r>
+      <w:r>
+        <w:rPr>
+          <w:rStyle w:val="VerbatimChar"/>
+        </w:rPr>
+        <w:t xml:space="preserve">## [1,] "500 experiences" "452" "31"</w:t>
+      </w:r>
+    </w:p>
+    <w:p>
+      <w:pPr>
+        <w:pStyle w:val="SourceCode"/>
+      </w:pPr>
+      <w:r>
+        <w:rPr>
           <w:rStyle w:val="CommentTok"/>
         </w:rPr>
-        <w:t xml:space="preserve"># Checking how many rows and columns each file has</w:t>
-      </w:r>
-      <w:r>
-        <w:br/>
-      </w:r>
-      <w:r>
-        <w:rPr>
-          <w:rStyle w:val="NormalTok"/>
-        </w:rPr>
-        <w:t xml:space="preserve">file_summary </w:t>
-      </w:r>
-      <w:r>
-        <w:rPr>
-          <w:rStyle w:val="OtherTok"/>
-        </w:rPr>
-        <w:t xml:space="preserve">&lt;-</w:t>
-      </w:r>
-      <w:r>
-        <w:rPr>
-          <w:rStyle w:val="NormalTok"/>
-        </w:rPr>
-        <w:t xml:space="preserve"> </w:t>
-      </w:r>
-      <w:r>
-        <w:rPr>
-          <w:rStyle w:val="FunctionTok"/>
-        </w:rPr>
-        <w:t xml:space="preserve">cbind</w:t>
-      </w:r>
-      <w:r>
-        <w:rPr>
-          <w:rStyle w:val="NormalTok"/>
-        </w:rPr>
-        <w:t xml:space="preserve">(</w:t>
-      </w:r>
-      <w:r>
-        <w:br/>
-      </w:r>
-      <w:r>
-        <w:rPr>
-          <w:rStyle w:val="NormalTok"/>
-        </w:rPr>
-        <w:t xml:space="preserve">  </w:t>
-      </w:r>
-      <w:r>
-        <w:rPr>
-          <w:rStyle w:val="AttributeTok"/>
-        </w:rPr>
-        <w:t xml:space="preserve">File    =</w:t>
-      </w:r>
-      <w:r>
-        <w:rPr>
-          <w:rStyle w:val="NormalTok"/>
-        </w:rPr>
-        <w:t xml:space="preserve"> </w:t>
-      </w:r>
-      <w:r>
-        <w:rPr>
-          <w:rStyle w:val="FunctionTok"/>
-        </w:rPr>
-        <w:t xml:space="preserve">c</w:t>
-      </w:r>
-      <w:r>
-        <w:rPr>
-          <w:rStyle w:val="NormalTok"/>
-        </w:rPr>
-        <w:t xml:space="preserve">(</w:t>
-      </w:r>
-      <w:r>
-        <w:rPr>
-          <w:rStyle w:val="StringTok"/>
-        </w:rPr>
-        <w:t xml:space="preserve">"500 experiences"</w:t>
-      </w:r>
-      <w:r>
-        <w:rPr>
-          <w:rStyle w:val="NormalTok"/>
-        </w:rPr>
-        <w:t xml:space="preserve">, </w:t>
-      </w:r>
-      <w:r>
-        <w:rPr>
-          <w:rStyle w:val="StringTok"/>
-        </w:rPr>
-        <w:t xml:space="preserve">"500 current experiences"</w:t>
-      </w:r>
-      <w:r>
-        <w:rPr>
-          <w:rStyle w:val="NormalTok"/>
-        </w:rPr>
-        <w:t xml:space="preserve">, </w:t>
-      </w:r>
-      <w:r>
-        <w:rPr>
-          <w:rStyle w:val="StringTok"/>
-        </w:rPr>
-        <w:t xml:space="preserve">"500 skills"</w:t>
-      </w:r>
-      <w:r>
-        <w:rPr>
-          <w:rStyle w:val="NormalTok"/>
-        </w:rPr>
-        <w:t xml:space="preserve">,</w:t>
-      </w:r>
-      <w:r>
-        <w:br/>
-      </w:r>
-      <w:r>
-        <w:rPr>
-          <w:rStyle w:val="NormalTok"/>
-        </w:rPr>
-        <w:t xml:space="preserve">              </w:t>
-      </w:r>
-      <w:r>
-        <w:rPr>
-          <w:rStyle w:val="StringTok"/>
-        </w:rPr>
-        <w:t xml:space="preserve">"5k experiences"</w:t>
-      </w:r>
-      <w:r>
-        <w:rPr>
-          <w:rStyle w:val="NormalTok"/>
-        </w:rPr>
-        <w:t xml:space="preserve">, </w:t>
-      </w:r>
-      <w:r>
-        <w:rPr>
-          <w:rStyle w:val="StringTok"/>
-        </w:rPr>
-        <w:t xml:space="preserve">"5k skills"</w:t>
-      </w:r>
-      <w:r>
-        <w:rPr>
-          <w:rStyle w:val="NormalTok"/>
-        </w:rPr>
-        <w:t xml:space="preserve">),</w:t>
-      </w:r>
-      <w:r>
-        <w:br/>
-      </w:r>
-      <w:r>
-        <w:rPr>
-          <w:rStyle w:val="NormalTok"/>
-        </w:rPr>
-        <w:t xml:space="preserve">  </w:t>
-      </w:r>
-      <w:r>
-        <w:rPr>
-          <w:rStyle w:val="AttributeTok"/>
-        </w:rPr>
-        <w:t xml:space="preserve">Rows    =</w:t>
-      </w:r>
-      <w:r>
-        <w:rPr>
-          <w:rStyle w:val="NormalTok"/>
-        </w:rPr>
-        <w:t xml:space="preserve"> </w:t>
-      </w:r>
-      <w:r>
-        <w:rPr>
-          <w:rStyle w:val="FunctionTok"/>
-        </w:rPr>
-        <w:t xml:space="preserve">c</w:t>
-      </w:r>
-      <w:r>
-        <w:rPr>
-          <w:rStyle w:val="NormalTok"/>
-        </w:rPr>
-        <w:t xml:space="preserve">(</w:t>
-      </w:r>
-      <w:r>
-        <w:rPr>
-          <w:rStyle w:val="FunctionTok"/>
-        </w:rPr>
-        <w:t xml:space="preserve">nrow</w:t>
-      </w:r>
-      <w:r>
-        <w:rPr>
-          <w:rStyle w:val="NormalTok"/>
-        </w:rPr>
-        <w:t xml:space="preserve">(exp_clean), </w:t>
-      </w:r>
-      <w:r>
-        <w:rPr>
-          <w:rStyle w:val="FunctionTok"/>
-        </w:rPr>
-        <w:t xml:space="preserve">nrow</w:t>
-      </w:r>
-      <w:r>
-        <w:rPr>
-          <w:rStyle w:val="NormalTok"/>
-        </w:rPr>
-        <w:t xml:space="preserve">(currexp_clean), </w:t>
-      </w:r>
-      <w:r>
-        <w:rPr>
-          <w:rStyle w:val="FunctionTok"/>
-        </w:rPr>
-        <w:t xml:space="preserve">nrow</w:t>
-      </w:r>
-      <w:r>
-        <w:rPr>
-          <w:rStyle w:val="NormalTok"/>
-        </w:rPr>
-        <w:t xml:space="preserve">(skills_clean),</w:t>
-      </w:r>
-      <w:r>
-        <w:br/>
-      </w:r>
-      <w:r>
-        <w:rPr>
-          <w:rStyle w:val="NormalTok"/>
-        </w:rPr>
-        <w:t xml:space="preserve">              </w:t>
-      </w:r>
-      <w:r>
-        <w:rPr>
-          <w:rStyle w:val="FunctionTok"/>
-        </w:rPr>
-        <w:t xml:space="preserve">nrow</w:t>
-      </w:r>
-      <w:r>
-        <w:rPr>
-          <w:rStyle w:val="NormalTok"/>
-        </w:rPr>
-        <w:t xml:space="preserve">(exp_5k_clean), </w:t>
-      </w:r>
-      <w:r>
-        <w:rPr>
-          <w:rStyle w:val="FunctionTok"/>
-        </w:rPr>
-        <w:t xml:space="preserve">nrow</w:t>
-      </w:r>
-      <w:r>
-        <w:rPr>
-          <w:rStyle w:val="NormalTok"/>
-        </w:rPr>
-        <w:t xml:space="preserve">(skills_5k_clean)),</w:t>
-      </w:r>
-      <w:r>
-        <w:br/>
-      </w:r>
-      <w:r>
-        <w:rPr>
-          <w:rStyle w:val="NormalTok"/>
-        </w:rPr>
-        <w:t xml:space="preserve">  </w:t>
-      </w:r>
-      <w:r>
-        <w:rPr>
-          <w:rStyle w:val="AttributeTok"/>
-        </w:rPr>
-        <w:t xml:space="preserve">Columns =</w:t>
-      </w:r>
-      <w:r>
-        <w:rPr>
-          <w:rStyle w:val="NormalTok"/>
-        </w:rPr>
-        <w:t xml:space="preserve"> </w:t>
-      </w:r>
-      <w:r>
-        <w:rPr>
-          <w:rStyle w:val="FunctionTok"/>
-        </w:rPr>
-        <w:t xml:space="preserve">c</w:t>
-      </w:r>
-      <w:r>
-        <w:rPr>
-          <w:rStyle w:val="NormalTok"/>
-        </w:rPr>
-        <w:t xml:space="preserve">(</w:t>
-      </w:r>
-      <w:r>
-        <w:rPr>
-          <w:rStyle w:val="FunctionTok"/>
-        </w:rPr>
-        <w:t xml:space="preserve">ncol</w:t>
-      </w:r>
-      <w:r>
-        <w:rPr>
-          <w:rStyle w:val="NormalTok"/>
-        </w:rPr>
-        <w:t xml:space="preserve">(exp_clean), </w:t>
-      </w:r>
-      <w:r>
-        <w:rPr>
-          <w:rStyle w:val="FunctionTok"/>
-        </w:rPr>
-        <w:t xml:space="preserve">ncol</w:t>
-      </w:r>
-      <w:r>
-        <w:rPr>
-          <w:rStyle w:val="NormalTok"/>
-        </w:rPr>
-        <w:t xml:space="preserve">(currexp_clean), </w:t>
-      </w:r>
-      <w:r>
-        <w:rPr>
-          <w:rStyle w:val="FunctionTok"/>
-        </w:rPr>
-        <w:t xml:space="preserve">ncol</w:t>
-      </w:r>
-      <w:r>
-        <w:rPr>
-          <w:rStyle w:val="NormalTok"/>
-        </w:rPr>
-        <w:t xml:space="preserve">(skills_clean),</w:t>
-      </w:r>
-      <w:r>
-        <w:br/>
-      </w:r>
-      <w:r>
-        <w:rPr>
-          <w:rStyle w:val="NormalTok"/>
-        </w:rPr>
-        <w:t xml:space="preserve">              </w:t>
-      </w:r>
-      <w:r>
-        <w:rPr>
-          <w:rStyle w:val="FunctionTok"/>
-        </w:rPr>
-        <w:t xml:space="preserve">ncol</w:t>
-      </w:r>
-      <w:r>
-        <w:rPr>
-          <w:rStyle w:val="NormalTok"/>
-        </w:rPr>
-        <w:t xml:space="preserve">(exp_5k_clean), </w:t>
-      </w:r>
-      <w:r>
-        <w:rPr>
-          <w:rStyle w:val="FunctionTok"/>
-        </w:rPr>
-        <w:t xml:space="preserve">ncol</w:t>
-      </w:r>
-      <w:r>
-        <w:rPr>
-          <w:rStyle w:val="NormalTok"/>
-        </w:rPr>
-        <w:t xml:space="preserve">(skills_5k_clean))</w:t>
-      </w:r>
-      <w:r>
-        <w:br/>
-      </w:r>
-      <w:r>
-        <w:rPr>
-          <w:rStyle w:val="NormalTok"/>
-        </w:rPr>
-        <w:t xml:space="preserve">)</w:t>
-      </w:r>
-      <w:r>
-        <w:br/>
-      </w:r>
-      <w:r>
-        <w:rPr>
-          <w:rStyle w:val="FunctionTok"/>
-        </w:rPr>
-        <w:t xml:space="preserve">print</w:t>
-      </w:r>
-      <w:r>
-        <w:rPr>
-          <w:rStyle w:val="NormalTok"/>
-        </w:rPr>
-        <w:t xml:space="preserve">(file_summary)</w:t>
+        <w:t xml:space="preserve"># Checking column names</w:t>
+      </w:r>
+      <w:r>
+        <w:br/>
+      </w:r>
+      <w:r>
+        <w:rPr>
+          <w:rStyle w:val="FunctionTok"/>
+        </w:rPr>
+        <w:t xml:space="preserve">names</w:t>
+      </w:r>
+      <w:r>
+        <w:rPr>
+          <w:rStyle w:val="NormalTok"/>
+        </w:rPr>
+        <w:t xml:space="preserve">(exp_clean)</w:t>
       </w:r>
     </w:p>
     <w:p>
@@ -1123,52 +809,70 @@
         <w:rPr>
           <w:rStyle w:val="VerbatimChar"/>
         </w:rPr>
-        <w:t xml:space="preserve">##      File                      Rows    Columns</w:t>
-      </w:r>
-      <w:r>
-        <w:br/>
-      </w:r>
-      <w:r>
-        <w:rPr>
-          <w:rStyle w:val="VerbatimChar"/>
-        </w:rPr>
-        <w:t xml:space="preserve">## [1,] "500 experiences"         "452"   "31"   </w:t>
-      </w:r>
-      <w:r>
-        <w:br/>
-      </w:r>
-      <w:r>
-        <w:rPr>
-          <w:rStyle w:val="VerbatimChar"/>
-        </w:rPr>
-        <w:t xml:space="preserve">## [2,] "500 current experiences" "452"   "6"    </w:t>
-      </w:r>
-      <w:r>
-        <w:br/>
-      </w:r>
-      <w:r>
-        <w:rPr>
-          <w:rStyle w:val="VerbatimChar"/>
-        </w:rPr>
-        <w:t xml:space="preserve">## [3,] "500 skills"              "6364"  "2"    </w:t>
-      </w:r>
-      <w:r>
-        <w:br/>
-      </w:r>
-      <w:r>
-        <w:rPr>
-          <w:rStyle w:val="VerbatimChar"/>
-        </w:rPr>
-        <w:t xml:space="preserve">## [4,] "5k experiences"          "5865"  "13"   </w:t>
-      </w:r>
-      <w:r>
-        <w:br/>
-      </w:r>
-      <w:r>
-        <w:rPr>
-          <w:rStyle w:val="VerbatimChar"/>
-        </w:rPr>
-        <w:t xml:space="preserve">## [5,] "5k skills"               "77128" "2"</w:t>
+        <w:t xml:space="preserve">##  [1] "linkedinUrl"     "jobDescription"  "jobTitle"        "companyName"    </w:t>
+      </w:r>
+      <w:r>
+        <w:br/>
+      </w:r>
+      <w:r>
+        <w:rPr>
+          <w:rStyle w:val="VerbatimChar"/>
+        </w:rPr>
+        <w:t xml:space="preserve">##  [5] "jobStartedOn_1"  "jobStartedOn_2"  "jobStartedOn_3"  "jobStartedOn_4" </w:t>
+      </w:r>
+      <w:r>
+        <w:br/>
+      </w:r>
+      <w:r>
+        <w:rPr>
+          <w:rStyle w:val="VerbatimChar"/>
+        </w:rPr>
+        <w:t xml:space="preserve">##  [9] "jobStartedOn_5"  "jobStartedOn_6"  "jobStartedOn_7"  "jobStartedOn_8" </w:t>
+      </w:r>
+      <w:r>
+        <w:br/>
+      </w:r>
+      <w:r>
+        <w:rPr>
+          <w:rStyle w:val="VerbatimChar"/>
+        </w:rPr>
+        <w:t xml:space="preserve">## [13] "jobStartedOn_9"  "jobStartedOn_10" "jobStartedOn_11" "jobStartedOn_12"</w:t>
+      </w:r>
+      <w:r>
+        <w:br/>
+      </w:r>
+      <w:r>
+        <w:rPr>
+          <w:rStyle w:val="VerbatimChar"/>
+        </w:rPr>
+        <w:t xml:space="preserve">## [17] "jobStartedOn_13" "jobStartedOn_14" "jobStartedOn_15" "jobStartedOn_16"</w:t>
+      </w:r>
+      <w:r>
+        <w:br/>
+      </w:r>
+      <w:r>
+        <w:rPr>
+          <w:rStyle w:val="VerbatimChar"/>
+        </w:rPr>
+        <w:t xml:space="preserve">## [21] "jobStartedOn_17" "jobStartedOn_18" "jobStartedOn_19" "jobStartedOn_20"</w:t>
+      </w:r>
+      <w:r>
+        <w:br/>
+      </w:r>
+      <w:r>
+        <w:rPr>
+          <w:rStyle w:val="VerbatimChar"/>
+        </w:rPr>
+        <w:t xml:space="preserve">## [25] "jobStartedOn_21" "jobStartedOn_22" "jobStartedOn_23" "jobStartedOn_24"</w:t>
+      </w:r>
+      <w:r>
+        <w:br/>
+      </w:r>
+      <w:r>
+        <w:rPr>
+          <w:rStyle w:val="VerbatimChar"/>
+        </w:rPr>
+        <w:t xml:space="preserve">## [29] "jobStartedOn_25" "jobStartedOn_26" "jobStartedOn_27"</w:t>
       </w:r>
     </w:p>
     <w:p>
@@ -1179,16 +883,16 @@
         <w:rPr>
           <w:rStyle w:val="CommentTok"/>
         </w:rPr>
-        <w:t xml:space="preserve"># Checking column names</w:t>
-      </w:r>
-      <w:r>
-        <w:br/>
-      </w:r>
-      <w:r>
-        <w:rPr>
-          <w:rStyle w:val="FunctionTok"/>
-        </w:rPr>
-        <w:t xml:space="preserve">names</w:t>
+        <w:t xml:space="preserve"># Structure and data types</w:t>
+      </w:r>
+      <w:r>
+        <w:br/>
+      </w:r>
+      <w:r>
+        <w:rPr>
+          <w:rStyle w:val="FunctionTok"/>
+        </w:rPr>
+        <w:t xml:space="preserve">str</w:t>
       </w:r>
       <w:r>
         <w:rPr>
@@ -1205,216 +909,6 @@
         <w:rPr>
           <w:rStyle w:val="VerbatimChar"/>
         </w:rPr>
-        <w:t xml:space="preserve">##  [1] "linkedinUrl"     "jobDescription"  "jobTitle"        "companyName"    </w:t>
-      </w:r>
-      <w:r>
-        <w:br/>
-      </w:r>
-      <w:r>
-        <w:rPr>
-          <w:rStyle w:val="VerbatimChar"/>
-        </w:rPr>
-        <w:t xml:space="preserve">##  [5] "jobStartedOn_1"  "jobStartedOn_2"  "jobStartedOn_3"  "jobStartedOn_4" </w:t>
-      </w:r>
-      <w:r>
-        <w:br/>
-      </w:r>
-      <w:r>
-        <w:rPr>
-          <w:rStyle w:val="VerbatimChar"/>
-        </w:rPr>
-        <w:t xml:space="preserve">##  [9] "jobStartedOn_5"  "jobStartedOn_6"  "jobStartedOn_7"  "jobStartedOn_8" </w:t>
-      </w:r>
-      <w:r>
-        <w:br/>
-      </w:r>
-      <w:r>
-        <w:rPr>
-          <w:rStyle w:val="VerbatimChar"/>
-        </w:rPr>
-        <w:t xml:space="preserve">## [13] "jobStartedOn_9"  "jobStartedOn_10" "jobStartedOn_11" "jobStartedOn_12"</w:t>
-      </w:r>
-      <w:r>
-        <w:br/>
-      </w:r>
-      <w:r>
-        <w:rPr>
-          <w:rStyle w:val="VerbatimChar"/>
-        </w:rPr>
-        <w:t xml:space="preserve">## [17] "jobStartedOn_13" "jobStartedOn_14" "jobStartedOn_15" "jobStartedOn_16"</w:t>
-      </w:r>
-      <w:r>
-        <w:br/>
-      </w:r>
-      <w:r>
-        <w:rPr>
-          <w:rStyle w:val="VerbatimChar"/>
-        </w:rPr>
-        <w:t xml:space="preserve">## [21] "jobStartedOn_17" "jobStartedOn_18" "jobStartedOn_19" "jobStartedOn_20"</w:t>
-      </w:r>
-      <w:r>
-        <w:br/>
-      </w:r>
-      <w:r>
-        <w:rPr>
-          <w:rStyle w:val="VerbatimChar"/>
-        </w:rPr>
-        <w:t xml:space="preserve">## [25] "jobStartedOn_21" "jobStartedOn_22" "jobStartedOn_23" "jobStartedOn_24"</w:t>
-      </w:r>
-      <w:r>
-        <w:br/>
-      </w:r>
-      <w:r>
-        <w:rPr>
-          <w:rStyle w:val="VerbatimChar"/>
-        </w:rPr>
-        <w:t xml:space="preserve">## [29] "jobStartedOn_25" "jobStartedOn_26" "jobStartedOn_27"</w:t>
-      </w:r>
-    </w:p>
-    <w:p>
-      <w:pPr>
-        <w:pStyle w:val="SourceCode"/>
-      </w:pPr>
-      <w:r>
-        <w:rPr>
-          <w:rStyle w:val="FunctionTok"/>
-        </w:rPr>
-        <w:t xml:space="preserve">names</w:t>
-      </w:r>
-      <w:r>
-        <w:rPr>
-          <w:rStyle w:val="NormalTok"/>
-        </w:rPr>
-        <w:t xml:space="preserve">(exp_5k_clean)</w:t>
-      </w:r>
-    </w:p>
-    <w:p>
-      <w:pPr>
-        <w:pStyle w:val="SourceCode"/>
-      </w:pPr>
-      <w:r>
-        <w:rPr>
-          <w:rStyle w:val="VerbatimChar"/>
-        </w:rPr>
-        <w:t xml:space="preserve">##  [1] "linkedin_url"             "headline"                </w:t>
-      </w:r>
-      <w:r>
-        <w:br/>
-      </w:r>
-      <w:r>
-        <w:rPr>
-          <w:rStyle w:val="VerbatimChar"/>
-        </w:rPr>
-        <w:t xml:space="preserve">##  [3] "field_of_study"           "current_job_title"       </w:t>
-      </w:r>
-      <w:r>
-        <w:br/>
-      </w:r>
-      <w:r>
-        <w:rPr>
-          <w:rStyle w:val="VerbatimChar"/>
-        </w:rPr>
-        <w:t xml:space="preserve">##  [5] "current_job_description"  "current_company_name"    </w:t>
-      </w:r>
-      <w:r>
-        <w:br/>
-      </w:r>
-      <w:r>
-        <w:rPr>
-          <w:rStyle w:val="VerbatimChar"/>
-        </w:rPr>
-        <w:t xml:space="preserve">##  [7] "current_job_industry"     "previous_job_title"      </w:t>
-      </w:r>
-      <w:r>
-        <w:br/>
-      </w:r>
-      <w:r>
-        <w:rPr>
-          <w:rStyle w:val="VerbatimChar"/>
-        </w:rPr>
-        <w:t xml:space="preserve">##  [9] "previous_job_description" "previous_company_name"   </w:t>
-      </w:r>
-      <w:r>
-        <w:br/>
-      </w:r>
-      <w:r>
-        <w:rPr>
-          <w:rStyle w:val="VerbatimChar"/>
-        </w:rPr>
-        <w:t xml:space="preserve">## [11] "previous_job_Industry"    "Skills"                  </w:t>
-      </w:r>
-      <w:r>
-        <w:br/>
-      </w:r>
-      <w:r>
-        <w:rPr>
-          <w:rStyle w:val="VerbatimChar"/>
-        </w:rPr>
-        <w:t xml:space="preserve">## [13] "total_experience_count"</w:t>
-      </w:r>
-    </w:p>
-    <w:p>
-      <w:pPr>
-        <w:pStyle w:val="SourceCode"/>
-      </w:pPr>
-      <w:r>
-        <w:rPr>
-          <w:rStyle w:val="FunctionTok"/>
-        </w:rPr>
-        <w:t xml:space="preserve">names</w:t>
-      </w:r>
-      <w:r>
-        <w:rPr>
-          <w:rStyle w:val="NormalTok"/>
-        </w:rPr>
-        <w:t xml:space="preserve">(skills_5k_clean)</w:t>
-      </w:r>
-    </w:p>
-    <w:p>
-      <w:pPr>
-        <w:pStyle w:val="SourceCode"/>
-      </w:pPr>
-      <w:r>
-        <w:rPr>
-          <w:rStyle w:val="VerbatimChar"/>
-        </w:rPr>
-        <w:t xml:space="preserve">## [1] "linkedin_url" "Skills"</w:t>
-      </w:r>
-    </w:p>
-    <w:p>
-      <w:pPr>
-        <w:pStyle w:val="SourceCode"/>
-      </w:pPr>
-      <w:r>
-        <w:rPr>
-          <w:rStyle w:val="CommentTok"/>
-        </w:rPr>
-        <w:t xml:space="preserve"># Structure and data types</w:t>
-      </w:r>
-      <w:r>
-        <w:br/>
-      </w:r>
-      <w:r>
-        <w:rPr>
-          <w:rStyle w:val="FunctionTok"/>
-        </w:rPr>
-        <w:t xml:space="preserve">str</w:t>
-      </w:r>
-      <w:r>
-        <w:rPr>
-          <w:rStyle w:val="NormalTok"/>
-        </w:rPr>
-        <w:t xml:space="preserve">(exp_clean)</w:t>
-      </w:r>
-    </w:p>
-    <w:p>
-      <w:pPr>
-        <w:pStyle w:val="SourceCode"/>
-      </w:pPr>
-      <w:r>
-        <w:rPr>
-          <w:rStyle w:val="VerbatimChar"/>
-        </w:rPr>
         <w:t xml:space="preserve">## 'data.frame':    452 obs. of  31 variables:</w:t>
       </w:r>
       <w:r>
@@ -1697,199 +1191,8 @@
         <w:t xml:space="preserve">##  $ jobStartedOn_27: chr  NA NA NA NA ...</w:t>
       </w:r>
     </w:p>
-    <w:p>
-      <w:pPr>
-        <w:pStyle w:val="SourceCode"/>
-      </w:pPr>
-      <w:r>
-        <w:rPr>
-          <w:rStyle w:val="FunctionTok"/>
-        </w:rPr>
-        <w:t xml:space="preserve">str</w:t>
-      </w:r>
-      <w:r>
-        <w:rPr>
-          <w:rStyle w:val="NormalTok"/>
-        </w:rPr>
-        <w:t xml:space="preserve">(exp_5k_clean)</w:t>
-      </w:r>
-    </w:p>
-    <w:p>
-      <w:pPr>
-        <w:pStyle w:val="SourceCode"/>
-      </w:pPr>
-      <w:r>
-        <w:rPr>
-          <w:rStyle w:val="VerbatimChar"/>
-        </w:rPr>
-        <w:t xml:space="preserve">## 'data.frame':    5865 obs. of  13 variables:</w:t>
-      </w:r>
-      <w:r>
-        <w:br/>
-      </w:r>
-      <w:r>
-        <w:rPr>
-          <w:rStyle w:val="VerbatimChar"/>
-        </w:rPr>
-        <w:t xml:space="preserve">##  $ linkedin_url            : chr  "https://www.linkedin.com/in/dalejankowski/" "https://www.linkedin.com/in/dalewilliamb/" "https://www.linkedin.com/in/dale-morgan-77405912/" "https://www.linkedin.com/in/dale-white-9bb750b/" ...</w:t>
-      </w:r>
-      <w:r>
-        <w:br/>
-      </w:r>
-      <w:r>
-        <w:rPr>
-          <w:rStyle w:val="VerbatimChar"/>
-        </w:rPr>
-        <w:t xml:space="preserve">##  $ headline                : chr  "Life Transitions and Estate Sale Services" "Engineer" "Program Manager/Analyst  (Federal laws &amp; regulations)" "Senior Development Engineer" ...</w:t>
-      </w:r>
-      <w:r>
-        <w:br/>
-      </w:r>
-      <w:r>
-        <w:rPr>
-          <w:rStyle w:val="VerbatimChar"/>
-        </w:rPr>
-        <w:t xml:space="preserve">##  $ field_of_study          : chr  "BA, Psychology" "Master of Science (SM), System Design and Management - Software Architecture" "Bachelor of Arts (B.A.), Elementary Education and Teaching with minor in Psychology" "MSEE, Electrical Enginering" ...</w:t>
-      </w:r>
-      <w:r>
-        <w:br/>
-      </w:r>
-      <w:r>
-        <w:rPr>
-          <w:rStyle w:val="VerbatimChar"/>
-        </w:rPr>
-        <w:t xml:space="preserve">##  $ current_job_title       : chr  "Legacy Life Transitions Manager" "Senior Backend Engineer" "Retired" "Senior Development Engineer" ...</w:t>
-      </w:r>
-      <w:r>
-        <w:br/>
-      </w:r>
-      <w:r>
-        <w:rPr>
-          <w:rStyle w:val="VerbatimChar"/>
-        </w:rPr>
-        <w:t xml:space="preserve">##  $ current_job_description : chr  NA NA NA "•\tEvaluated sites, both remote and in-person, for project suitability,  feasibility and risk for solar and sto"| __truncated__ ...</w:t>
-      </w:r>
-      <w:r>
-        <w:br/>
-      </w:r>
-      <w:r>
-        <w:rPr>
-          <w:rStyle w:val="VerbatimChar"/>
-        </w:rPr>
-        <w:t xml:space="preserve">##  $ current_company_name    : chr  "Legacy Life Transitions" "RTK Tickets" "Federal Government" "Distributed Asset Solutions" ...</w:t>
-      </w:r>
-      <w:r>
-        <w:br/>
-      </w:r>
-      <w:r>
-        <w:rPr>
-          <w:rStyle w:val="VerbatimChar"/>
-        </w:rPr>
-        <w:t xml:space="preserve">##  $ current_job_industry    : chr  "Wholesale Building Materials" "Retail" "Government Administration" NA ...</w:t>
-      </w:r>
-      <w:r>
-        <w:br/>
-      </w:r>
-      <w:r>
-        <w:rPr>
-          <w:rStyle w:val="VerbatimChar"/>
-        </w:rPr>
-        <w:t xml:space="preserve">##  $ previous_job_title      : chr  "Realtor" "Senior Product Engineer" NA "Lecturer" ...</w:t>
-      </w:r>
-      <w:r>
-        <w:br/>
-      </w:r>
-      <w:r>
-        <w:rPr>
-          <w:rStyle w:val="VerbatimChar"/>
-        </w:rPr>
-        <w:t xml:space="preserve">##  $ previous_job_description: chr  "•       Seniors Real Estate Specialist designation\n•\tSourced and directly meet with clients interested in sel"| __truncated__ "•\tPromoted quickly to a senior role, leading a team of engineers and managing projects from conception to comp"| __truncated__ NA "Specializing in hardware based courses for the computer engineering program. Classes consist mainly of 200 and "| __truncated__ ...</w:t>
-      </w:r>
-      <w:r>
-        <w:br/>
-      </w:r>
-      <w:r>
-        <w:rPr>
-          <w:rStyle w:val="VerbatimChar"/>
-        </w:rPr>
-        <w:t xml:space="preserve">##  $ previous_company_name   : chr  "Crye Leike Realtors" "Pawling Engineered Products, Inc." NA "California State University Long Beach, College of Engineering" ...</w:t>
-      </w:r>
-      <w:r>
-        <w:br/>
-      </w:r>
-      <w:r>
-        <w:rPr>
-          <w:rStyle w:val="VerbatimChar"/>
-        </w:rPr>
-        <w:t xml:space="preserve">##  $ previous_job_Industry   : chr  NA NA NA NA ...</w:t>
-      </w:r>
-      <w:r>
-        <w:br/>
-      </w:r>
-      <w:r>
-        <w:rPr>
-          <w:rStyle w:val="VerbatimChar"/>
-        </w:rPr>
-        <w:t xml:space="preserve">##  $ Skills                  : chr  "Communication, Project Management, Teamwork, Customer Satisfaction, Sales Management, Customer Experience, Busi"| __truncated__ "Software Development, Object-Oriented Programming (OOP), Engineering, Technical Writing, Robotics, Business Pla"| __truncated__ "Microsoft Office, Project Management, Government, Strategic Planning, Change Management, Process Improvement, P"| __truncated__ "Renewable Energy, Voltage, Short Circuit, Low-Voltage Engineering, Line Sizing, ETAP, Electrical Equipment, Cal"| __truncated__ ...</w:t>
-      </w:r>
-      <w:r>
-        <w:br/>
-      </w:r>
-      <w:r>
-        <w:rPr>
-          <w:rStyle w:val="VerbatimChar"/>
-        </w:rPr>
-        <w:t xml:space="preserve">##  $ total_experience_count  : int  8 4 3 4 6 6 15 5 4 2 ...</w:t>
-      </w:r>
-    </w:p>
-    <w:p>
-      <w:pPr>
-        <w:pStyle w:val="SourceCode"/>
-      </w:pPr>
-      <w:r>
-        <w:rPr>
-          <w:rStyle w:val="FunctionTok"/>
-        </w:rPr>
-        <w:t xml:space="preserve">str</w:t>
-      </w:r>
-      <w:r>
-        <w:rPr>
-          <w:rStyle w:val="NormalTok"/>
-        </w:rPr>
-        <w:t xml:space="preserve">(skills_5k_clean)</w:t>
-      </w:r>
-    </w:p>
-    <w:p>
-      <w:pPr>
-        <w:pStyle w:val="SourceCode"/>
-      </w:pPr>
-      <w:r>
-        <w:rPr>
-          <w:rStyle w:val="VerbatimChar"/>
-        </w:rPr>
-        <w:t xml:space="preserve">## 'data.frame':    77128 obs. of  2 variables:</w:t>
-      </w:r>
-      <w:r>
-        <w:br/>
-      </w:r>
-      <w:r>
-        <w:rPr>
-          <w:rStyle w:val="VerbatimChar"/>
-        </w:rPr>
-        <w:t xml:space="preserve">##  $ linkedin_url: chr  "https://www.linkedin.com/in/dalejankowski/" "https://www.linkedin.com/in/dalejankowski/" "https://www.linkedin.com/in/dalejankowski/" "https://www.linkedin.com/in/dalejankowski/" ...</w:t>
-      </w:r>
-      <w:r>
-        <w:br/>
-      </w:r>
-      <w:r>
-        <w:rPr>
-          <w:rStyle w:val="VerbatimChar"/>
-        </w:rPr>
-        <w:t xml:space="preserve">##  $ Skills      : chr  "Communication" "Project Management" "Teamwork" "Customer Satisfaction" ...</w:t>
-      </w:r>
-    </w:p>
-    <w:bookmarkEnd w:id="9"/>
-    <w:bookmarkStart w:id="10" w:name="data-quality-and-validation"/>
+    <w:bookmarkEnd w:id="20"/>
+    <w:bookmarkStart w:id="21" w:name="data-quality-and-validation"/>
     <w:p>
       <w:pPr>
         <w:pStyle w:val="Heading2"/>
@@ -1900,11 +1203,11 @@
     </w:p>
     <w:p>
       <w:pPr>
-        <w:pStyle w:val="Compact"/>
         <w:numPr>
           <w:ilvl w:val="0"/>
           <w:numId w:val="1002"/>
         </w:numPr>
+        <w:pStyle w:val="Compact"/>
       </w:pPr>
       <w:r>
         <w:t xml:space="preserve">Check for and document: missing or null values, inconsistent formatting, duplicate profiles or records.</w:t>
@@ -1912,11 +1215,11 @@
     </w:p>
     <w:p>
       <w:pPr>
-        <w:pStyle w:val="Compact"/>
         <w:numPr>
           <w:ilvl w:val="0"/>
           <w:numId w:val="1002"/>
         </w:numPr>
+        <w:pStyle w:val="Compact"/>
       </w:pPr>
       <w:r>
         <w:t xml:space="preserve">Apply entity integrity checks and referential integrity checks.</w:t>
@@ -1924,11 +1227,11 @@
     </w:p>
     <w:p>
       <w:pPr>
-        <w:pStyle w:val="Compact"/>
         <w:numPr>
           <w:ilvl w:val="0"/>
           <w:numId w:val="1002"/>
         </w:numPr>
+        <w:pStyle w:val="Compact"/>
       </w:pPr>
       <w:r>
         <w:t xml:space="preserve">Document your resolution strategy for each data quality issue found.</w:t>
@@ -1946,24 +1249,24 @@
       </w:r>
       <w:r>
         <w:rPr>
+          <w:bCs/>
           <w:b/>
+        </w:rPr>
+        <w:t xml:space="preserve">Data Quality and Validation</w:t>
+      </w:r>
+      <w:r>
+        <w:t xml:space="preserve"> </w:t>
+      </w:r>
+      <w:r>
+        <w:t xml:space="preserve">stage, we applied</w:t>
+      </w:r>
+      <w:r>
+        <w:t xml:space="preserve"> </w:t>
+      </w:r>
+      <w:r>
+        <w:rPr>
           <w:bCs/>
-        </w:rPr>
-        <w:t xml:space="preserve">Data Quality and Validation</w:t>
-      </w:r>
-      <w:r>
-        <w:t xml:space="preserve"> </w:t>
-      </w:r>
-      <w:r>
-        <w:t xml:space="preserve">stage, we applied</w:t>
-      </w:r>
-      <w:r>
-        <w:t xml:space="preserve"> </w:t>
-      </w:r>
-      <w:r>
-        <w:rPr>
           <w:b/>
-          <w:bCs/>
         </w:rPr>
         <w:t xml:space="preserve">missing value analysis, duplicate record detection, unique identifier validation, completeness checking, and cross-dataset comparison</w:t>
       </w:r>
@@ -2029,6 +1332,219 @@
       </w:pPr>
       <w:r>
         <w:rPr>
+          <w:rStyle w:val="CommentTok"/>
+        </w:rPr>
+        <w:t xml:space="preserve"># checking to see which column has a missing value</w:t>
+      </w:r>
+      <w:r>
+        <w:br/>
+      </w:r>
+      <w:r>
+        <w:rPr>
+          <w:rStyle w:val="FunctionTok"/>
+        </w:rPr>
+        <w:t xml:space="preserve">colSums</w:t>
+      </w:r>
+      <w:r>
+        <w:rPr>
+          <w:rStyle w:val="NormalTok"/>
+        </w:rPr>
+        <w:t xml:space="preserve">(</w:t>
+      </w:r>
+      <w:r>
+        <w:rPr>
+          <w:rStyle w:val="FunctionTok"/>
+        </w:rPr>
+        <w:t xml:space="preserve">is.na</w:t>
+      </w:r>
+      <w:r>
+        <w:rPr>
+          <w:rStyle w:val="NormalTok"/>
+        </w:rPr>
+        <w:t xml:space="preserve">(exp_clean))</w:t>
+      </w:r>
+    </w:p>
+    <w:p>
+      <w:pPr>
+        <w:pStyle w:val="SourceCode"/>
+      </w:pPr>
+      <w:r>
+        <w:rPr>
+          <w:rStyle w:val="VerbatimChar"/>
+        </w:rPr>
+        <w:t xml:space="preserve">##     linkedinUrl  jobDescription        jobTitle     companyName  jobStartedOn_1 </w:t>
+      </w:r>
+      <w:r>
+        <w:br/>
+      </w:r>
+      <w:r>
+        <w:rPr>
+          <w:rStyle w:val="VerbatimChar"/>
+        </w:rPr>
+        <w:t xml:space="preserve">##               0               0               0               0              19 </w:t>
+      </w:r>
+      <w:r>
+        <w:br/>
+      </w:r>
+      <w:r>
+        <w:rPr>
+          <w:rStyle w:val="VerbatimChar"/>
+        </w:rPr>
+        <w:t xml:space="preserve">##  jobStartedOn_2  jobStartedOn_3  jobStartedOn_4  jobStartedOn_5  jobStartedOn_6 </w:t>
+      </w:r>
+      <w:r>
+        <w:br/>
+      </w:r>
+      <w:r>
+        <w:rPr>
+          <w:rStyle w:val="VerbatimChar"/>
+        </w:rPr>
+        <w:t xml:space="preserve">##              28              65              95             143             195 </w:t>
+      </w:r>
+      <w:r>
+        <w:br/>
+      </w:r>
+      <w:r>
+        <w:rPr>
+          <w:rStyle w:val="VerbatimChar"/>
+        </w:rPr>
+        <w:t xml:space="preserve">##  jobStartedOn_7  jobStartedOn_8  jobStartedOn_9 jobStartedOn_10 jobStartedOn_11 </w:t>
+      </w:r>
+      <w:r>
+        <w:br/>
+      </w:r>
+      <w:r>
+        <w:rPr>
+          <w:rStyle w:val="VerbatimChar"/>
+        </w:rPr>
+        <w:t xml:space="preserve">##             250             285             329             364             385 </w:t>
+      </w:r>
+      <w:r>
+        <w:br/>
+      </w:r>
+      <w:r>
+        <w:rPr>
+          <w:rStyle w:val="VerbatimChar"/>
+        </w:rPr>
+        <w:t xml:space="preserve">## jobStartedOn_12 jobStartedOn_13 jobStartedOn_14 jobStartedOn_15 jobStartedOn_16 </w:t>
+      </w:r>
+      <w:r>
+        <w:br/>
+      </w:r>
+      <w:r>
+        <w:rPr>
+          <w:rStyle w:val="VerbatimChar"/>
+        </w:rPr>
+        <w:t xml:space="preserve">##             402             414             424             431             440 </w:t>
+      </w:r>
+      <w:r>
+        <w:br/>
+      </w:r>
+      <w:r>
+        <w:rPr>
+          <w:rStyle w:val="VerbatimChar"/>
+        </w:rPr>
+        <w:t xml:space="preserve">## jobStartedOn_17 jobStartedOn_18 jobStartedOn_19 jobStartedOn_20 jobStartedOn_21 </w:t>
+      </w:r>
+      <w:r>
+        <w:br/>
+      </w:r>
+      <w:r>
+        <w:rPr>
+          <w:rStyle w:val="VerbatimChar"/>
+        </w:rPr>
+        <w:t xml:space="preserve">##             444             448             450             450             450 </w:t>
+      </w:r>
+      <w:r>
+        <w:br/>
+      </w:r>
+      <w:r>
+        <w:rPr>
+          <w:rStyle w:val="VerbatimChar"/>
+        </w:rPr>
+        <w:t xml:space="preserve">## jobStartedOn_22 jobStartedOn_23 jobStartedOn_24 jobStartedOn_25 jobStartedOn_26 </w:t>
+      </w:r>
+      <w:r>
+        <w:br/>
+      </w:r>
+      <w:r>
+        <w:rPr>
+          <w:rStyle w:val="VerbatimChar"/>
+        </w:rPr>
+        <w:t xml:space="preserve">##             450             451             451             451             451 </w:t>
+      </w:r>
+      <w:r>
+        <w:br/>
+      </w:r>
+      <w:r>
+        <w:rPr>
+          <w:rStyle w:val="VerbatimChar"/>
+        </w:rPr>
+        <w:t xml:space="preserve">## jobStartedOn_27 </w:t>
+      </w:r>
+      <w:r>
+        <w:br/>
+      </w:r>
+      <w:r>
+        <w:rPr>
+          <w:rStyle w:val="VerbatimChar"/>
+        </w:rPr>
+        <w:t xml:space="preserve">##             451</w:t>
+      </w:r>
+    </w:p>
+    <w:p>
+      <w:pPr>
+        <w:pStyle w:val="SourceCode"/>
+      </w:pPr>
+      <w:r>
+        <w:rPr>
+          <w:rStyle w:val="CommentTok"/>
+        </w:rPr>
+        <w:t xml:space="preserve"># Resolution Strategy Note:</w:t>
+      </w:r>
+      <w:r>
+        <w:br/>
+      </w:r>
+      <w:r>
+        <w:rPr>
+          <w:rStyle w:val="CommentTok"/>
+        </w:rPr>
+        <w:t xml:space="preserve"># most missing values were related to job started or ended on and other columns</w:t>
+      </w:r>
+      <w:r>
+        <w:br/>
+      </w:r>
+      <w:r>
+        <w:rPr>
+          <w:rStyle w:val="CommentTok"/>
+        </w:rPr>
+        <w:t xml:space="preserve"># like industry and company name. Our key columns such as linkedin url and</w:t>
+      </w:r>
+      <w:r>
+        <w:br/>
+      </w:r>
+      <w:r>
+        <w:rPr>
+          <w:rStyle w:val="CommentTok"/>
+        </w:rPr>
+        <w:t xml:space="preserve"># job descriptions have no missing values.</w:t>
+      </w:r>
+    </w:p>
+    <w:p>
+      <w:pPr>
+        <w:pStyle w:val="SourceCode"/>
+      </w:pPr>
+      <w:r>
+        <w:rPr>
+          <w:rStyle w:val="CommentTok"/>
+        </w:rPr>
+        <w:t xml:space="preserve"># checking for duplicated linkedin urls</w:t>
+      </w:r>
+      <w:r>
+        <w:br/>
+      </w:r>
+      <w:r>
+        <w:rPr>
           <w:rStyle w:val="FunctionTok"/>
         </w:rPr>
         <w:t xml:space="preserve">sum</w:t>
@@ -2043,13 +1559,97 @@
         <w:rPr>
           <w:rStyle w:val="FunctionTok"/>
         </w:rPr>
+        <w:t xml:space="preserve">duplicated</w:t>
+      </w:r>
+      <w:r>
+        <w:rPr>
+          <w:rStyle w:val="NormalTok"/>
+        </w:rPr>
+        <w:t xml:space="preserve">(exp_clean</w:t>
+      </w:r>
+      <w:r>
+        <w:rPr>
+          <w:rStyle w:val="SpecialCharTok"/>
+        </w:rPr>
+        <w:t xml:space="preserve">$</w:t>
+      </w:r>
+      <w:r>
+        <w:rPr>
+          <w:rStyle w:val="NormalTok"/>
+        </w:rPr>
+        <w:t xml:space="preserve">linkedinUrl))</w:t>
+      </w:r>
+    </w:p>
+    <w:p>
+      <w:pPr>
+        <w:pStyle w:val="SourceCode"/>
+      </w:pPr>
+      <w:r>
+        <w:rPr>
+          <w:rStyle w:val="VerbatimChar"/>
+        </w:rPr>
+        <w:t xml:space="preserve">## [1] 0</w:t>
+      </w:r>
+    </w:p>
+    <w:p>
+      <w:pPr>
+        <w:pStyle w:val="SourceCode"/>
+      </w:pPr>
+      <w:r>
+        <w:rPr>
+          <w:rStyle w:val="CommentTok"/>
+        </w:rPr>
+        <w:t xml:space="preserve"># no duplicates in linkedin</w:t>
+      </w:r>
+    </w:p>
+    <w:p>
+      <w:pPr>
+        <w:pStyle w:val="SourceCode"/>
+      </w:pPr>
+      <w:r>
+        <w:rPr>
+          <w:rStyle w:val="CommentTok"/>
+        </w:rPr>
+        <w:t xml:space="preserve"># checking for any missing linkedin url links</w:t>
+      </w:r>
+      <w:r>
+        <w:br/>
+      </w:r>
+      <w:r>
+        <w:rPr>
+          <w:rStyle w:val="FunctionTok"/>
+        </w:rPr>
+        <w:t xml:space="preserve">sum</w:t>
+      </w:r>
+      <w:r>
+        <w:rPr>
+          <w:rStyle w:val="NormalTok"/>
+        </w:rPr>
+        <w:t xml:space="preserve">(</w:t>
+      </w:r>
+      <w:r>
+        <w:rPr>
+          <w:rStyle w:val="FunctionTok"/>
+        </w:rPr>
         <w:t xml:space="preserve">is.na</w:t>
       </w:r>
       <w:r>
         <w:rPr>
           <w:rStyle w:val="NormalTok"/>
         </w:rPr>
-        <w:t xml:space="preserve">(exp_5k_clean))</w:t>
+        <w:t xml:space="preserve">(exp_clean</w:t>
+      </w:r>
+      <w:r>
+        <w:rPr>
+          <w:rStyle w:val="SpecialCharTok"/>
+        </w:rPr>
+        <w:t xml:space="preserve">$</w:t>
+      </w:r>
+      <w:r>
+        <w:rPr>
+          <w:rStyle w:val="NormalTok"/>
+        </w:rPr>
+        <w:t xml:space="preserve">linkedinUrl))</w:t>
       </w:r>
     </w:p>
     <w:p>
@@ -2060,7 +1660,7 @@
         <w:rPr>
           <w:rStyle w:val="VerbatimChar"/>
         </w:rPr>
-        <w:t xml:space="preserve">## [1] 18172</w:t>
+        <w:t xml:space="preserve">## [1] 0</w:t>
       </w:r>
     </w:p>
     <w:p>
@@ -2069,6 +1669,26 @@
       </w:pPr>
       <w:r>
         <w:rPr>
+          <w:rStyle w:val="CommentTok"/>
+        </w:rPr>
+        <w:t xml:space="preserve"># no missing urls</w:t>
+      </w:r>
+    </w:p>
+    <w:p>
+      <w:pPr>
+        <w:pStyle w:val="SourceCode"/>
+      </w:pPr>
+      <w:r>
+        <w:rPr>
+          <w:rStyle w:val="CommentTok"/>
+        </w:rPr>
+        <w:t xml:space="preserve"># checking to see how many profiles have job desc in 500 data</w:t>
+      </w:r>
+      <w:r>
+        <w:br/>
+      </w:r>
+      <w:r>
+        <w:rPr>
           <w:rStyle w:val="FunctionTok"/>
         </w:rPr>
         <w:t xml:space="preserve">sum</w:t>
@@ -2081,6 +1701,12 @@
       </w:r>
       <w:r>
         <w:rPr>
+          <w:rStyle w:val="SpecialCharTok"/>
+        </w:rPr>
+        <w:t xml:space="preserve">!</w:t>
+      </w:r>
+      <w:r>
+        <w:rPr>
           <w:rStyle w:val="FunctionTok"/>
         </w:rPr>
         <w:t xml:space="preserve">is.na</w:t>
@@ -2089,7 +1715,67 @@
         <w:rPr>
           <w:rStyle w:val="NormalTok"/>
         </w:rPr>
-        <w:t xml:space="preserve">(skills_5k_clean))</w:t>
+        <w:t xml:space="preserve">(exp_clean</w:t>
+      </w:r>
+      <w:r>
+        <w:rPr>
+          <w:rStyle w:val="SpecialCharTok"/>
+        </w:rPr>
+        <w:t xml:space="preserve">$</w:t>
+      </w:r>
+      <w:r>
+        <w:rPr>
+          <w:rStyle w:val="NormalTok"/>
+        </w:rPr>
+        <w:t xml:space="preserve">jobDescription) </w:t>
+      </w:r>
+      <w:r>
+        <w:rPr>
+          <w:rStyle w:val="SpecialCharTok"/>
+        </w:rPr>
+        <w:t xml:space="preserve">&amp;</w:t>
+      </w:r>
+      <w:r>
+        <w:rPr>
+          <w:rStyle w:val="NormalTok"/>
+        </w:rPr>
+        <w:t xml:space="preserve"> exp_clean</w:t>
+      </w:r>
+      <w:r>
+        <w:rPr>
+          <w:rStyle w:val="SpecialCharTok"/>
+        </w:rPr>
+        <w:t xml:space="preserve">$</w:t>
+      </w:r>
+      <w:r>
+        <w:rPr>
+          <w:rStyle w:val="NormalTok"/>
+        </w:rPr>
+        <w:t xml:space="preserve">jobDescription </w:t>
+      </w:r>
+      <w:r>
+        <w:rPr>
+          <w:rStyle w:val="SpecialCharTok"/>
+        </w:rPr>
+        <w:t xml:space="preserve">!=</w:t>
+      </w:r>
+      <w:r>
+        <w:rPr>
+          <w:rStyle w:val="NormalTok"/>
+        </w:rPr>
+        <w:t xml:space="preserve"> </w:t>
+      </w:r>
+      <w:r>
+        <w:rPr>
+          <w:rStyle w:val="StringTok"/>
+        </w:rPr>
+        <w:t xml:space="preserve">""</w:t>
+      </w:r>
+      <w:r>
+        <w:rPr>
+          <w:rStyle w:val="NormalTok"/>
+        </w:rPr>
+        <w:t xml:space="preserve">)</w:t>
       </w:r>
     </w:p>
     <w:p>
@@ -2100,7 +1786,7 @@
         <w:rPr>
           <w:rStyle w:val="VerbatimChar"/>
         </w:rPr>
-        <w:t xml:space="preserve">## [1] 0</w:t>
+        <w:t xml:space="preserve">## [1] 316</w:t>
       </w:r>
     </w:p>
     <w:p>
@@ -2111,294 +1797,16 @@
         <w:rPr>
           <w:rStyle w:val="CommentTok"/>
         </w:rPr>
-        <w:t xml:space="preserve"># checking to see which column has a missing value</w:t>
-      </w:r>
-      <w:r>
-        <w:br/>
-      </w:r>
-      <w:r>
-        <w:rPr>
-          <w:rStyle w:val="FunctionTok"/>
-        </w:rPr>
-        <w:t xml:space="preserve">colSums</w:t>
-      </w:r>
-      <w:r>
-        <w:rPr>
-          <w:rStyle w:val="NormalTok"/>
-        </w:rPr>
-        <w:t xml:space="preserve">(</w:t>
-      </w:r>
-      <w:r>
-        <w:rPr>
-          <w:rStyle w:val="FunctionTok"/>
-        </w:rPr>
-        <w:t xml:space="preserve">is.na</w:t>
-      </w:r>
-      <w:r>
-        <w:rPr>
-          <w:rStyle w:val="NormalTok"/>
-        </w:rPr>
-        <w:t xml:space="preserve">(exp_clean))</w:t>
-      </w:r>
-    </w:p>
-    <w:p>
-      <w:pPr>
-        <w:pStyle w:val="SourceCode"/>
-      </w:pPr>
-      <w:r>
-        <w:rPr>
-          <w:rStyle w:val="VerbatimChar"/>
-        </w:rPr>
-        <w:t xml:space="preserve">##     linkedinUrl  jobDescription        jobTitle     companyName  jobStartedOn_1 </w:t>
-      </w:r>
-      <w:r>
-        <w:br/>
-      </w:r>
-      <w:r>
-        <w:rPr>
-          <w:rStyle w:val="VerbatimChar"/>
-        </w:rPr>
-        <w:t xml:space="preserve">##               0               0               0               0              19 </w:t>
-      </w:r>
-      <w:r>
-        <w:br/>
-      </w:r>
-      <w:r>
-        <w:rPr>
-          <w:rStyle w:val="VerbatimChar"/>
-        </w:rPr>
-        <w:t xml:space="preserve">##  jobStartedOn_2  jobStartedOn_3  jobStartedOn_4  jobStartedOn_5  jobStartedOn_6 </w:t>
-      </w:r>
-      <w:r>
-        <w:br/>
-      </w:r>
-      <w:r>
-        <w:rPr>
-          <w:rStyle w:val="VerbatimChar"/>
-        </w:rPr>
-        <w:t xml:space="preserve">##              28              65              95             143             195 </w:t>
-      </w:r>
-      <w:r>
-        <w:br/>
-      </w:r>
-      <w:r>
-        <w:rPr>
-          <w:rStyle w:val="VerbatimChar"/>
-        </w:rPr>
-        <w:t xml:space="preserve">##  jobStartedOn_7  jobStartedOn_8  jobStartedOn_9 jobStartedOn_10 jobStartedOn_11 </w:t>
-      </w:r>
-      <w:r>
-        <w:br/>
-      </w:r>
-      <w:r>
-        <w:rPr>
-          <w:rStyle w:val="VerbatimChar"/>
-        </w:rPr>
-        <w:t xml:space="preserve">##             250             285             329             364             385 </w:t>
-      </w:r>
-      <w:r>
-        <w:br/>
-      </w:r>
-      <w:r>
-        <w:rPr>
-          <w:rStyle w:val="VerbatimChar"/>
-        </w:rPr>
-        <w:t xml:space="preserve">## jobStartedOn_12 jobStartedOn_13 jobStartedOn_14 jobStartedOn_15 jobStartedOn_16 </w:t>
-      </w:r>
-      <w:r>
-        <w:br/>
-      </w:r>
-      <w:r>
-        <w:rPr>
-          <w:rStyle w:val="VerbatimChar"/>
-        </w:rPr>
-        <w:t xml:space="preserve">##             402             414             424             431             440 </w:t>
-      </w:r>
-      <w:r>
-        <w:br/>
-      </w:r>
-      <w:r>
-        <w:rPr>
-          <w:rStyle w:val="VerbatimChar"/>
-        </w:rPr>
-        <w:t xml:space="preserve">## jobStartedOn_17 jobStartedOn_18 jobStartedOn_19 jobStartedOn_20 jobStartedOn_21 </w:t>
-      </w:r>
-      <w:r>
-        <w:br/>
-      </w:r>
-      <w:r>
-        <w:rPr>
-          <w:rStyle w:val="VerbatimChar"/>
-        </w:rPr>
-        <w:t xml:space="preserve">##             444             448             450             450             450 </w:t>
-      </w:r>
-      <w:r>
-        <w:br/>
-      </w:r>
-      <w:r>
-        <w:rPr>
-          <w:rStyle w:val="VerbatimChar"/>
-        </w:rPr>
-        <w:t xml:space="preserve">## jobStartedOn_22 jobStartedOn_23 jobStartedOn_24 jobStartedOn_25 jobStartedOn_26 </w:t>
-      </w:r>
-      <w:r>
-        <w:br/>
-      </w:r>
-      <w:r>
-        <w:rPr>
-          <w:rStyle w:val="VerbatimChar"/>
-        </w:rPr>
-        <w:t xml:space="preserve">##             450             451             451             451             451 </w:t>
-      </w:r>
-      <w:r>
-        <w:br/>
-      </w:r>
-      <w:r>
-        <w:rPr>
-          <w:rStyle w:val="VerbatimChar"/>
-        </w:rPr>
-        <w:t xml:space="preserve">## jobStartedOn_27 </w:t>
-      </w:r>
-      <w:r>
-        <w:br/>
-      </w:r>
-      <w:r>
-        <w:rPr>
-          <w:rStyle w:val="VerbatimChar"/>
-        </w:rPr>
-        <w:t xml:space="preserve">##             451</w:t>
-      </w:r>
-    </w:p>
-    <w:p>
-      <w:pPr>
-        <w:pStyle w:val="SourceCode"/>
-      </w:pPr>
-      <w:r>
-        <w:rPr>
-          <w:rStyle w:val="FunctionTok"/>
-        </w:rPr>
-        <w:t xml:space="preserve">colSums</w:t>
-      </w:r>
-      <w:r>
-        <w:rPr>
-          <w:rStyle w:val="NormalTok"/>
-        </w:rPr>
-        <w:t xml:space="preserve">(</w:t>
-      </w:r>
-      <w:r>
-        <w:rPr>
-          <w:rStyle w:val="FunctionTok"/>
-        </w:rPr>
-        <w:t xml:space="preserve">is.na</w:t>
-      </w:r>
-      <w:r>
-        <w:rPr>
-          <w:rStyle w:val="NormalTok"/>
-        </w:rPr>
-        <w:t xml:space="preserve">(exp_5k_clean))</w:t>
-      </w:r>
-    </w:p>
-    <w:p>
-      <w:pPr>
-        <w:pStyle w:val="SourceCode"/>
-      </w:pPr>
-      <w:r>
-        <w:rPr>
-          <w:rStyle w:val="VerbatimChar"/>
-        </w:rPr>
-        <w:t xml:space="preserve">##             linkedin_url                 headline           field_of_study </w:t>
-      </w:r>
-      <w:r>
-        <w:br/>
-      </w:r>
-      <w:r>
-        <w:rPr>
-          <w:rStyle w:val="VerbatimChar"/>
-        </w:rPr>
-        <w:t xml:space="preserve">##                        0                      121                      849 </w:t>
-      </w:r>
-      <w:r>
-        <w:br/>
-      </w:r>
-      <w:r>
-        <w:rPr>
-          <w:rStyle w:val="VerbatimChar"/>
-        </w:rPr>
-        <w:t xml:space="preserve">##        current_job_title  current_job_description     current_company_name </w:t>
-      </w:r>
-      <w:r>
-        <w:br/>
-      </w:r>
-      <w:r>
-        <w:rPr>
-          <w:rStyle w:val="VerbatimChar"/>
-        </w:rPr>
-        <w:t xml:space="preserve">##                      461                     3815                      505 </w:t>
-      </w:r>
-      <w:r>
-        <w:br/>
-      </w:r>
-      <w:r>
-        <w:rPr>
-          <w:rStyle w:val="VerbatimChar"/>
-        </w:rPr>
-        <w:t xml:space="preserve">##     current_job_industry       previous_job_title previous_job_description </w:t>
-      </w:r>
-      <w:r>
-        <w:br/>
-      </w:r>
-      <w:r>
-        <w:rPr>
-          <w:rStyle w:val="VerbatimChar"/>
-        </w:rPr>
-        <w:t xml:space="preserve">##                     1699                     1621                     3505 </w:t>
-      </w:r>
-      <w:r>
-        <w:br/>
-      </w:r>
-      <w:r>
-        <w:rPr>
-          <w:rStyle w:val="VerbatimChar"/>
-        </w:rPr>
-        <w:t xml:space="preserve">##    previous_company_name    previous_job_Industry                   Skills </w:t>
-      </w:r>
-      <w:r>
-        <w:br/>
-      </w:r>
-      <w:r>
-        <w:rPr>
-          <w:rStyle w:val="VerbatimChar"/>
-        </w:rPr>
-        <w:t xml:space="preserve">##                     1630                     2819                     1028 </w:t>
-      </w:r>
-      <w:r>
-        <w:br/>
-      </w:r>
-      <w:r>
-        <w:rPr>
-          <w:rStyle w:val="VerbatimChar"/>
-        </w:rPr>
-        <w:t xml:space="preserve">##   total_experience_count </w:t>
-      </w:r>
-      <w:r>
-        <w:br/>
-      </w:r>
-      <w:r>
-        <w:rPr>
-          <w:rStyle w:val="VerbatimChar"/>
-        </w:rPr>
-        <w:t xml:space="preserve">##                      119</w:t>
-      </w:r>
-    </w:p>
-    <w:p>
-      <w:pPr>
-        <w:pStyle w:val="SourceCode"/>
-      </w:pPr>
+        <w:t xml:space="preserve"># Resolution Strategy Note:</w:t>
+      </w:r>
+      <w:r>
+        <w:br/>
+      </w:r>
       <w:r>
         <w:rPr>
           <w:rStyle w:val="CommentTok"/>
         </w:rPr>
-        <w:t xml:space="preserve"># Resolution Strategy Note:</w:t>
+        <w:t xml:space="preserve"># we have 316/452 profiles with job description in 500 data (about 70%)</w:t>
       </w:r>
       <w:r>
         <w:br/>
@@ -2407,699 +1815,11 @@
         <w:rPr>
           <w:rStyle w:val="CommentTok"/>
         </w:rPr>
-        <w:t xml:space="preserve"># most missing values were related to job started or ended on and other columns</w:t>
-      </w:r>
-      <w:r>
-        <w:br/>
-      </w:r>
-      <w:r>
-        <w:rPr>
-          <w:rStyle w:val="CommentTok"/>
-        </w:rPr>
-        <w:t xml:space="preserve"># like industry and company name. Our key columns such as linkedin url and</w:t>
-      </w:r>
-      <w:r>
-        <w:br/>
-      </w:r>
-      <w:r>
-        <w:rPr>
-          <w:rStyle w:val="CommentTok"/>
-        </w:rPr>
-        <w:t xml:space="preserve"># job descriptions have no missing values.</w:t>
-      </w:r>
-    </w:p>
-    <w:p>
-      <w:pPr>
-        <w:pStyle w:val="SourceCode"/>
-      </w:pPr>
-      <w:r>
-        <w:rPr>
-          <w:rStyle w:val="CommentTok"/>
-        </w:rPr>
-        <w:t xml:space="preserve"># checking for duplicated linkedin urls</w:t>
-      </w:r>
-      <w:r>
-        <w:br/>
-      </w:r>
-      <w:r>
-        <w:rPr>
-          <w:rStyle w:val="FunctionTok"/>
-        </w:rPr>
-        <w:t xml:space="preserve">sum</w:t>
-      </w:r>
-      <w:r>
-        <w:rPr>
-          <w:rStyle w:val="NormalTok"/>
-        </w:rPr>
-        <w:t xml:space="preserve">(</w:t>
-      </w:r>
-      <w:r>
-        <w:rPr>
-          <w:rStyle w:val="FunctionTok"/>
-        </w:rPr>
-        <w:t xml:space="preserve">duplicated</w:t>
-      </w:r>
-      <w:r>
-        <w:rPr>
-          <w:rStyle w:val="NormalTok"/>
-        </w:rPr>
-        <w:t xml:space="preserve">(exp_clean</w:t>
-      </w:r>
-      <w:r>
-        <w:rPr>
-          <w:rStyle w:val="SpecialCharTok"/>
-        </w:rPr>
-        <w:t xml:space="preserve">$</w:t>
-      </w:r>
-      <w:r>
-        <w:rPr>
-          <w:rStyle w:val="NormalTok"/>
-        </w:rPr>
-        <w:t xml:space="preserve">linkedinUrl))</w:t>
-      </w:r>
-    </w:p>
-    <w:p>
-      <w:pPr>
-        <w:pStyle w:val="SourceCode"/>
-      </w:pPr>
-      <w:r>
-        <w:rPr>
-          <w:rStyle w:val="VerbatimChar"/>
-        </w:rPr>
-        <w:t xml:space="preserve">## [1] 0</w:t>
-      </w:r>
-    </w:p>
-    <w:p>
-      <w:pPr>
-        <w:pStyle w:val="SourceCode"/>
-      </w:pPr>
-      <w:r>
-        <w:rPr>
-          <w:rStyle w:val="FunctionTok"/>
-        </w:rPr>
-        <w:t xml:space="preserve">sum</w:t>
-      </w:r>
-      <w:r>
-        <w:rPr>
-          <w:rStyle w:val="NormalTok"/>
-        </w:rPr>
-        <w:t xml:space="preserve">(</w:t>
-      </w:r>
-      <w:r>
-        <w:rPr>
-          <w:rStyle w:val="FunctionTok"/>
-        </w:rPr>
-        <w:t xml:space="preserve">duplicated</w:t>
-      </w:r>
-      <w:r>
-        <w:rPr>
-          <w:rStyle w:val="NormalTok"/>
-        </w:rPr>
-        <w:t xml:space="preserve">(exp_5k_clean</w:t>
-      </w:r>
-      <w:r>
-        <w:rPr>
-          <w:rStyle w:val="SpecialCharTok"/>
-        </w:rPr>
-        <w:t xml:space="preserve">$</w:t>
-      </w:r>
-      <w:r>
-        <w:rPr>
-          <w:rStyle w:val="NormalTok"/>
-        </w:rPr>
-        <w:t xml:space="preserve">linkedinUrl))</w:t>
-      </w:r>
-    </w:p>
-    <w:p>
-      <w:pPr>
-        <w:pStyle w:val="SourceCode"/>
-      </w:pPr>
-      <w:r>
-        <w:rPr>
-          <w:rStyle w:val="VerbatimChar"/>
-        </w:rPr>
-        <w:t xml:space="preserve">## [1] 0</w:t>
-      </w:r>
-    </w:p>
-    <w:p>
-      <w:pPr>
-        <w:pStyle w:val="SourceCode"/>
-      </w:pPr>
-      <w:r>
-        <w:rPr>
-          <w:rStyle w:val="CommentTok"/>
-        </w:rPr>
-        <w:t xml:space="preserve"># no duplicates in linkedin</w:t>
-      </w:r>
-    </w:p>
-    <w:p>
-      <w:pPr>
-        <w:pStyle w:val="SourceCode"/>
-      </w:pPr>
-      <w:r>
-        <w:rPr>
-          <w:rStyle w:val="CommentTok"/>
-        </w:rPr>
-        <w:t xml:space="preserve"># checking for any missing linkedin url links</w:t>
-      </w:r>
-      <w:r>
-        <w:br/>
-      </w:r>
-      <w:r>
-        <w:rPr>
-          <w:rStyle w:val="FunctionTok"/>
-        </w:rPr>
-        <w:t xml:space="preserve">sum</w:t>
-      </w:r>
-      <w:r>
-        <w:rPr>
-          <w:rStyle w:val="NormalTok"/>
-        </w:rPr>
-        <w:t xml:space="preserve">(</w:t>
-      </w:r>
-      <w:r>
-        <w:rPr>
-          <w:rStyle w:val="FunctionTok"/>
-        </w:rPr>
-        <w:t xml:space="preserve">is.na</w:t>
-      </w:r>
-      <w:r>
-        <w:rPr>
-          <w:rStyle w:val="NormalTok"/>
-        </w:rPr>
-        <w:t xml:space="preserve">(exp_clean</w:t>
-      </w:r>
-      <w:r>
-        <w:rPr>
-          <w:rStyle w:val="SpecialCharTok"/>
-        </w:rPr>
-        <w:t xml:space="preserve">$</w:t>
-      </w:r>
-      <w:r>
-        <w:rPr>
-          <w:rStyle w:val="NormalTok"/>
-        </w:rPr>
-        <w:t xml:space="preserve">linkedinUrl))</w:t>
-      </w:r>
-    </w:p>
-    <w:p>
-      <w:pPr>
-        <w:pStyle w:val="SourceCode"/>
-      </w:pPr>
-      <w:r>
-        <w:rPr>
-          <w:rStyle w:val="VerbatimChar"/>
-        </w:rPr>
-        <w:t xml:space="preserve">## [1] 0</w:t>
-      </w:r>
-    </w:p>
-    <w:p>
-      <w:pPr>
-        <w:pStyle w:val="SourceCode"/>
-      </w:pPr>
-      <w:r>
-        <w:rPr>
-          <w:rStyle w:val="FunctionTok"/>
-        </w:rPr>
-        <w:t xml:space="preserve">sum</w:t>
-      </w:r>
-      <w:r>
-        <w:rPr>
-          <w:rStyle w:val="NormalTok"/>
-        </w:rPr>
-        <w:t xml:space="preserve">(</w:t>
-      </w:r>
-      <w:r>
-        <w:rPr>
-          <w:rStyle w:val="FunctionTok"/>
-        </w:rPr>
-        <w:t xml:space="preserve">is.na</w:t>
-      </w:r>
-      <w:r>
-        <w:rPr>
-          <w:rStyle w:val="NormalTok"/>
-        </w:rPr>
-        <w:t xml:space="preserve">(exp_5k_clean</w:t>
-      </w:r>
-      <w:r>
-        <w:rPr>
-          <w:rStyle w:val="SpecialCharTok"/>
-        </w:rPr>
-        <w:t xml:space="preserve">$</w:t>
-      </w:r>
-      <w:r>
-        <w:rPr>
-          <w:rStyle w:val="NormalTok"/>
-        </w:rPr>
-        <w:t xml:space="preserve">linkedin_url))</w:t>
-      </w:r>
-    </w:p>
-    <w:p>
-      <w:pPr>
-        <w:pStyle w:val="SourceCode"/>
-      </w:pPr>
-      <w:r>
-        <w:rPr>
-          <w:rStyle w:val="VerbatimChar"/>
-        </w:rPr>
-        <w:t xml:space="preserve">## [1] 0</w:t>
-      </w:r>
-    </w:p>
-    <w:p>
-      <w:pPr>
-        <w:pStyle w:val="SourceCode"/>
-      </w:pPr>
-      <w:r>
-        <w:rPr>
-          <w:rStyle w:val="CommentTok"/>
-        </w:rPr>
-        <w:t xml:space="preserve"># no missing urls</w:t>
-      </w:r>
-    </w:p>
-    <w:p>
-      <w:pPr>
-        <w:pStyle w:val="SourceCode"/>
-      </w:pPr>
-      <w:r>
-        <w:rPr>
-          <w:rStyle w:val="CommentTok"/>
-        </w:rPr>
-        <w:t xml:space="preserve"># checking to see how many profiles have job desc in 500 data and 5k data</w:t>
-      </w:r>
-      <w:r>
-        <w:br/>
-      </w:r>
-      <w:r>
-        <w:rPr>
-          <w:rStyle w:val="FunctionTok"/>
-        </w:rPr>
-        <w:t xml:space="preserve">sum</w:t>
-      </w:r>
-      <w:r>
-        <w:rPr>
-          <w:rStyle w:val="NormalTok"/>
-        </w:rPr>
-        <w:t xml:space="preserve">(</w:t>
-      </w:r>
-      <w:r>
-        <w:rPr>
-          <w:rStyle w:val="SpecialCharTok"/>
-        </w:rPr>
-        <w:t xml:space="preserve">!</w:t>
-      </w:r>
-      <w:r>
-        <w:rPr>
-          <w:rStyle w:val="FunctionTok"/>
-        </w:rPr>
-        <w:t xml:space="preserve">is.na</w:t>
-      </w:r>
-      <w:r>
-        <w:rPr>
-          <w:rStyle w:val="NormalTok"/>
-        </w:rPr>
-        <w:t xml:space="preserve">(exp_clean</w:t>
-      </w:r>
-      <w:r>
-        <w:rPr>
-          <w:rStyle w:val="SpecialCharTok"/>
-        </w:rPr>
-        <w:t xml:space="preserve">$</w:t>
-      </w:r>
-      <w:r>
-        <w:rPr>
-          <w:rStyle w:val="NormalTok"/>
-        </w:rPr>
-        <w:t xml:space="preserve">jobDescription) </w:t>
-      </w:r>
-      <w:r>
-        <w:rPr>
-          <w:rStyle w:val="SpecialCharTok"/>
-        </w:rPr>
-        <w:t xml:space="preserve">&amp;</w:t>
-      </w:r>
-      <w:r>
-        <w:rPr>
-          <w:rStyle w:val="NormalTok"/>
-        </w:rPr>
-        <w:t xml:space="preserve"> exp_clean</w:t>
-      </w:r>
-      <w:r>
-        <w:rPr>
-          <w:rStyle w:val="SpecialCharTok"/>
-        </w:rPr>
-        <w:t xml:space="preserve">$</w:t>
-      </w:r>
-      <w:r>
-        <w:rPr>
-          <w:rStyle w:val="NormalTok"/>
-        </w:rPr>
-        <w:t xml:space="preserve">jobDescription </w:t>
-      </w:r>
-      <w:r>
-        <w:rPr>
-          <w:rStyle w:val="SpecialCharTok"/>
-        </w:rPr>
-        <w:t xml:space="preserve">!=</w:t>
-      </w:r>
-      <w:r>
-        <w:rPr>
-          <w:rStyle w:val="NormalTok"/>
-        </w:rPr>
-        <w:t xml:space="preserve"> </w:t>
-      </w:r>
-      <w:r>
-        <w:rPr>
-          <w:rStyle w:val="StringTok"/>
-        </w:rPr>
-        <w:t xml:space="preserve">""</w:t>
-      </w:r>
-      <w:r>
-        <w:rPr>
-          <w:rStyle w:val="NormalTok"/>
-        </w:rPr>
-        <w:t xml:space="preserve">)</w:t>
-      </w:r>
-    </w:p>
-    <w:p>
-      <w:pPr>
-        <w:pStyle w:val="SourceCode"/>
-      </w:pPr>
-      <w:r>
-        <w:rPr>
-          <w:rStyle w:val="VerbatimChar"/>
-        </w:rPr>
-        <w:t xml:space="preserve">## [1] 316</w:t>
-      </w:r>
-    </w:p>
-    <w:p>
-      <w:pPr>
-        <w:pStyle w:val="SourceCode"/>
-      </w:pPr>
-      <w:r>
-        <w:rPr>
-          <w:rStyle w:val="FunctionTok"/>
-        </w:rPr>
-        <w:t xml:space="preserve">sum</w:t>
-      </w:r>
-      <w:r>
-        <w:rPr>
-          <w:rStyle w:val="NormalTok"/>
-        </w:rPr>
-        <w:t xml:space="preserve">(</w:t>
-      </w:r>
-      <w:r>
-        <w:rPr>
-          <w:rStyle w:val="SpecialCharTok"/>
-        </w:rPr>
-        <w:t xml:space="preserve">!</w:t>
-      </w:r>
-      <w:r>
-        <w:rPr>
-          <w:rStyle w:val="FunctionTok"/>
-        </w:rPr>
-        <w:t xml:space="preserve">is.na</w:t>
-      </w:r>
-      <w:r>
-        <w:rPr>
-          <w:rStyle w:val="NormalTok"/>
-        </w:rPr>
-        <w:t xml:space="preserve">(exp_5k_clean</w:t>
-      </w:r>
-      <w:r>
-        <w:rPr>
-          <w:rStyle w:val="SpecialCharTok"/>
-        </w:rPr>
-        <w:t xml:space="preserve">$</w:t>
-      </w:r>
-      <w:r>
-        <w:rPr>
-          <w:rStyle w:val="NormalTok"/>
-        </w:rPr>
-        <w:t xml:space="preserve">current_job_description) </w:t>
-      </w:r>
-      <w:r>
-        <w:rPr>
-          <w:rStyle w:val="SpecialCharTok"/>
-        </w:rPr>
-        <w:t xml:space="preserve">&amp;</w:t>
-      </w:r>
-      <w:r>
-        <w:br/>
-      </w:r>
-      <w:r>
-        <w:rPr>
-          <w:rStyle w:val="NormalTok"/>
-        </w:rPr>
-        <w:t xml:space="preserve">      exp_5k_clean</w:t>
-      </w:r>
-      <w:r>
-        <w:rPr>
-          <w:rStyle w:val="SpecialCharTok"/>
-        </w:rPr>
-        <w:t xml:space="preserve">$</w:t>
-      </w:r>
-      <w:r>
-        <w:rPr>
-          <w:rStyle w:val="NormalTok"/>
-        </w:rPr>
-        <w:t xml:space="preserve">current_job_description </w:t>
-      </w:r>
-      <w:r>
-        <w:rPr>
-          <w:rStyle w:val="SpecialCharTok"/>
-        </w:rPr>
-        <w:t xml:space="preserve">!=</w:t>
-      </w:r>
-      <w:r>
-        <w:rPr>
-          <w:rStyle w:val="NormalTok"/>
-        </w:rPr>
-        <w:t xml:space="preserve"> </w:t>
-      </w:r>
-      <w:r>
-        <w:rPr>
-          <w:rStyle w:val="StringTok"/>
-        </w:rPr>
-        <w:t xml:space="preserve">""</w:t>
-      </w:r>
-      <w:r>
-        <w:rPr>
-          <w:rStyle w:val="NormalTok"/>
-        </w:rPr>
-        <w:t xml:space="preserve">)</w:t>
-      </w:r>
-    </w:p>
-    <w:p>
-      <w:pPr>
-        <w:pStyle w:val="SourceCode"/>
-      </w:pPr>
-      <w:r>
-        <w:rPr>
-          <w:rStyle w:val="VerbatimChar"/>
-        </w:rPr>
-        <w:t xml:space="preserve">## [1] 2050</w:t>
-      </w:r>
-    </w:p>
-    <w:p>
-      <w:pPr>
-        <w:pStyle w:val="SourceCode"/>
-      </w:pPr>
-      <w:r>
-        <w:rPr>
-          <w:rStyle w:val="CommentTok"/>
-        </w:rPr>
-        <w:t xml:space="preserve"># finding the percentage of what is in the 5k data</w:t>
-      </w:r>
-      <w:r>
-        <w:br/>
-      </w:r>
-      <w:r>
-        <w:rPr>
-          <w:rStyle w:val="FunctionTok"/>
-        </w:rPr>
-        <w:t xml:space="preserve">sum</w:t>
-      </w:r>
-      <w:r>
-        <w:rPr>
-          <w:rStyle w:val="NormalTok"/>
-        </w:rPr>
-        <w:t xml:space="preserve">(</w:t>
-      </w:r>
-      <w:r>
-        <w:rPr>
-          <w:rStyle w:val="SpecialCharTok"/>
-        </w:rPr>
-        <w:t xml:space="preserve">!</w:t>
-      </w:r>
-      <w:r>
-        <w:rPr>
-          <w:rStyle w:val="FunctionTok"/>
-        </w:rPr>
-        <w:t xml:space="preserve">is.na</w:t>
-      </w:r>
-      <w:r>
-        <w:rPr>
-          <w:rStyle w:val="NormalTok"/>
-        </w:rPr>
-        <w:t xml:space="preserve">(exp_5k_clean</w:t>
-      </w:r>
-      <w:r>
-        <w:rPr>
-          <w:rStyle w:val="SpecialCharTok"/>
-        </w:rPr>
-        <w:t xml:space="preserve">$</w:t>
-      </w:r>
-      <w:r>
-        <w:rPr>
-          <w:rStyle w:val="NormalTok"/>
-        </w:rPr>
-        <w:t xml:space="preserve">current_job_description) </w:t>
-      </w:r>
-      <w:r>
-        <w:rPr>
-          <w:rStyle w:val="SpecialCharTok"/>
-        </w:rPr>
-        <w:t xml:space="preserve">&amp;</w:t>
-      </w:r>
-      <w:r>
-        <w:br/>
-      </w:r>
-      <w:r>
-        <w:rPr>
-          <w:rStyle w:val="NormalTok"/>
-        </w:rPr>
-        <w:t xml:space="preserve">      exp_5k_clean</w:t>
-      </w:r>
-      <w:r>
-        <w:rPr>
-          <w:rStyle w:val="SpecialCharTok"/>
-        </w:rPr>
-        <w:t xml:space="preserve">$</w:t>
-      </w:r>
-      <w:r>
-        <w:rPr>
-          <w:rStyle w:val="NormalTok"/>
-        </w:rPr>
-        <w:t xml:space="preserve">current_job_description </w:t>
-      </w:r>
-      <w:r>
-        <w:rPr>
-          <w:rStyle w:val="SpecialCharTok"/>
-        </w:rPr>
-        <w:t xml:space="preserve">!=</w:t>
-      </w:r>
-      <w:r>
-        <w:rPr>
-          <w:rStyle w:val="NormalTok"/>
-        </w:rPr>
-        <w:t xml:space="preserve"> </w:t>
-      </w:r>
-      <w:r>
-        <w:rPr>
-          <w:rStyle w:val="StringTok"/>
-        </w:rPr>
-        <w:t xml:space="preserve">""</w:t>
-      </w:r>
-      <w:r>
-        <w:rPr>
-          <w:rStyle w:val="NormalTok"/>
-        </w:rPr>
-        <w:t xml:space="preserve">) </w:t>
-      </w:r>
-      <w:r>
-        <w:rPr>
-          <w:rStyle w:val="SpecialCharTok"/>
-        </w:rPr>
-        <w:t xml:space="preserve">/</w:t>
-      </w:r>
-      <w:r>
-        <w:rPr>
-          <w:rStyle w:val="NormalTok"/>
-        </w:rPr>
-        <w:t xml:space="preserve"> </w:t>
-      </w:r>
-      <w:r>
-        <w:rPr>
-          <w:rStyle w:val="FunctionTok"/>
-        </w:rPr>
-        <w:t xml:space="preserve">nrow</w:t>
-      </w:r>
-      <w:r>
-        <w:rPr>
-          <w:rStyle w:val="NormalTok"/>
-        </w:rPr>
-        <w:t xml:space="preserve">(exp_5k_clean) </w:t>
-      </w:r>
-      <w:r>
-        <w:rPr>
-          <w:rStyle w:val="SpecialCharTok"/>
-        </w:rPr>
-        <w:t xml:space="preserve">*</w:t>
-      </w:r>
-      <w:r>
-        <w:rPr>
-          <w:rStyle w:val="NormalTok"/>
-        </w:rPr>
-        <w:t xml:space="preserve"> </w:t>
-      </w:r>
-      <w:r>
-        <w:rPr>
-          <w:rStyle w:val="DecValTok"/>
-        </w:rPr>
-        <w:t xml:space="preserve">100</w:t>
-      </w:r>
-    </w:p>
-    <w:p>
-      <w:pPr>
-        <w:pStyle w:val="SourceCode"/>
-      </w:pPr>
-      <w:r>
-        <w:rPr>
-          <w:rStyle w:val="VerbatimChar"/>
-        </w:rPr>
-        <w:t xml:space="preserve">## [1] 34.95311</w:t>
-      </w:r>
-    </w:p>
-    <w:p>
-      <w:pPr>
-        <w:pStyle w:val="SourceCode"/>
-      </w:pPr>
-      <w:r>
-        <w:rPr>
-          <w:rStyle w:val="CommentTok"/>
-        </w:rPr>
-        <w:t xml:space="preserve"># Resolution Strategy Note:</w:t>
-      </w:r>
-      <w:r>
-        <w:br/>
-      </w:r>
-      <w:r>
-        <w:rPr>
-          <w:rStyle w:val="CommentTok"/>
-        </w:rPr>
-        <w:t xml:space="preserve"># we have 316/452 profiles with job description in 500 data (about 70%)</w:t>
-      </w:r>
-      <w:r>
-        <w:br/>
-      </w:r>
-      <w:r>
-        <w:rPr>
-          <w:rStyle w:val="CommentTok"/>
-        </w:rPr>
-        <w:t xml:space="preserve"># and 2050/5865 in 5k data (about 35%)</w:t>
-      </w:r>
-      <w:r>
-        <w:br/>
-      </w:r>
-      <w:r>
-        <w:rPr>
-          <w:rStyle w:val="CommentTok"/>
-        </w:rPr>
-        <w:t xml:space="preserve"># we will use the 500 dataset for text preprocessing since it has better coverage</w:t>
-      </w:r>
-    </w:p>
-    <w:bookmarkEnd w:id="10"/>
-    <w:bookmarkStart w:id="11" w:name="text-preprocessing"/>
+        <w:t xml:space="preserve"># we will use the 500 dataset for text preprocessing since it has good coverage</w:t>
+      </w:r>
+    </w:p>
+    <w:bookmarkEnd w:id="21"/>
+    <w:bookmarkStart w:id="22" w:name="text-preprocessing"/>
     <w:p>
       <w:pPr>
         <w:pStyle w:val="Heading2"/>
@@ -3110,11 +1830,11 @@
     </w:p>
     <w:p>
       <w:pPr>
-        <w:pStyle w:val="Compact"/>
         <w:numPr>
           <w:ilvl w:val="0"/>
           <w:numId w:val="1003"/>
         </w:numPr>
+        <w:pStyle w:val="Compact"/>
       </w:pPr>
       <w:r>
         <w:t xml:space="preserve">Lowercasing, punctuation handling, and whitespace normalization.</w:t>
@@ -3122,11 +1842,11 @@
     </w:p>
     <w:p>
       <w:pPr>
-        <w:pStyle w:val="Compact"/>
         <w:numPr>
           <w:ilvl w:val="0"/>
           <w:numId w:val="1003"/>
         </w:numPr>
+        <w:pStyle w:val="Compact"/>
       </w:pPr>
       <w:r>
         <w:t xml:space="preserve">Tokenization and stopword removal.</w:t>
@@ -3134,11 +1854,11 @@
     </w:p>
     <w:p>
       <w:pPr>
-        <w:pStyle w:val="Compact"/>
         <w:numPr>
           <w:ilvl w:val="0"/>
           <w:numId w:val="1003"/>
         </w:numPr>
+        <w:pStyle w:val="Compact"/>
       </w:pPr>
       <w:r>
         <w:t xml:space="preserve">Stemming or lemmatization.</w:t>
@@ -3146,11 +1866,11 @@
     </w:p>
     <w:p>
       <w:pPr>
-        <w:pStyle w:val="Compact"/>
         <w:numPr>
           <w:ilvl w:val="0"/>
           <w:numId w:val="1003"/>
         </w:numPr>
+        <w:pStyle w:val="Compact"/>
       </w:pPr>
       <w:r>
         <w:t xml:space="preserve">Handling of special characters, URLs, and LinkedIn-specific formatting artifacts.</w:t>
@@ -3168,24 +1888,24 @@
       </w:r>
       <w:r>
         <w:rPr>
+          <w:bCs/>
           <w:b/>
+        </w:rPr>
+        <w:t xml:space="preserve">Text Preprocessing</w:t>
+      </w:r>
+      <w:r>
+        <w:t xml:space="preserve"> </w:t>
+      </w:r>
+      <w:r>
+        <w:t xml:space="preserve">stage, we applied</w:t>
+      </w:r>
+      <w:r>
+        <w:t xml:space="preserve"> </w:t>
+      </w:r>
+      <w:r>
+        <w:rPr>
           <w:bCs/>
-        </w:rPr>
-        <w:t xml:space="preserve">Text Preprocessing</w:t>
-      </w:r>
-      <w:r>
-        <w:t xml:space="preserve"> </w:t>
-      </w:r>
-      <w:r>
-        <w:t xml:space="preserve">stage, we applied</w:t>
-      </w:r>
-      <w:r>
-        <w:t xml:space="preserve"> </w:t>
-      </w:r>
-      <w:r>
-        <w:rPr>
           <w:b/>
-          <w:bCs/>
         </w:rPr>
         <w:t xml:space="preserve">text normalization, lowercasing, regular expression cleaning, punctuation removal, whitespace normalization, tokenization, stopword filtering, stemming, and bigram extraction</w:t>
       </w:r>
@@ -3231,7 +1951,13 @@
         <w:rPr>
           <w:rStyle w:val="SpecialCharTok"/>
         </w:rPr>
-        <w:t xml:space="preserve">|&gt;</w:t>
+        <w:t xml:space="preserve">|</w:t>
+      </w:r>
+      <w:r>
+        <w:rPr>
+          <w:rStyle w:val="ErrorTok"/>
+        </w:rPr>
+        <w:t xml:space="preserve">&gt;</w:t>
       </w:r>
       <w:r>
         <w:br/>
@@ -3258,7 +1984,13 @@
         <w:rPr>
           <w:rStyle w:val="SpecialCharTok"/>
         </w:rPr>
-        <w:t xml:space="preserve">|&gt;</w:t>
+        <w:t xml:space="preserve">|</w:t>
+      </w:r>
+      <w:r>
+        <w:rPr>
+          <w:rStyle w:val="ErrorTok"/>
+        </w:rPr>
+        <w:t xml:space="preserve">&gt;</w:t>
       </w:r>
       <w:r>
         <w:br/>
@@ -3339,7 +2071,13 @@
         <w:rPr>
           <w:rStyle w:val="SpecialCharTok"/>
         </w:rPr>
-        <w:t xml:space="preserve">|&gt;</w:t>
+        <w:t xml:space="preserve">|</w:t>
+      </w:r>
+      <w:r>
+        <w:rPr>
+          <w:rStyle w:val="ErrorTok"/>
+        </w:rPr>
+        <w:t xml:space="preserve">&gt;</w:t>
       </w:r>
       <w:r>
         <w:br/>
@@ -3648,7 +2386,13 @@
         <w:rPr>
           <w:rStyle w:val="SpecialCharTok"/>
         </w:rPr>
-        <w:t xml:space="preserve">|&gt;</w:t>
+        <w:t xml:space="preserve">|</w:t>
+      </w:r>
+      <w:r>
+        <w:rPr>
+          <w:rStyle w:val="ErrorTok"/>
+        </w:rPr>
+        <w:t xml:space="preserve">&gt;</w:t>
       </w:r>
       <w:r>
         <w:br/>
@@ -4049,7 +2793,13 @@
         <w:rPr>
           <w:rStyle w:val="SpecialCharTok"/>
         </w:rPr>
-        <w:t xml:space="preserve">|&gt;</w:t>
+        <w:t xml:space="preserve">|</w:t>
+      </w:r>
+      <w:r>
+        <w:rPr>
+          <w:rStyle w:val="ErrorTok"/>
+        </w:rPr>
+        <w:t xml:space="preserve">&gt;</w:t>
       </w:r>
       <w:r>
         <w:br/>
@@ -4317,7 +3067,13 @@
         <w:rPr>
           <w:rStyle w:val="SpecialCharTok"/>
         </w:rPr>
-        <w:t xml:space="preserve">|&gt;</w:t>
+        <w:t xml:space="preserve">|</w:t>
+      </w:r>
+      <w:r>
+        <w:rPr>
+          <w:rStyle w:val="ErrorTok"/>
+        </w:rPr>
+        <w:t xml:space="preserve">&gt;</w:t>
       </w:r>
       <w:r>
         <w:br/>
@@ -4368,7 +3124,13 @@
         <w:rPr>
           <w:rStyle w:val="SpecialCharTok"/>
         </w:rPr>
-        <w:t xml:space="preserve">|&gt;</w:t>
+        <w:t xml:space="preserve">|</w:t>
+      </w:r>
+      <w:r>
+        <w:rPr>
+          <w:rStyle w:val="ErrorTok"/>
+        </w:rPr>
+        <w:t xml:space="preserve">&gt;</w:t>
       </w:r>
       <w:r>
         <w:br/>
@@ -4431,7 +3193,13 @@
         <w:rPr>
           <w:rStyle w:val="SpecialCharTok"/>
         </w:rPr>
-        <w:t xml:space="preserve">|&gt;</w:t>
+        <w:t xml:space="preserve">|</w:t>
+      </w:r>
+      <w:r>
+        <w:rPr>
+          <w:rStyle w:val="ErrorTok"/>
+        </w:rPr>
+        <w:t xml:space="preserve">&gt;</w:t>
       </w:r>
       <w:r>
         <w:br/>
@@ -4597,7 +3365,13 @@
         <w:rPr>
           <w:rStyle w:val="SpecialCharTok"/>
         </w:rPr>
-        <w:t xml:space="preserve">|&gt;</w:t>
+        <w:t xml:space="preserve">|</w:t>
+      </w:r>
+      <w:r>
+        <w:rPr>
+          <w:rStyle w:val="ErrorTok"/>
+        </w:rPr>
+        <w:t xml:space="preserve">&gt;</w:t>
       </w:r>
       <w:r>
         <w:br/>
@@ -4881,7 +3655,13 @@
         <w:rPr>
           <w:rStyle w:val="SpecialCharTok"/>
         </w:rPr>
-        <w:t xml:space="preserve">|&gt;</w:t>
+        <w:t xml:space="preserve">|</w:t>
+      </w:r>
+      <w:r>
+        <w:rPr>
+          <w:rStyle w:val="ErrorTok"/>
+        </w:rPr>
+        <w:t xml:space="preserve">&gt;</w:t>
       </w:r>
       <w:r>
         <w:br/>
@@ -4989,7 +3769,13 @@
         <w:rPr>
           <w:rStyle w:val="SpecialCharTok"/>
         </w:rPr>
-        <w:t xml:space="preserve">|&gt;</w:t>
+        <w:t xml:space="preserve">|</w:t>
+      </w:r>
+      <w:r>
+        <w:rPr>
+          <w:rStyle w:val="ErrorTok"/>
+        </w:rPr>
+        <w:t xml:space="preserve">&gt;</w:t>
       </w:r>
       <w:r>
         <w:br/>
@@ -5058,7 +3844,13 @@
         <w:rPr>
           <w:rStyle w:val="SpecialCharTok"/>
         </w:rPr>
-        <w:t xml:space="preserve">|&gt;</w:t>
+        <w:t xml:space="preserve">|</w:t>
+      </w:r>
+      <w:r>
+        <w:rPr>
+          <w:rStyle w:val="ErrorTok"/>
+        </w:rPr>
+        <w:t xml:space="preserve">&gt;</w:t>
       </w:r>
       <w:r>
         <w:br/>
@@ -5157,7 +3949,13 @@
         <w:rPr>
           <w:rStyle w:val="SpecialCharTok"/>
         </w:rPr>
-        <w:t xml:space="preserve">|&gt;</w:t>
+        <w:t xml:space="preserve">|</w:t>
+      </w:r>
+      <w:r>
+        <w:rPr>
+          <w:rStyle w:val="ErrorTok"/>
+        </w:rPr>
+        <w:t xml:space="preserve">&gt;</w:t>
       </w:r>
       <w:r>
         <w:br/>
@@ -5244,7 +4042,13 @@
         <w:rPr>
           <w:rStyle w:val="SpecialCharTok"/>
         </w:rPr>
-        <w:t xml:space="preserve">|&gt;</w:t>
+        <w:t xml:space="preserve">|</w:t>
+      </w:r>
+      <w:r>
+        <w:rPr>
+          <w:rStyle w:val="ErrorTok"/>
+        </w:rPr>
+        <w:t xml:space="preserve">&gt;</w:t>
       </w:r>
       <w:r>
         <w:br/>
@@ -5331,7 +4135,13 @@
         <w:rPr>
           <w:rStyle w:val="SpecialCharTok"/>
         </w:rPr>
-        <w:t xml:space="preserve">|&gt;</w:t>
+        <w:t xml:space="preserve">|</w:t>
+      </w:r>
+      <w:r>
+        <w:rPr>
+          <w:rStyle w:val="ErrorTok"/>
+        </w:rPr>
+        <w:t xml:space="preserve">&gt;</w:t>
       </w:r>
       <w:r>
         <w:br/>
@@ -5414,7 +4224,13 @@
         <w:rPr>
           <w:rStyle w:val="SpecialCharTok"/>
         </w:rPr>
-        <w:t xml:space="preserve">|&gt;</w:t>
+        <w:t xml:space="preserve">|</w:t>
+      </w:r>
+      <w:r>
+        <w:rPr>
+          <w:rStyle w:val="ErrorTok"/>
+        </w:rPr>
+        <w:t xml:space="preserve">&gt;</w:t>
       </w:r>
       <w:r>
         <w:br/>
@@ -5489,7 +4305,13 @@
         <w:rPr>
           <w:rStyle w:val="SpecialCharTok"/>
         </w:rPr>
-        <w:t xml:space="preserve">|&gt;</w:t>
+        <w:t xml:space="preserve">|</w:t>
+      </w:r>
+      <w:r>
+        <w:rPr>
+          <w:rStyle w:val="ErrorTok"/>
+        </w:rPr>
+        <w:t xml:space="preserve">&gt;</w:t>
       </w:r>
       <w:r>
         <w:br/>
@@ -5576,7 +4398,13 @@
         <w:rPr>
           <w:rStyle w:val="SpecialCharTok"/>
         </w:rPr>
-        <w:t xml:space="preserve">|&gt;</w:t>
+        <w:t xml:space="preserve">|</w:t>
+      </w:r>
+      <w:r>
+        <w:rPr>
+          <w:rStyle w:val="ErrorTok"/>
+        </w:rPr>
+        <w:t xml:space="preserve">&gt;</w:t>
       </w:r>
       <w:r>
         <w:br/>
@@ -5639,7 +4467,13 @@
         <w:rPr>
           <w:rStyle w:val="SpecialCharTok"/>
         </w:rPr>
-        <w:t xml:space="preserve">|&gt;</w:t>
+        <w:t xml:space="preserve">|</w:t>
+      </w:r>
+      <w:r>
+        <w:rPr>
+          <w:rStyle w:val="ErrorTok"/>
+        </w:rPr>
+        <w:t xml:space="preserve">&gt;</w:t>
       </w:r>
       <w:r>
         <w:br/>
@@ -5696,7 +4530,13 @@
         <w:rPr>
           <w:rStyle w:val="SpecialCharTok"/>
         </w:rPr>
-        <w:t xml:space="preserve">|&gt;</w:t>
+        <w:t xml:space="preserve">|</w:t>
+      </w:r>
+      <w:r>
+        <w:rPr>
+          <w:rStyle w:val="ErrorTok"/>
+        </w:rPr>
+        <w:t xml:space="preserve">&gt;</w:t>
       </w:r>
       <w:r>
         <w:br/>
@@ -5771,7 +4611,13 @@
         <w:rPr>
           <w:rStyle w:val="SpecialCharTok"/>
         </w:rPr>
-        <w:t xml:space="preserve">|&gt;</w:t>
+        <w:t xml:space="preserve">|</w:t>
+      </w:r>
+      <w:r>
+        <w:rPr>
+          <w:rStyle w:val="ErrorTok"/>
+        </w:rPr>
+        <w:t xml:space="preserve">&gt;</w:t>
       </w:r>
       <w:r>
         <w:br/>
@@ -5822,7 +4668,13 @@
         <w:rPr>
           <w:rStyle w:val="SpecialCharTok"/>
         </w:rPr>
-        <w:t xml:space="preserve">|&gt;</w:t>
+        <w:t xml:space="preserve">|</w:t>
+      </w:r>
+      <w:r>
+        <w:rPr>
+          <w:rStyle w:val="ErrorTok"/>
+        </w:rPr>
+        <w:t xml:space="preserve">&gt;</w:t>
       </w:r>
       <w:r>
         <w:br/>
@@ -5935,8 +4787,8 @@
         <w:t xml:space="preserve">## Final processed text dimensions: 38515 rows</w:t>
       </w:r>
     </w:p>
-    <w:bookmarkEnd w:id="11"/>
-    <w:bookmarkStart w:id="12" w:name="X68ae2b7f8f5ed021a3163a5b47e2013fb5cfa63"/>
+    <w:bookmarkEnd w:id="22"/>
+    <w:bookmarkStart w:id="23" w:name="X68ae2b7f8f5ed021a3163a5b47e2013fb5cfa63"/>
     <w:p>
       <w:pPr>
         <w:pStyle w:val="Heading2"/>
@@ -5947,11 +4799,11 @@
     </w:p>
     <w:p>
       <w:pPr>
-        <w:pStyle w:val="Compact"/>
         <w:numPr>
           <w:ilvl w:val="0"/>
           <w:numId w:val="1004"/>
         </w:numPr>
+        <w:pStyle w:val="Compact"/>
       </w:pPr>
       <w:r>
         <w:t xml:space="preserve">Create new variables or representations needed for modeling.</w:t>
@@ -5959,11 +4811,11 @@
     </w:p>
     <w:p>
       <w:pPr>
-        <w:pStyle w:val="Compact"/>
         <w:numPr>
           <w:ilvl w:val="0"/>
           <w:numId w:val="1004"/>
         </w:numPr>
+        <w:pStyle w:val="Compact"/>
       </w:pPr>
       <w:r>
         <w:t xml:space="preserve">Rescale, regroup, or bin variables as needed.</w:t>
@@ -5981,24 +4833,24 @@
       </w:r>
       <w:r>
         <w:rPr>
+          <w:bCs/>
           <w:b/>
+        </w:rPr>
+        <w:t xml:space="preserve">Feature Engineering and Variable Creation</w:t>
+      </w:r>
+      <w:r>
+        <w:t xml:space="preserve"> </w:t>
+      </w:r>
+      <w:r>
+        <w:t xml:space="preserve">stage, we applied</w:t>
+      </w:r>
+      <w:r>
+        <w:t xml:space="preserve"> </w:t>
+      </w:r>
+      <w:r>
+        <w:rPr>
           <w:bCs/>
-        </w:rPr>
-        <w:t xml:space="preserve">Feature Engineering and Variable Creation</w:t>
-      </w:r>
-      <w:r>
-        <w:t xml:space="preserve"> </w:t>
-      </w:r>
-      <w:r>
-        <w:t xml:space="preserve">stage, we applied</w:t>
-      </w:r>
-      <w:r>
-        <w:t xml:space="preserve"> </w:t>
-      </w:r>
-      <w:r>
-        <w:rPr>
           <w:b/>
-          <w:bCs/>
         </w:rPr>
         <w:t xml:space="preserve">token frequency generation, stem-based representation, word-count aggregation, and n-gram feature creation</w:t>
       </w:r>
@@ -6006,2109 +4858,11 @@
         <w:t xml:space="preserve"> </w:t>
       </w:r>
       <w:r>
-        <w:t xml:space="preserve">techniques to find out how the cleaned job descriptions could be converted into model-ready variables. The outcome of the data is that the text was represented through processed word counts, stemmed token features, and bigram-based phrase features, creating a structured basis for later classification and labeling tasks.</w:t>
-      </w:r>
-    </w:p>
-    <w:p>
-      <w:pPr>
-        <w:pStyle w:val="SourceCode"/>
-      </w:pPr>
-      <w:r>
-        <w:rPr>
-          <w:rStyle w:val="CommentTok"/>
-        </w:rPr>
-        <w:t xml:space="preserve"># counting the number of skills per profile in each cleaned skills dataset</w:t>
-      </w:r>
-      <w:r>
-        <w:br/>
-      </w:r>
-      <w:r>
-        <w:rPr>
-          <w:rStyle w:val="CommentTok"/>
-        </w:rPr>
-        <w:t xml:space="preserve"># the 500 dataset stores skill names in the column named "skill"</w:t>
-      </w:r>
-      <w:r>
-        <w:br/>
-      </w:r>
-      <w:r>
-        <w:rPr>
-          <w:rStyle w:val="CommentTok"/>
-        </w:rPr>
-        <w:t xml:space="preserve"># the 5k dataset stores skill names in the column named "Skills"</w:t>
-      </w:r>
-      <w:r>
-        <w:br/>
-      </w:r>
-      <w:r>
-        <w:br/>
-      </w:r>
-      <w:r>
-        <w:rPr>
-          <w:rStyle w:val="NormalTok"/>
-        </w:rPr>
-        <w:t xml:space="preserve">skills_500_count </w:t>
-      </w:r>
-      <w:r>
-        <w:rPr>
-          <w:rStyle w:val="OtherTok"/>
-        </w:rPr>
-        <w:t xml:space="preserve">&lt;-</w:t>
-      </w:r>
-      <w:r>
-        <w:rPr>
-          <w:rStyle w:val="NormalTok"/>
-        </w:rPr>
-        <w:t xml:space="preserve"> skills_clean </w:t>
-      </w:r>
-      <w:r>
-        <w:rPr>
-          <w:rStyle w:val="SpecialCharTok"/>
-        </w:rPr>
-        <w:t xml:space="preserve">|&gt;</w:t>
-      </w:r>
-      <w:r>
-        <w:br/>
-      </w:r>
-      <w:r>
-        <w:rPr>
-          <w:rStyle w:val="NormalTok"/>
-        </w:rPr>
-        <w:t xml:space="preserve">  </w:t>
-      </w:r>
-      <w:r>
-        <w:rPr>
-          <w:rStyle w:val="FunctionTok"/>
-        </w:rPr>
-        <w:t xml:space="preserve">filter</w:t>
-      </w:r>
-      <w:r>
-        <w:rPr>
-          <w:rStyle w:val="NormalTok"/>
-        </w:rPr>
-        <w:t xml:space="preserve">(</w:t>
-      </w:r>
-      <w:r>
-        <w:rPr>
-          <w:rStyle w:val="SpecialCharTok"/>
-        </w:rPr>
-        <w:t xml:space="preserve">!</w:t>
-      </w:r>
-      <w:r>
-        <w:rPr>
-          <w:rStyle w:val="FunctionTok"/>
-        </w:rPr>
-        <w:t xml:space="preserve">is.na</w:t>
-      </w:r>
-      <w:r>
-        <w:rPr>
-          <w:rStyle w:val="NormalTok"/>
-        </w:rPr>
-        <w:t xml:space="preserve">(skill) </w:t>
-      </w:r>
-      <w:r>
-        <w:rPr>
-          <w:rStyle w:val="SpecialCharTok"/>
-        </w:rPr>
-        <w:t xml:space="preserve">&amp;</w:t>
-      </w:r>
-      <w:r>
-        <w:rPr>
-          <w:rStyle w:val="NormalTok"/>
-        </w:rPr>
-        <w:t xml:space="preserve"> skill </w:t>
-      </w:r>
-      <w:r>
-        <w:rPr>
-          <w:rStyle w:val="SpecialCharTok"/>
-        </w:rPr>
-        <w:t xml:space="preserve">!=</w:t>
-      </w:r>
-      <w:r>
-        <w:rPr>
-          <w:rStyle w:val="NormalTok"/>
-        </w:rPr>
-        <w:t xml:space="preserve"> </w:t>
-      </w:r>
-      <w:r>
-        <w:rPr>
-          <w:rStyle w:val="StringTok"/>
-        </w:rPr>
-        <w:t xml:space="preserve">""</w:t>
-      </w:r>
-      <w:r>
-        <w:rPr>
-          <w:rStyle w:val="NormalTok"/>
-        </w:rPr>
-        <w:t xml:space="preserve">) </w:t>
-      </w:r>
-      <w:r>
-        <w:rPr>
-          <w:rStyle w:val="SpecialCharTok"/>
-        </w:rPr>
-        <w:t xml:space="preserve">|&gt;</w:t>
-      </w:r>
-      <w:r>
-        <w:br/>
-      </w:r>
-      <w:r>
-        <w:rPr>
-          <w:rStyle w:val="NormalTok"/>
-        </w:rPr>
-        <w:t xml:space="preserve">  </w:t>
-      </w:r>
-      <w:r>
-        <w:rPr>
-          <w:rStyle w:val="FunctionTok"/>
-        </w:rPr>
-        <w:t xml:space="preserve">group_by</w:t>
-      </w:r>
-      <w:r>
-        <w:rPr>
-          <w:rStyle w:val="NormalTok"/>
-        </w:rPr>
-        <w:t xml:space="preserve">(linkedinUrl) </w:t>
-      </w:r>
-      <w:r>
-        <w:rPr>
-          <w:rStyle w:val="SpecialCharTok"/>
-        </w:rPr>
-        <w:t xml:space="preserve">|&gt;</w:t>
-      </w:r>
-      <w:r>
-        <w:br/>
-      </w:r>
-      <w:r>
-        <w:rPr>
-          <w:rStyle w:val="NormalTok"/>
-        </w:rPr>
-        <w:t xml:space="preserve">  </w:t>
-      </w:r>
-      <w:r>
-        <w:rPr>
-          <w:rStyle w:val="FunctionTok"/>
-        </w:rPr>
-        <w:t xml:space="preserve">summarise</w:t>
-      </w:r>
-      <w:r>
-        <w:rPr>
-          <w:rStyle w:val="NormalTok"/>
-        </w:rPr>
-        <w:t xml:space="preserve">(</w:t>
-      </w:r>
-      <w:r>
-        <w:rPr>
-          <w:rStyle w:val="AttributeTok"/>
-        </w:rPr>
-        <w:t xml:space="preserve">skill_count =</w:t>
-      </w:r>
-      <w:r>
-        <w:rPr>
-          <w:rStyle w:val="NormalTok"/>
-        </w:rPr>
-        <w:t xml:space="preserve"> </w:t>
-      </w:r>
-      <w:r>
-        <w:rPr>
-          <w:rStyle w:val="FunctionTok"/>
-        </w:rPr>
-        <w:t xml:space="preserve">n</w:t>
-      </w:r>
-      <w:r>
-        <w:rPr>
-          <w:rStyle w:val="NormalTok"/>
-        </w:rPr>
-        <w:t xml:space="preserve">(), </w:t>
-      </w:r>
-      <w:r>
-        <w:rPr>
-          <w:rStyle w:val="AttributeTok"/>
-        </w:rPr>
-        <w:t xml:space="preserve">.groups =</w:t>
-      </w:r>
-      <w:r>
-        <w:rPr>
-          <w:rStyle w:val="NormalTok"/>
-        </w:rPr>
-        <w:t xml:space="preserve"> </w:t>
-      </w:r>
-      <w:r>
-        <w:rPr>
-          <w:rStyle w:val="StringTok"/>
-        </w:rPr>
-        <w:t xml:space="preserve">"drop"</w:t>
-      </w:r>
-      <w:r>
-        <w:rPr>
-          <w:rStyle w:val="NormalTok"/>
-        </w:rPr>
-        <w:t xml:space="preserve">) </w:t>
-      </w:r>
-      <w:r>
-        <w:rPr>
-          <w:rStyle w:val="SpecialCharTok"/>
-        </w:rPr>
-        <w:t xml:space="preserve">|&gt;</w:t>
-      </w:r>
-      <w:r>
-        <w:br/>
-      </w:r>
-      <w:r>
-        <w:rPr>
-          <w:rStyle w:val="NormalTok"/>
-        </w:rPr>
-        <w:t xml:space="preserve">  </w:t>
-      </w:r>
-      <w:r>
-        <w:rPr>
-          <w:rStyle w:val="FunctionTok"/>
-        </w:rPr>
-        <w:t xml:space="preserve">arrange</w:t>
-      </w:r>
-      <w:r>
-        <w:rPr>
-          <w:rStyle w:val="NormalTok"/>
-        </w:rPr>
-        <w:t xml:space="preserve">(</w:t>
-      </w:r>
-      <w:r>
-        <w:rPr>
-          <w:rStyle w:val="FunctionTok"/>
-        </w:rPr>
-        <w:t xml:space="preserve">desc</w:t>
-      </w:r>
-      <w:r>
-        <w:rPr>
-          <w:rStyle w:val="NormalTok"/>
-        </w:rPr>
-        <w:t xml:space="preserve">(skill_count))</w:t>
-      </w:r>
-      <w:r>
-        <w:br/>
-      </w:r>
-      <w:r>
-        <w:br/>
-      </w:r>
-      <w:r>
-        <w:rPr>
-          <w:rStyle w:val="NormalTok"/>
-        </w:rPr>
-        <w:t xml:space="preserve">skills_5k_count </w:t>
-      </w:r>
-      <w:r>
-        <w:rPr>
-          <w:rStyle w:val="OtherTok"/>
-        </w:rPr>
-        <w:t xml:space="preserve">&lt;-</w:t>
-      </w:r>
-      <w:r>
-        <w:rPr>
-          <w:rStyle w:val="NormalTok"/>
-        </w:rPr>
-        <w:t xml:space="preserve"> skills_5k_clean </w:t>
-      </w:r>
-      <w:r>
-        <w:rPr>
-          <w:rStyle w:val="SpecialCharTok"/>
-        </w:rPr>
-        <w:t xml:space="preserve">|&gt;</w:t>
-      </w:r>
-      <w:r>
-        <w:br/>
-      </w:r>
-      <w:r>
-        <w:rPr>
-          <w:rStyle w:val="NormalTok"/>
-        </w:rPr>
-        <w:t xml:space="preserve">  </w:t>
-      </w:r>
-      <w:r>
-        <w:rPr>
-          <w:rStyle w:val="FunctionTok"/>
-        </w:rPr>
-        <w:t xml:space="preserve">filter</w:t>
-      </w:r>
-      <w:r>
-        <w:rPr>
-          <w:rStyle w:val="NormalTok"/>
-        </w:rPr>
-        <w:t xml:space="preserve">(</w:t>
-      </w:r>
-      <w:r>
-        <w:rPr>
-          <w:rStyle w:val="SpecialCharTok"/>
-        </w:rPr>
-        <w:t xml:space="preserve">!</w:t>
-      </w:r>
-      <w:r>
-        <w:rPr>
-          <w:rStyle w:val="FunctionTok"/>
-        </w:rPr>
-        <w:t xml:space="preserve">is.na</w:t>
-      </w:r>
-      <w:r>
-        <w:rPr>
-          <w:rStyle w:val="NormalTok"/>
-        </w:rPr>
-        <w:t xml:space="preserve">(Skills) </w:t>
-      </w:r>
-      <w:r>
-        <w:rPr>
-          <w:rStyle w:val="SpecialCharTok"/>
-        </w:rPr>
-        <w:t xml:space="preserve">&amp;</w:t>
-      </w:r>
-      <w:r>
-        <w:rPr>
-          <w:rStyle w:val="NormalTok"/>
-        </w:rPr>
-        <w:t xml:space="preserve"> Skills </w:t>
-      </w:r>
-      <w:r>
-        <w:rPr>
-          <w:rStyle w:val="SpecialCharTok"/>
-        </w:rPr>
-        <w:t xml:space="preserve">!=</w:t>
-      </w:r>
-      <w:r>
-        <w:rPr>
-          <w:rStyle w:val="NormalTok"/>
-        </w:rPr>
-        <w:t xml:space="preserve"> </w:t>
-      </w:r>
-      <w:r>
-        <w:rPr>
-          <w:rStyle w:val="StringTok"/>
-        </w:rPr>
-        <w:t xml:space="preserve">""</w:t>
-      </w:r>
-      <w:r>
-        <w:rPr>
-          <w:rStyle w:val="NormalTok"/>
-        </w:rPr>
-        <w:t xml:space="preserve">) </w:t>
-      </w:r>
-      <w:r>
-        <w:rPr>
-          <w:rStyle w:val="SpecialCharTok"/>
-        </w:rPr>
-        <w:t xml:space="preserve">|&gt;</w:t>
-      </w:r>
-      <w:r>
-        <w:br/>
-      </w:r>
-      <w:r>
-        <w:rPr>
-          <w:rStyle w:val="NormalTok"/>
-        </w:rPr>
-        <w:t xml:space="preserve">  </w:t>
-      </w:r>
-      <w:r>
-        <w:rPr>
-          <w:rStyle w:val="FunctionTok"/>
-        </w:rPr>
-        <w:t xml:space="preserve">group_by</w:t>
-      </w:r>
-      <w:r>
-        <w:rPr>
-          <w:rStyle w:val="NormalTok"/>
-        </w:rPr>
-        <w:t xml:space="preserve">(linkedin_url) </w:t>
-      </w:r>
-      <w:r>
-        <w:rPr>
-          <w:rStyle w:val="SpecialCharTok"/>
-        </w:rPr>
-        <w:t xml:space="preserve">|&gt;</w:t>
-      </w:r>
-      <w:r>
-        <w:br/>
-      </w:r>
-      <w:r>
-        <w:rPr>
-          <w:rStyle w:val="NormalTok"/>
-        </w:rPr>
-        <w:t xml:space="preserve">  </w:t>
-      </w:r>
-      <w:r>
-        <w:rPr>
-          <w:rStyle w:val="FunctionTok"/>
-        </w:rPr>
-        <w:t xml:space="preserve">summarise</w:t>
-      </w:r>
-      <w:r>
-        <w:rPr>
-          <w:rStyle w:val="NormalTok"/>
-        </w:rPr>
-        <w:t xml:space="preserve">(</w:t>
-      </w:r>
-      <w:r>
-        <w:rPr>
-          <w:rStyle w:val="AttributeTok"/>
-        </w:rPr>
-        <w:t xml:space="preserve">skill_count =</w:t>
-      </w:r>
-      <w:r>
-        <w:rPr>
-          <w:rStyle w:val="NormalTok"/>
-        </w:rPr>
-        <w:t xml:space="preserve"> </w:t>
-      </w:r>
-      <w:r>
-        <w:rPr>
-          <w:rStyle w:val="FunctionTok"/>
-        </w:rPr>
-        <w:t xml:space="preserve">n</w:t>
-      </w:r>
-      <w:r>
-        <w:rPr>
-          <w:rStyle w:val="NormalTok"/>
-        </w:rPr>
-        <w:t xml:space="preserve">(), </w:t>
-      </w:r>
-      <w:r>
-        <w:rPr>
-          <w:rStyle w:val="AttributeTok"/>
-        </w:rPr>
-        <w:t xml:space="preserve">.groups =</w:t>
-      </w:r>
-      <w:r>
-        <w:rPr>
-          <w:rStyle w:val="NormalTok"/>
-        </w:rPr>
-        <w:t xml:space="preserve"> </w:t>
-      </w:r>
-      <w:r>
-        <w:rPr>
-          <w:rStyle w:val="StringTok"/>
-        </w:rPr>
-        <w:t xml:space="preserve">"drop"</w:t>
-      </w:r>
-      <w:r>
-        <w:rPr>
-          <w:rStyle w:val="NormalTok"/>
-        </w:rPr>
-        <w:t xml:space="preserve">) </w:t>
-      </w:r>
-      <w:r>
-        <w:rPr>
-          <w:rStyle w:val="SpecialCharTok"/>
-        </w:rPr>
-        <w:t xml:space="preserve">|&gt;</w:t>
-      </w:r>
-      <w:r>
-        <w:br/>
-      </w:r>
-      <w:r>
-        <w:rPr>
-          <w:rStyle w:val="NormalTok"/>
-        </w:rPr>
-        <w:t xml:space="preserve">  </w:t>
-      </w:r>
-      <w:r>
-        <w:rPr>
-          <w:rStyle w:val="FunctionTok"/>
-        </w:rPr>
-        <w:t xml:space="preserve">arrange</w:t>
-      </w:r>
-      <w:r>
-        <w:rPr>
-          <w:rStyle w:val="NormalTok"/>
-        </w:rPr>
-        <w:t xml:space="preserve">(</w:t>
-      </w:r>
-      <w:r>
-        <w:rPr>
-          <w:rStyle w:val="FunctionTok"/>
-        </w:rPr>
-        <w:t xml:space="preserve">desc</w:t>
-      </w:r>
-      <w:r>
-        <w:rPr>
-          <w:rStyle w:val="NormalTok"/>
-        </w:rPr>
-        <w:t xml:space="preserve">(skill_count))</w:t>
-      </w:r>
-      <w:r>
-        <w:br/>
-      </w:r>
-      <w:r>
-        <w:br/>
-      </w:r>
-      <w:r>
-        <w:rPr>
-          <w:rStyle w:val="CommentTok"/>
-        </w:rPr>
-        <w:t xml:space="preserve"># creating total_skill_count in the 5k experiences data</w:t>
-      </w:r>
-      <w:r>
-        <w:br/>
-      </w:r>
-      <w:r>
-        <w:rPr>
-          <w:rStyle w:val="CommentTok"/>
-        </w:rPr>
-        <w:t xml:space="preserve"># by counting the number of comma-separated skills listed in the Skills column</w:t>
-      </w:r>
-      <w:r>
-        <w:br/>
-      </w:r>
-      <w:r>
-        <w:rPr>
-          <w:rStyle w:val="NormalTok"/>
-        </w:rPr>
-        <w:t xml:space="preserve">exp_5k_clean </w:t>
-      </w:r>
-      <w:r>
-        <w:rPr>
-          <w:rStyle w:val="OtherTok"/>
-        </w:rPr>
-        <w:t xml:space="preserve">&lt;-</w:t>
-      </w:r>
-      <w:r>
-        <w:rPr>
-          <w:rStyle w:val="NormalTok"/>
-        </w:rPr>
-        <w:t xml:space="preserve"> exp_5k_clean </w:t>
-      </w:r>
-      <w:r>
-        <w:rPr>
-          <w:rStyle w:val="SpecialCharTok"/>
-        </w:rPr>
-        <w:t xml:space="preserve">|&gt;</w:t>
-      </w:r>
-      <w:r>
-        <w:br/>
-      </w:r>
-      <w:r>
-        <w:rPr>
-          <w:rStyle w:val="NormalTok"/>
-        </w:rPr>
-        <w:t xml:space="preserve">  </w:t>
-      </w:r>
-      <w:r>
-        <w:rPr>
-          <w:rStyle w:val="FunctionTok"/>
-        </w:rPr>
-        <w:t xml:space="preserve">mutate</w:t>
-      </w:r>
-      <w:r>
-        <w:rPr>
-          <w:rStyle w:val="NormalTok"/>
-        </w:rPr>
-        <w:t xml:space="preserve">(</w:t>
-      </w:r>
-      <w:r>
-        <w:br/>
-      </w:r>
-      <w:r>
-        <w:rPr>
-          <w:rStyle w:val="NormalTok"/>
-        </w:rPr>
-        <w:t xml:space="preserve">    </w:t>
-      </w:r>
-      <w:r>
-        <w:rPr>
-          <w:rStyle w:val="AttributeTok"/>
-        </w:rPr>
-        <w:t xml:space="preserve">total_skill_count =</w:t>
-      </w:r>
-      <w:r>
-        <w:rPr>
-          <w:rStyle w:val="NormalTok"/>
-        </w:rPr>
-        <w:t xml:space="preserve"> </w:t>
-      </w:r>
-      <w:r>
-        <w:rPr>
-          <w:rStyle w:val="FunctionTok"/>
-        </w:rPr>
-        <w:t xml:space="preserve">if_else</w:t>
-      </w:r>
-      <w:r>
-        <w:rPr>
-          <w:rStyle w:val="NormalTok"/>
-        </w:rPr>
-        <w:t xml:space="preserve">(</w:t>
-      </w:r>
-      <w:r>
-        <w:br/>
-      </w:r>
-      <w:r>
-        <w:rPr>
-          <w:rStyle w:val="NormalTok"/>
-        </w:rPr>
-        <w:t xml:space="preserve">      </w:t>
-      </w:r>
-      <w:r>
-        <w:rPr>
-          <w:rStyle w:val="FunctionTok"/>
-        </w:rPr>
-        <w:t xml:space="preserve">is.na</w:t>
-      </w:r>
-      <w:r>
-        <w:rPr>
-          <w:rStyle w:val="NormalTok"/>
-        </w:rPr>
-        <w:t xml:space="preserve">(Skills) </w:t>
-      </w:r>
-      <w:r>
-        <w:rPr>
-          <w:rStyle w:val="SpecialCharTok"/>
-        </w:rPr>
-        <w:t xml:space="preserve">|</w:t>
-      </w:r>
-      <w:r>
-        <w:rPr>
-          <w:rStyle w:val="NormalTok"/>
-        </w:rPr>
-        <w:t xml:space="preserve"> Skills </w:t>
-      </w:r>
-      <w:r>
-        <w:rPr>
-          <w:rStyle w:val="SpecialCharTok"/>
-        </w:rPr>
-        <w:t xml:space="preserve">==</w:t>
-      </w:r>
-      <w:r>
-        <w:rPr>
-          <w:rStyle w:val="NormalTok"/>
-        </w:rPr>
-        <w:t xml:space="preserve"> </w:t>
-      </w:r>
-      <w:r>
-        <w:rPr>
-          <w:rStyle w:val="StringTok"/>
-        </w:rPr>
-        <w:t xml:space="preserve">""</w:t>
-      </w:r>
-      <w:r>
-        <w:rPr>
-          <w:rStyle w:val="NormalTok"/>
-        </w:rPr>
-        <w:t xml:space="preserve">,</w:t>
-      </w:r>
-      <w:r>
-        <w:br/>
-      </w:r>
-      <w:r>
-        <w:rPr>
-          <w:rStyle w:val="NormalTok"/>
-        </w:rPr>
-        <w:t xml:space="preserve">      </w:t>
-      </w:r>
-      <w:r>
-        <w:rPr>
-          <w:rStyle w:val="DecValTok"/>
-        </w:rPr>
-        <w:t xml:space="preserve">0</w:t>
-      </w:r>
-      <w:r>
-        <w:rPr>
-          <w:rStyle w:val="DataTypeTok"/>
-        </w:rPr>
-        <w:t xml:space="preserve">L</w:t>
-      </w:r>
-      <w:r>
-        <w:rPr>
-          <w:rStyle w:val="NormalTok"/>
-        </w:rPr>
-        <w:t xml:space="preserve">,</w:t>
-      </w:r>
-      <w:r>
-        <w:br/>
-      </w:r>
-      <w:r>
-        <w:rPr>
-          <w:rStyle w:val="NormalTok"/>
-        </w:rPr>
-        <w:t xml:space="preserve">      </w:t>
-      </w:r>
-      <w:r>
-        <w:rPr>
-          <w:rStyle w:val="FunctionTok"/>
-        </w:rPr>
-        <w:t xml:space="preserve">str_count</w:t>
-      </w:r>
-      <w:r>
-        <w:rPr>
-          <w:rStyle w:val="NormalTok"/>
-        </w:rPr>
-        <w:t xml:space="preserve">(Skills, </w:t>
-      </w:r>
-      <w:r>
-        <w:rPr>
-          <w:rStyle w:val="StringTok"/>
-        </w:rPr>
-        <w:t xml:space="preserve">","</w:t>
-      </w:r>
-      <w:r>
-        <w:rPr>
-          <w:rStyle w:val="NormalTok"/>
-        </w:rPr>
-        <w:t xml:space="preserve">) </w:t>
-      </w:r>
-      <w:r>
-        <w:rPr>
-          <w:rStyle w:val="SpecialCharTok"/>
-        </w:rPr>
-        <w:t xml:space="preserve">+</w:t>
-      </w:r>
-      <w:r>
-        <w:rPr>
-          <w:rStyle w:val="NormalTok"/>
-        </w:rPr>
-        <w:t xml:space="preserve"> </w:t>
-      </w:r>
-      <w:r>
-        <w:rPr>
-          <w:rStyle w:val="DecValTok"/>
-        </w:rPr>
-        <w:t xml:space="preserve">1</w:t>
-      </w:r>
-      <w:r>
-        <w:rPr>
-          <w:rStyle w:val="DataTypeTok"/>
-        </w:rPr>
-        <w:t xml:space="preserve">L</w:t>
-      </w:r>
-      <w:r>
-        <w:br/>
-      </w:r>
-      <w:r>
-        <w:rPr>
-          <w:rStyle w:val="NormalTok"/>
-        </w:rPr>
-        <w:t xml:space="preserve">    )</w:t>
-      </w:r>
-      <w:r>
-        <w:br/>
-      </w:r>
-      <w:r>
-        <w:rPr>
-          <w:rStyle w:val="NormalTok"/>
-        </w:rPr>
-        <w:t xml:space="preserve">  )</w:t>
-      </w:r>
-      <w:r>
-        <w:br/>
-      </w:r>
-      <w:r>
-        <w:br/>
-      </w:r>
-      <w:r>
-        <w:rPr>
-          <w:rStyle w:val="FunctionTok"/>
-        </w:rPr>
-        <w:t xml:space="preserve">cat</w:t>
-      </w:r>
-      <w:r>
-        <w:rPr>
-          <w:rStyle w:val="NormalTok"/>
-        </w:rPr>
-        <w:t xml:space="preserve">(</w:t>
-      </w:r>
-      <w:r>
-        <w:rPr>
-          <w:rStyle w:val="StringTok"/>
-        </w:rPr>
-        <w:t xml:space="preserve">"500 dataset skill column:"</w:t>
-      </w:r>
-      <w:r>
-        <w:rPr>
-          <w:rStyle w:val="NormalTok"/>
-        </w:rPr>
-        <w:t xml:space="preserve">, </w:t>
-      </w:r>
-      <w:r>
-        <w:rPr>
-          <w:rStyle w:val="StringTok"/>
-        </w:rPr>
-        <w:t xml:space="preserve">"skill"</w:t>
-      </w:r>
-      <w:r>
-        <w:rPr>
-          <w:rStyle w:val="NormalTok"/>
-        </w:rPr>
-        <w:t xml:space="preserve">, </w:t>
-      </w:r>
-      <w:r>
-        <w:rPr>
-          <w:rStyle w:val="StringTok"/>
-        </w:rPr>
-        <w:t xml:space="preserve">"</w:t>
-      </w:r>
-      <w:r>
-        <w:rPr>
-          <w:rStyle w:val="SpecialCharTok"/>
-        </w:rPr>
-        <w:t xml:space="preserve">\n</w:t>
-      </w:r>
-      <w:r>
-        <w:rPr>
-          <w:rStyle w:val="StringTok"/>
-        </w:rPr>
-        <w:t xml:space="preserve">"</w:t>
-      </w:r>
-      <w:r>
-        <w:rPr>
-          <w:rStyle w:val="NormalTok"/>
-        </w:rPr>
-        <w:t xml:space="preserve">)</w:t>
-      </w:r>
-    </w:p>
-    <w:p>
-      <w:pPr>
-        <w:pStyle w:val="SourceCode"/>
-      </w:pPr>
-      <w:r>
-        <w:rPr>
-          <w:rStyle w:val="VerbatimChar"/>
-        </w:rPr>
-        <w:t xml:space="preserve">## 500 dataset skill column: skill</w:t>
-      </w:r>
-    </w:p>
-    <w:p>
-      <w:pPr>
-        <w:pStyle w:val="SourceCode"/>
-      </w:pPr>
-      <w:r>
-        <w:rPr>
-          <w:rStyle w:val="FunctionTok"/>
-        </w:rPr>
-        <w:t xml:space="preserve">cat</w:t>
-      </w:r>
-      <w:r>
-        <w:rPr>
-          <w:rStyle w:val="NormalTok"/>
-        </w:rPr>
-        <w:t xml:space="preserve">(</w:t>
-      </w:r>
-      <w:r>
-        <w:rPr>
-          <w:rStyle w:val="StringTok"/>
-        </w:rPr>
-        <w:t xml:space="preserve">"5k dataset skill column:"</w:t>
-      </w:r>
-      <w:r>
-        <w:rPr>
-          <w:rStyle w:val="NormalTok"/>
-        </w:rPr>
-        <w:t xml:space="preserve">, </w:t>
-      </w:r>
-      <w:r>
-        <w:rPr>
-          <w:rStyle w:val="StringTok"/>
-        </w:rPr>
-        <w:t xml:space="preserve">"Skills"</w:t>
-      </w:r>
-      <w:r>
-        <w:rPr>
-          <w:rStyle w:val="NormalTok"/>
-        </w:rPr>
-        <w:t xml:space="preserve">, </w:t>
-      </w:r>
-      <w:r>
-        <w:rPr>
-          <w:rStyle w:val="StringTok"/>
-        </w:rPr>
-        <w:t xml:space="preserve">"</w:t>
-      </w:r>
-      <w:r>
-        <w:rPr>
-          <w:rStyle w:val="SpecialCharTok"/>
-        </w:rPr>
-        <w:t xml:space="preserve">\n</w:t>
-      </w:r>
-      <w:r>
-        <w:rPr>
-          <w:rStyle w:val="StringTok"/>
-        </w:rPr>
-        <w:t xml:space="preserve">"</w:t>
-      </w:r>
-      <w:r>
-        <w:rPr>
-          <w:rStyle w:val="NormalTok"/>
-        </w:rPr>
-        <w:t xml:space="preserve">)</w:t>
-      </w:r>
-    </w:p>
-    <w:p>
-      <w:pPr>
-        <w:pStyle w:val="SourceCode"/>
-      </w:pPr>
-      <w:r>
-        <w:rPr>
-          <w:rStyle w:val="VerbatimChar"/>
-        </w:rPr>
-        <w:t xml:space="preserve">## 5k dataset skill column: Skills</w:t>
-      </w:r>
-    </w:p>
-    <w:p>
-      <w:pPr>
-        <w:pStyle w:val="SourceCode"/>
-      </w:pPr>
-      <w:r>
-        <w:rPr>
-          <w:rStyle w:val="FunctionTok"/>
-        </w:rPr>
-        <w:t xml:space="preserve">cat</w:t>
-      </w:r>
-      <w:r>
-        <w:rPr>
-          <w:rStyle w:val="NormalTok"/>
-        </w:rPr>
-        <w:t xml:space="preserve">(</w:t>
-      </w:r>
-      <w:r>
-        <w:rPr>
-          <w:rStyle w:val="StringTok"/>
-        </w:rPr>
-        <w:t xml:space="preserve">"Profiles with at least one skill in 500 dataset:"</w:t>
-      </w:r>
-      <w:r>
-        <w:rPr>
-          <w:rStyle w:val="NormalTok"/>
-        </w:rPr>
-        <w:t xml:space="preserve">, </w:t>
-      </w:r>
-      <w:r>
-        <w:rPr>
-          <w:rStyle w:val="FunctionTok"/>
-        </w:rPr>
-        <w:t xml:space="preserve">nrow</w:t>
-      </w:r>
-      <w:r>
-        <w:rPr>
-          <w:rStyle w:val="NormalTok"/>
-        </w:rPr>
-        <w:t xml:space="preserve">(skills_500_count), </w:t>
-      </w:r>
-      <w:r>
-        <w:rPr>
-          <w:rStyle w:val="StringTok"/>
-        </w:rPr>
-        <w:t xml:space="preserve">"</w:t>
-      </w:r>
-      <w:r>
-        <w:rPr>
-          <w:rStyle w:val="SpecialCharTok"/>
-        </w:rPr>
-        <w:t xml:space="preserve">\n</w:t>
-      </w:r>
-      <w:r>
-        <w:rPr>
-          <w:rStyle w:val="StringTok"/>
-        </w:rPr>
-        <w:t xml:space="preserve">"</w:t>
-      </w:r>
-      <w:r>
-        <w:rPr>
-          <w:rStyle w:val="NormalTok"/>
-        </w:rPr>
-        <w:t xml:space="preserve">)</w:t>
-      </w:r>
-    </w:p>
-    <w:p>
-      <w:pPr>
-        <w:pStyle w:val="SourceCode"/>
-      </w:pPr>
-      <w:r>
-        <w:rPr>
-          <w:rStyle w:val="VerbatimChar"/>
-        </w:rPr>
-        <w:t xml:space="preserve">## Profiles with at least one skill in 500 dataset: 402</w:t>
-      </w:r>
-    </w:p>
-    <w:p>
-      <w:pPr>
-        <w:pStyle w:val="SourceCode"/>
-      </w:pPr>
-      <w:r>
-        <w:rPr>
-          <w:rStyle w:val="FunctionTok"/>
-        </w:rPr>
-        <w:t xml:space="preserve">cat</w:t>
-      </w:r>
-      <w:r>
-        <w:rPr>
-          <w:rStyle w:val="NormalTok"/>
-        </w:rPr>
-        <w:t xml:space="preserve">(</w:t>
-      </w:r>
-      <w:r>
-        <w:rPr>
-          <w:rStyle w:val="StringTok"/>
-        </w:rPr>
-        <w:t xml:space="preserve">"Profiles with at least one skill in 5k dataset:"</w:t>
-      </w:r>
-      <w:r>
-        <w:rPr>
-          <w:rStyle w:val="NormalTok"/>
-        </w:rPr>
-        <w:t xml:space="preserve">, </w:t>
-      </w:r>
-      <w:r>
-        <w:rPr>
-          <w:rStyle w:val="FunctionTok"/>
-        </w:rPr>
-        <w:t xml:space="preserve">nrow</w:t>
-      </w:r>
-      <w:r>
-        <w:rPr>
-          <w:rStyle w:val="NormalTok"/>
-        </w:rPr>
-        <w:t xml:space="preserve">(skills_5k_count), </w:t>
-      </w:r>
-      <w:r>
-        <w:rPr>
-          <w:rStyle w:val="StringTok"/>
-        </w:rPr>
-        <w:t xml:space="preserve">"</w:t>
-      </w:r>
-      <w:r>
-        <w:rPr>
-          <w:rStyle w:val="SpecialCharTok"/>
-        </w:rPr>
-        <w:t xml:space="preserve">\n</w:t>
-      </w:r>
-      <w:r>
-        <w:rPr>
-          <w:rStyle w:val="StringTok"/>
-        </w:rPr>
-        <w:t xml:space="preserve">"</w:t>
-      </w:r>
-      <w:r>
-        <w:rPr>
-          <w:rStyle w:val="NormalTok"/>
-        </w:rPr>
-        <w:t xml:space="preserve">)</w:t>
-      </w:r>
-    </w:p>
-    <w:p>
-      <w:pPr>
-        <w:pStyle w:val="SourceCode"/>
-      </w:pPr>
-      <w:r>
-        <w:rPr>
-          <w:rStyle w:val="VerbatimChar"/>
-        </w:rPr>
-        <w:t xml:space="preserve">## Profiles with at least one skill in 5k dataset: 4837</w:t>
-      </w:r>
-    </w:p>
-    <w:p>
-      <w:pPr>
-        <w:pStyle w:val="SourceCode"/>
-      </w:pPr>
-      <w:r>
-        <w:rPr>
-          <w:rStyle w:val="FunctionTok"/>
-        </w:rPr>
-        <w:t xml:space="preserve">cat</w:t>
-      </w:r>
-      <w:r>
-        <w:rPr>
-          <w:rStyle w:val="NormalTok"/>
-        </w:rPr>
-        <w:t xml:space="preserve">(</w:t>
-      </w:r>
-      <w:r>
-        <w:rPr>
-          <w:rStyle w:val="StringTok"/>
-        </w:rPr>
-        <w:t xml:space="preserve">"Average skills per profile in 500 dataset:"</w:t>
-      </w:r>
-      <w:r>
-        <w:rPr>
-          <w:rStyle w:val="NormalTok"/>
-        </w:rPr>
-        <w:t xml:space="preserve">,</w:t>
-      </w:r>
-      <w:r>
-        <w:br/>
-      </w:r>
-      <w:r>
-        <w:rPr>
-          <w:rStyle w:val="NormalTok"/>
-        </w:rPr>
-        <w:t xml:space="preserve">    </w:t>
-      </w:r>
-      <w:r>
-        <w:rPr>
-          <w:rStyle w:val="FunctionTok"/>
-        </w:rPr>
-        <w:t xml:space="preserve">round</w:t>
-      </w:r>
-      <w:r>
-        <w:rPr>
-          <w:rStyle w:val="NormalTok"/>
-        </w:rPr>
-        <w:t xml:space="preserve">(</w:t>
-      </w:r>
-      <w:r>
-        <w:rPr>
-          <w:rStyle w:val="FunctionTok"/>
-        </w:rPr>
-        <w:t xml:space="preserve">mean</w:t>
-      </w:r>
-      <w:r>
-        <w:rPr>
-          <w:rStyle w:val="NormalTok"/>
-        </w:rPr>
-        <w:t xml:space="preserve">(skills_500_count</w:t>
-      </w:r>
-      <w:r>
-        <w:rPr>
-          <w:rStyle w:val="SpecialCharTok"/>
-        </w:rPr>
-        <w:t xml:space="preserve">$</w:t>
-      </w:r>
-      <w:r>
-        <w:rPr>
-          <w:rStyle w:val="NormalTok"/>
-        </w:rPr>
-        <w:t xml:space="preserve">skill_count), </w:t>
-      </w:r>
-      <w:r>
-        <w:rPr>
-          <w:rStyle w:val="DecValTok"/>
-        </w:rPr>
-        <w:t xml:space="preserve">2</w:t>
-      </w:r>
-      <w:r>
-        <w:rPr>
-          <w:rStyle w:val="NormalTok"/>
-        </w:rPr>
-        <w:t xml:space="preserve">), </w:t>
-      </w:r>
-      <w:r>
-        <w:rPr>
-          <w:rStyle w:val="StringTok"/>
-        </w:rPr>
-        <w:t xml:space="preserve">"</w:t>
-      </w:r>
-      <w:r>
-        <w:rPr>
-          <w:rStyle w:val="SpecialCharTok"/>
-        </w:rPr>
-        <w:t xml:space="preserve">\n</w:t>
-      </w:r>
-      <w:r>
-        <w:rPr>
-          <w:rStyle w:val="StringTok"/>
-        </w:rPr>
-        <w:t xml:space="preserve">"</w:t>
-      </w:r>
-      <w:r>
-        <w:rPr>
-          <w:rStyle w:val="NormalTok"/>
-        </w:rPr>
-        <w:t xml:space="preserve">)</w:t>
-      </w:r>
-    </w:p>
-    <w:p>
-      <w:pPr>
-        <w:pStyle w:val="SourceCode"/>
-      </w:pPr>
-      <w:r>
-        <w:rPr>
-          <w:rStyle w:val="VerbatimChar"/>
-        </w:rPr>
-        <w:t xml:space="preserve">## Average skills per profile in 500 dataset: 15.83</w:t>
-      </w:r>
-    </w:p>
-    <w:p>
-      <w:pPr>
-        <w:pStyle w:val="SourceCode"/>
-      </w:pPr>
-      <w:r>
-        <w:rPr>
-          <w:rStyle w:val="FunctionTok"/>
-        </w:rPr>
-        <w:t xml:space="preserve">cat</w:t>
-      </w:r>
-      <w:r>
-        <w:rPr>
-          <w:rStyle w:val="NormalTok"/>
-        </w:rPr>
-        <w:t xml:space="preserve">(</w:t>
-      </w:r>
-      <w:r>
-        <w:rPr>
-          <w:rStyle w:val="StringTok"/>
-        </w:rPr>
-        <w:t xml:space="preserve">"Average skills per profile in 5k dataset:"</w:t>
-      </w:r>
-      <w:r>
-        <w:rPr>
-          <w:rStyle w:val="NormalTok"/>
-        </w:rPr>
-        <w:t xml:space="preserve">,</w:t>
-      </w:r>
-      <w:r>
-        <w:br/>
-      </w:r>
-      <w:r>
-        <w:rPr>
-          <w:rStyle w:val="NormalTok"/>
-        </w:rPr>
-        <w:t xml:space="preserve">    </w:t>
-      </w:r>
-      <w:r>
-        <w:rPr>
-          <w:rStyle w:val="FunctionTok"/>
-        </w:rPr>
-        <w:t xml:space="preserve">round</w:t>
-      </w:r>
-      <w:r>
-        <w:rPr>
-          <w:rStyle w:val="NormalTok"/>
-        </w:rPr>
-        <w:t xml:space="preserve">(</w:t>
-      </w:r>
-      <w:r>
-        <w:rPr>
-          <w:rStyle w:val="FunctionTok"/>
-        </w:rPr>
-        <w:t xml:space="preserve">mean</w:t>
-      </w:r>
-      <w:r>
-        <w:rPr>
-          <w:rStyle w:val="NormalTok"/>
-        </w:rPr>
-        <w:t xml:space="preserve">(skills_5k_count</w:t>
-      </w:r>
-      <w:r>
-        <w:rPr>
-          <w:rStyle w:val="SpecialCharTok"/>
-        </w:rPr>
-        <w:t xml:space="preserve">$</w:t>
-      </w:r>
-      <w:r>
-        <w:rPr>
-          <w:rStyle w:val="NormalTok"/>
-        </w:rPr>
-        <w:t xml:space="preserve">skill_count), </w:t>
-      </w:r>
-      <w:r>
-        <w:rPr>
-          <w:rStyle w:val="DecValTok"/>
-        </w:rPr>
-        <w:t xml:space="preserve">2</w:t>
-      </w:r>
-      <w:r>
-        <w:rPr>
-          <w:rStyle w:val="NormalTok"/>
-        </w:rPr>
-        <w:t xml:space="preserve">), </w:t>
-      </w:r>
-      <w:r>
-        <w:rPr>
-          <w:rStyle w:val="StringTok"/>
-        </w:rPr>
-        <w:t xml:space="preserve">"</w:t>
-      </w:r>
-      <w:r>
-        <w:rPr>
-          <w:rStyle w:val="SpecialCharTok"/>
-        </w:rPr>
-        <w:t xml:space="preserve">\n</w:t>
-      </w:r>
-      <w:r>
-        <w:rPr>
-          <w:rStyle w:val="StringTok"/>
-        </w:rPr>
-        <w:t xml:space="preserve">"</w:t>
-      </w:r>
-      <w:r>
-        <w:rPr>
-          <w:rStyle w:val="NormalTok"/>
-        </w:rPr>
-        <w:t xml:space="preserve">)</w:t>
-      </w:r>
-    </w:p>
-    <w:p>
-      <w:pPr>
-        <w:pStyle w:val="SourceCode"/>
-      </w:pPr>
-      <w:r>
-        <w:rPr>
-          <w:rStyle w:val="VerbatimChar"/>
-        </w:rPr>
-        <w:t xml:space="preserve">## Average skills per profile in 5k dataset: 15.95</w:t>
-      </w:r>
-    </w:p>
-    <w:p>
-      <w:pPr>
-        <w:pStyle w:val="SourceCode"/>
-      </w:pPr>
-      <w:r>
-        <w:rPr>
-          <w:rStyle w:val="FunctionTok"/>
-        </w:rPr>
-        <w:t xml:space="preserve">cat</w:t>
-      </w:r>
-      <w:r>
-        <w:rPr>
-          <w:rStyle w:val="NormalTok"/>
-        </w:rPr>
-        <w:t xml:space="preserve">(</w:t>
-      </w:r>
-      <w:r>
-        <w:rPr>
-          <w:rStyle w:val="StringTok"/>
-        </w:rPr>
-        <w:t xml:space="preserve">"Average total_skill_count in 5k experiences:"</w:t>
-      </w:r>
-      <w:r>
-        <w:rPr>
-          <w:rStyle w:val="NormalTok"/>
-        </w:rPr>
-        <w:t xml:space="preserve">,</w:t>
-      </w:r>
-      <w:r>
-        <w:br/>
-      </w:r>
-      <w:r>
-        <w:rPr>
-          <w:rStyle w:val="NormalTok"/>
-        </w:rPr>
-        <w:t xml:space="preserve">    </w:t>
-      </w:r>
-      <w:r>
-        <w:rPr>
-          <w:rStyle w:val="FunctionTok"/>
-        </w:rPr>
-        <w:t xml:space="preserve">round</w:t>
-      </w:r>
-      <w:r>
-        <w:rPr>
-          <w:rStyle w:val="NormalTok"/>
-        </w:rPr>
-        <w:t xml:space="preserve">(</w:t>
-      </w:r>
-      <w:r>
-        <w:rPr>
-          <w:rStyle w:val="FunctionTok"/>
-        </w:rPr>
-        <w:t xml:space="preserve">mean</w:t>
-      </w:r>
-      <w:r>
-        <w:rPr>
-          <w:rStyle w:val="NormalTok"/>
-        </w:rPr>
-        <w:t xml:space="preserve">(exp_5k_clean</w:t>
-      </w:r>
-      <w:r>
-        <w:rPr>
-          <w:rStyle w:val="SpecialCharTok"/>
-        </w:rPr>
-        <w:t xml:space="preserve">$</w:t>
-      </w:r>
-      <w:r>
-        <w:rPr>
-          <w:rStyle w:val="NormalTok"/>
-        </w:rPr>
-        <w:t xml:space="preserve">total_skill_count), </w:t>
-      </w:r>
-      <w:r>
-        <w:rPr>
-          <w:rStyle w:val="DecValTok"/>
-        </w:rPr>
-        <w:t xml:space="preserve">2</w:t>
-      </w:r>
-      <w:r>
-        <w:rPr>
-          <w:rStyle w:val="NormalTok"/>
-        </w:rPr>
-        <w:t xml:space="preserve">), </w:t>
-      </w:r>
-      <w:r>
-        <w:rPr>
-          <w:rStyle w:val="StringTok"/>
-        </w:rPr>
-        <w:t xml:space="preserve">"</w:t>
-      </w:r>
-      <w:r>
-        <w:rPr>
-          <w:rStyle w:val="SpecialCharTok"/>
-        </w:rPr>
-        <w:t xml:space="preserve">\n</w:t>
-      </w:r>
-      <w:r>
-        <w:rPr>
-          <w:rStyle w:val="StringTok"/>
-        </w:rPr>
-        <w:t xml:space="preserve">"</w:t>
-      </w:r>
-      <w:r>
-        <w:rPr>
-          <w:rStyle w:val="NormalTok"/>
-        </w:rPr>
-        <w:t xml:space="preserve">)</w:t>
-      </w:r>
-    </w:p>
-    <w:p>
-      <w:pPr>
-        <w:pStyle w:val="SourceCode"/>
-      </w:pPr>
-      <w:r>
-        <w:rPr>
-          <w:rStyle w:val="VerbatimChar"/>
-        </w:rPr>
-        <w:t xml:space="preserve">## Average total_skill_count in 5k experiences: 13.15</w:t>
-      </w:r>
-    </w:p>
-    <w:p>
-      <w:pPr>
-        <w:pStyle w:val="SourceCode"/>
-      </w:pPr>
-      <w:r>
-        <w:rPr>
-          <w:rStyle w:val="FunctionTok"/>
-        </w:rPr>
-        <w:t xml:space="preserve">head</w:t>
-      </w:r>
-      <w:r>
-        <w:rPr>
-          <w:rStyle w:val="NormalTok"/>
-        </w:rPr>
-        <w:t xml:space="preserve">(skills_500_count, </w:t>
-      </w:r>
-      <w:r>
-        <w:rPr>
-          <w:rStyle w:val="DecValTok"/>
-        </w:rPr>
-        <w:t xml:space="preserve">10</w:t>
-      </w:r>
-      <w:r>
-        <w:rPr>
-          <w:rStyle w:val="NormalTok"/>
-        </w:rPr>
-        <w:t xml:space="preserve">)</w:t>
-      </w:r>
-    </w:p>
-    <w:p>
-      <w:pPr>
-        <w:pStyle w:val="SourceCode"/>
-      </w:pPr>
-      <w:r>
-        <w:rPr>
-          <w:rStyle w:val="VerbatimChar"/>
-        </w:rPr>
-        <w:t xml:space="preserve">## # A tibble: 10 × 2</w:t>
-      </w:r>
-      <w:r>
-        <w:br/>
-      </w:r>
-      <w:r>
-        <w:rPr>
-          <w:rStyle w:val="VerbatimChar"/>
-        </w:rPr>
-        <w:t xml:space="preserve">##    linkedinUrl                                          skill_count</w:t>
-      </w:r>
-      <w:r>
-        <w:br/>
-      </w:r>
-      <w:r>
-        <w:rPr>
-          <w:rStyle w:val="VerbatimChar"/>
-        </w:rPr>
-        <w:t xml:space="preserve">##    &lt;chr&gt;                                                      &lt;int&gt;</w:t>
-      </w:r>
-      <w:r>
-        <w:br/>
-      </w:r>
-      <w:r>
-        <w:rPr>
-          <w:rStyle w:val="VerbatimChar"/>
-        </w:rPr>
-        <w:t xml:space="preserve">##  1 https://www.linkedin.com/in/aadamwilson/                      20</w:t>
-      </w:r>
-      <w:r>
-        <w:br/>
-      </w:r>
-      <w:r>
-        <w:rPr>
-          <w:rStyle w:val="VerbatimChar"/>
-        </w:rPr>
-        <w:t xml:space="preserve">##  2 https://www.linkedin.com/in/adrianmartin01/                   20</w:t>
-      </w:r>
-      <w:r>
-        <w:br/>
-      </w:r>
-      <w:r>
-        <w:rPr>
-          <w:rStyle w:val="VerbatimChar"/>
-        </w:rPr>
-        <w:t xml:space="preserve">##  3 https://www.linkedin.com/in/alejandra-rubior/                 20</w:t>
-      </w:r>
-      <w:r>
-        <w:br/>
-      </w:r>
-      <w:r>
-        <w:rPr>
-          <w:rStyle w:val="VerbatimChar"/>
-        </w:rPr>
-        <w:t xml:space="preserve">##  4 https://www.linkedin.com/in/alinadarkhovskymagauova/          20</w:t>
-      </w:r>
-      <w:r>
-        <w:br/>
-      </w:r>
-      <w:r>
-        <w:rPr>
-          <w:rStyle w:val="VerbatimChar"/>
-        </w:rPr>
-        <w:t xml:space="preserve">##  5 https://www.linkedin.com/in/altorres89/                       20</w:t>
-      </w:r>
-      <w:r>
-        <w:br/>
-      </w:r>
-      <w:r>
-        <w:rPr>
-          <w:rStyle w:val="VerbatimChar"/>
-        </w:rPr>
-        <w:t xml:space="preserve">##  6 https://www.linkedin.com/in/amj45/                            20</w:t>
-      </w:r>
-      <w:r>
-        <w:br/>
-      </w:r>
-      <w:r>
-        <w:rPr>
-          <w:rStyle w:val="VerbatimChar"/>
-        </w:rPr>
-        <w:t xml:space="preserve">##  7 https://www.linkedin.com/in/andiehyndman/                     20</w:t>
-      </w:r>
-      <w:r>
-        <w:br/>
-      </w:r>
-      <w:r>
-        <w:rPr>
-          <w:rStyle w:val="VerbatimChar"/>
-        </w:rPr>
-        <w:t xml:space="preserve">##  8 https://www.linkedin.com/in/andrew-schillinger/               20</w:t>
-      </w:r>
-      <w:r>
-        <w:br/>
-      </w:r>
-      <w:r>
-        <w:rPr>
-          <w:rStyle w:val="VerbatimChar"/>
-        </w:rPr>
-        <w:t xml:space="preserve">##  9 https://www.linkedin.com/in/andrewcantwelluf/                 20</w:t>
-      </w:r>
-      <w:r>
-        <w:br/>
-      </w:r>
-      <w:r>
-        <w:rPr>
-          <w:rStyle w:val="VerbatimChar"/>
-        </w:rPr>
-        <w:t xml:space="preserve">## 10 https://www.linkedin.com/in/andy-ackerman-4a647966/           20</w:t>
-      </w:r>
-    </w:p>
-    <w:p>
-      <w:pPr>
-        <w:pStyle w:val="SourceCode"/>
-      </w:pPr>
-      <w:r>
-        <w:rPr>
-          <w:rStyle w:val="FunctionTok"/>
-        </w:rPr>
-        <w:t xml:space="preserve">head</w:t>
-      </w:r>
-      <w:r>
-        <w:rPr>
-          <w:rStyle w:val="NormalTok"/>
-        </w:rPr>
-        <w:t xml:space="preserve">(skills_5k_count, </w:t>
-      </w:r>
-      <w:r>
-        <w:rPr>
-          <w:rStyle w:val="DecValTok"/>
-        </w:rPr>
-        <w:t xml:space="preserve">10</w:t>
-      </w:r>
-      <w:r>
-        <w:rPr>
-          <w:rStyle w:val="NormalTok"/>
-        </w:rPr>
-        <w:t xml:space="preserve">)</w:t>
-      </w:r>
-    </w:p>
-    <w:p>
-      <w:pPr>
-        <w:pStyle w:val="SourceCode"/>
-      </w:pPr>
-      <w:r>
-        <w:rPr>
-          <w:rStyle w:val="VerbatimChar"/>
-        </w:rPr>
-        <w:t xml:space="preserve">## # A tibble: 10 × 2</w:t>
-      </w:r>
-      <w:r>
-        <w:br/>
-      </w:r>
-      <w:r>
-        <w:rPr>
-          <w:rStyle w:val="VerbatimChar"/>
-        </w:rPr>
-        <w:t xml:space="preserve">##    linkedin_url                                         skill_count</w:t>
-      </w:r>
-      <w:r>
-        <w:br/>
-      </w:r>
-      <w:r>
-        <w:rPr>
-          <w:rStyle w:val="VerbatimChar"/>
-        </w:rPr>
-        <w:t xml:space="preserve">##    &lt;chr&gt;                                                      &lt;int&gt;</w:t>
-      </w:r>
-      <w:r>
-        <w:br/>
-      </w:r>
-      <w:r>
-        <w:rPr>
-          <w:rStyle w:val="VerbatimChar"/>
-        </w:rPr>
-        <w:t xml:space="preserve">##  1 https://www.linkedin.com/in/theheetmehta/                     28</w:t>
-      </w:r>
-      <w:r>
-        <w:br/>
-      </w:r>
-      <w:r>
-        <w:rPr>
-          <w:rStyle w:val="VerbatimChar"/>
-        </w:rPr>
-        <w:t xml:space="preserve">##  2 https://www.linkedin.com/in/bridgettgagnecpa/                 26</w:t>
-      </w:r>
-      <w:r>
-        <w:br/>
-      </w:r>
-      <w:r>
-        <w:rPr>
-          <w:rStyle w:val="VerbatimChar"/>
-        </w:rPr>
-        <w:t xml:space="preserve">##  3 https://www.linkedin.com/in/doug-debaltzo-97b3787/            26</w:t>
-      </w:r>
-      <w:r>
-        <w:br/>
-      </w:r>
-      <w:r>
-        <w:rPr>
-          <w:rStyle w:val="VerbatimChar"/>
-        </w:rPr>
-        <w:t xml:space="preserve">##  4 https://www.linkedin.com/in/neil-parsa/                       26</w:t>
-      </w:r>
-      <w:r>
-        <w:br/>
-      </w:r>
-      <w:r>
-        <w:rPr>
-          <w:rStyle w:val="VerbatimChar"/>
-        </w:rPr>
-        <w:t xml:space="preserve">##  5 https://www.linkedin.com/in/kiranranjit/                      25</w:t>
-      </w:r>
-      <w:r>
-        <w:br/>
-      </w:r>
-      <w:r>
-        <w:rPr>
-          <w:rStyle w:val="VerbatimChar"/>
-        </w:rPr>
-        <w:t xml:space="preserve">##  6 https://www.linkedin.com/in/william-hackett-0132b3a/          24</w:t>
-      </w:r>
-      <w:r>
-        <w:br/>
-      </w:r>
-      <w:r>
-        <w:rPr>
-          <w:rStyle w:val="VerbatimChar"/>
-        </w:rPr>
-        <w:t xml:space="preserve">##  7 https://www.linkedin.com/in/ama-gordon/                       23</w:t>
-      </w:r>
-      <w:r>
-        <w:br/>
-      </w:r>
-      <w:r>
-        <w:rPr>
-          <w:rStyle w:val="VerbatimChar"/>
-        </w:rPr>
-        <w:t xml:space="preserve">##  8 https://www.linkedin.com/in/chang-wei-sun-91abaa32/           23</w:t>
-      </w:r>
-      <w:r>
-        <w:br/>
-      </w:r>
-      <w:r>
-        <w:rPr>
-          <w:rStyle w:val="VerbatimChar"/>
-        </w:rPr>
-        <w:t xml:space="preserve">##  9 https://www.linkedin.com/in/noah-zachary-villamin/            23</w:t>
-      </w:r>
-      <w:r>
-        <w:br/>
-      </w:r>
-      <w:r>
-        <w:rPr>
-          <w:rStyle w:val="VerbatimChar"/>
-        </w:rPr>
-        <w:t xml:space="preserve">## 10 https://www.linkedin.com/in/zhao-x-6398a746/                  23</w:t>
-      </w:r>
-    </w:p>
-    <w:p>
-      <w:pPr>
-        <w:pStyle w:val="SourceCode"/>
-      </w:pPr>
-      <w:r>
-        <w:rPr>
-          <w:rStyle w:val="FunctionTok"/>
-        </w:rPr>
-        <w:t xml:space="preserve">head</w:t>
-      </w:r>
-      <w:r>
-        <w:rPr>
-          <w:rStyle w:val="NormalTok"/>
-        </w:rPr>
-        <w:t xml:space="preserve">(exp_5k_clean </w:t>
-      </w:r>
-      <w:r>
-        <w:rPr>
-          <w:rStyle w:val="SpecialCharTok"/>
-        </w:rPr>
-        <w:t xml:space="preserve">|&gt;</w:t>
-      </w:r>
-      <w:r>
-        <w:rPr>
-          <w:rStyle w:val="NormalTok"/>
-        </w:rPr>
-        <w:t xml:space="preserve"> </w:t>
-      </w:r>
-      <w:r>
-        <w:rPr>
-          <w:rStyle w:val="FunctionTok"/>
-        </w:rPr>
-        <w:t xml:space="preserve">select</w:t>
-      </w:r>
-      <w:r>
-        <w:rPr>
-          <w:rStyle w:val="NormalTok"/>
-        </w:rPr>
-        <w:t xml:space="preserve">(linkedin_url, Skills, total_skill_count), </w:t>
-      </w:r>
-      <w:r>
-        <w:rPr>
-          <w:rStyle w:val="DecValTok"/>
-        </w:rPr>
-        <w:t xml:space="preserve">10</w:t>
-      </w:r>
-      <w:r>
-        <w:rPr>
-          <w:rStyle w:val="NormalTok"/>
-        </w:rPr>
-        <w:t xml:space="preserve">)</w:t>
-      </w:r>
-    </w:p>
-    <w:p>
-      <w:pPr>
-        <w:pStyle w:val="SourceCode"/>
-      </w:pPr>
-      <w:r>
-        <w:rPr>
-          <w:rStyle w:val="VerbatimChar"/>
-        </w:rPr>
-        <w:t xml:space="preserve">##                                                            linkedin_url</w:t>
-      </w:r>
-      <w:r>
-        <w:br/>
-      </w:r>
-      <w:r>
-        <w:rPr>
-          <w:rStyle w:val="VerbatimChar"/>
-        </w:rPr>
-        <w:t xml:space="preserve">## 1                            https://www.linkedin.com/in/dalejankowski/</w:t>
-      </w:r>
-      <w:r>
-        <w:br/>
-      </w:r>
-      <w:r>
-        <w:rPr>
-          <w:rStyle w:val="VerbatimChar"/>
-        </w:rPr>
-        <w:t xml:space="preserve">## 2                             https://www.linkedin.com/in/dalewilliamb/</w:t>
-      </w:r>
-      <w:r>
-        <w:br/>
-      </w:r>
-      <w:r>
-        <w:rPr>
-          <w:rStyle w:val="VerbatimChar"/>
-        </w:rPr>
-        <w:t xml:space="preserve">## 3                     https://www.linkedin.com/in/dale-morgan-77405912/</w:t>
-      </w:r>
-      <w:r>
-        <w:br/>
-      </w:r>
-      <w:r>
-        <w:rPr>
-          <w:rStyle w:val="VerbatimChar"/>
-        </w:rPr>
-        <w:t xml:space="preserve">## 4                       https://www.linkedin.com/in/dale-white-9bb750b/</w:t>
-      </w:r>
-      <w:r>
-        <w:br/>
-      </w:r>
-      <w:r>
-        <w:rPr>
-          <w:rStyle w:val="VerbatimChar"/>
-        </w:rPr>
-        <w:t xml:space="preserve">## 5                  https://www.linkedin.com/in/david-dale-cfa-52a45214/</w:t>
-      </w:r>
-      <w:r>
-        <w:br/>
-      </w:r>
-      <w:r>
-        <w:rPr>
-          <w:rStyle w:val="VerbatimChar"/>
-        </w:rPr>
-        <w:t xml:space="preserve">## 6                    https://www.linkedin.com/in/ting-qiu-cpa-6b7b2034/</w:t>
-      </w:r>
-      <w:r>
-        <w:br/>
-      </w:r>
-      <w:r>
-        <w:rPr>
-          <w:rStyle w:val="VerbatimChar"/>
-        </w:rPr>
-        <w:t xml:space="preserve">## 7                      https://www.linkedin.com/in/dale-smith-18103b26/</w:t>
-      </w:r>
-      <w:r>
-        <w:br/>
-      </w:r>
-      <w:r>
-        <w:rPr>
-          <w:rStyle w:val="VerbatimChar"/>
-        </w:rPr>
-        <w:t xml:space="preserve">## 8                                 https://www.linkedin.com/in/daleward/</w:t>
-      </w:r>
-      <w:r>
-        <w:br/>
-      </w:r>
-      <w:r>
-        <w:rPr>
-          <w:rStyle w:val="VerbatimChar"/>
-        </w:rPr>
-        <w:t xml:space="preserve">## 9  https://www.linkedin.com/in/reshmi-satish-tirupuranthakam-319875157/</w:t>
-      </w:r>
-      <w:r>
-        <w:br/>
-      </w:r>
-      <w:r>
-        <w:rPr>
-          <w:rStyle w:val="VerbatimChar"/>
-        </w:rPr>
-        <w:t xml:space="preserve">## 10                  https://www.linkedin.com/in/albright-dale-7b470110/</w:t>
-      </w:r>
-      <w:r>
-        <w:br/>
-      </w:r>
-      <w:r>
-        <w:rPr>
-          <w:rStyle w:val="VerbatimChar"/>
-        </w:rPr>
-        <w:t xml:space="preserve">##                                                                                                                                                                                                                                                                                                                                                                                                                                       Skills</w:t>
-      </w:r>
-      <w:r>
-        <w:br/>
-      </w:r>
-      <w:r>
-        <w:rPr>
-          <w:rStyle w:val="VerbatimChar"/>
-        </w:rPr>
-        <w:t xml:space="preserve">## 1                                                                               Communication, Project Management, Teamwork, Customer Satisfaction, Sales Management, Customer Experience, Business Development, Retail, Inventory Management, Product Ordering, Contract Negotiation, Budgets, Account Management, Marketing Strategy, Management, Strategic Planning, Ethical Leadership, Customer Service, Construction, Project Planning</w:t>
-      </w:r>
-      <w:r>
-        <w:br/>
-      </w:r>
-      <w:r>
-        <w:rPr>
-          <w:rStyle w:val="VerbatimChar"/>
-        </w:rPr>
-        <w:t xml:space="preserve">## 2                                                                                                                       Software Development, Object-Oriented Programming (OOP), Engineering, Technical Writing, Robotics, Business Planning, Mechanical Engineering, Machining, Manufacturing, Database Design, Test Driven Development, AutoCAD Mechanical, Matlab, Solidworks, Windows, C++, AutoCAD, Machine Tools, JavaScript, React.js</w:t>
-      </w:r>
-      <w:r>
-        <w:br/>
-      </w:r>
-      <w:r>
-        <w:rPr>
-          <w:rStyle w:val="VerbatimChar"/>
-        </w:rPr>
-        <w:t xml:space="preserve">## 3                                                                                                  Microsoft Office, Project Management, Government, Strategic Planning, Change Management, Process Improvement, Project Planning, Team Building, Program Development, Public Speaking, Security Clearance, Team Leadership, Community Outreach, Leadership Development, Leadership, Management, Fundraising, Teaching, Nonprofits, Research</w:t>
-      </w:r>
-      <w:r>
-        <w:br/>
-      </w:r>
-      <w:r>
-        <w:rPr>
-          <w:rStyle w:val="VerbatimChar"/>
-        </w:rPr>
-        <w:t xml:space="preserve">## 4                                                        Renewable Energy, Voltage, Short Circuit, Low-Voltage Engineering, Line Sizing, ETAP, Electrical Equipment, Calculations, Microsoft Office, Engineering, Procurement, and Construction (EPC), Communication, Project Design, Technical Planning, Project Engineering, Energy Storage, Electrical Engineering, Switchgear, Arc Flash Analysis, Technical Project Management, AutoCAD</w:t>
-      </w:r>
-      <w:r>
-        <w:br/>
-      </w:r>
-      <w:r>
-        <w:rPr>
-          <w:rStyle w:val="VerbatimChar"/>
-        </w:rPr>
-        <w:t xml:space="preserve">## 5                                                                                                                                                                                                                                                                                             Equities, Trading, Investments, Financial Modeling, Market Research, Finance, Bonds, Analysis, Financial Risk, Hedge Funds, Financial Analysis</w:t>
-      </w:r>
-      <w:r>
-        <w:br/>
-      </w:r>
-      <w:r>
-        <w:rPr>
-          <w:rStyle w:val="VerbatimChar"/>
-        </w:rPr>
-        <w:t xml:space="preserve">## 6                                                                                                                                                         Financial Analysis, QuickBooks, Financial Accounting, Accounting, Financial Reporting, Tax Accounting, Tax Preparation, Tax, Corporate Tax, Microsoft Excel, US GAAP, Auditing, PowerPoint, Microsoft Word, Microsoft Office, U.S. Generally Accepted Accounting Principles (GAAP)</w:t>
-      </w:r>
-      <w:r>
-        <w:br/>
-      </w:r>
-      <w:r>
-        <w:rPr>
-          <w:rStyle w:val="VerbatimChar"/>
-        </w:rPr>
-        <w:t xml:space="preserve">## 7                                  Asset Management, Energy, Geothermal, Plant Operations and Optimization, Heavy Equipment Production, Environmental Compliance, Safety Culture, Root Cause Analysis, EHS, Environmental Awareness, Power Plants, Power Generation, Renewable Energy, Environmental Management Systems, Safety Management Systems, Hazardous Waste Management, Factory, Contract Management, Inspection, Project Management</w:t>
-      </w:r>
-      <w:r>
-        <w:br/>
-      </w:r>
-      <w:r>
-        <w:rPr>
-          <w:rStyle w:val="VerbatimChar"/>
-        </w:rPr>
-        <w:t xml:space="preserve">## 8                                                                                                                                                                                   ITIL, Software Development, SDLC, Databases, IT Management, Data Center, Unix, Management, Strategy, Oracle, Networking, Servers, Leadership, Information Technology, IT Operations, Java, COBOL, Vendor Management, SharePoint, Java Enterprise Edition</w:t>
-      </w:r>
-      <w:r>
-        <w:br/>
-      </w:r>
-      <w:r>
-        <w:rPr>
-          <w:rStyle w:val="VerbatimChar"/>
-        </w:rPr>
-        <w:t xml:space="preserve">## 9  Automotive Marketing, Digital Transformation, Positioning (Marketing), Brand Marketing, Project Management, Experiential Marketing, Business-to-Business (B2B), Marketing Management, Marketing Event Planning, Promotional Marketing, Customer Engagement, Retention marketing, Presentation Skills, Service retention, Microsoft PowerPoint, Business Planning, Customer Retention, Business Analysis, Business Strategy, Data Analysis</w:t>
-      </w:r>
-      <w:r>
-        <w:br/>
-      </w:r>
-      <w:r>
-        <w:rPr>
-          <w:rStyle w:val="VerbatimChar"/>
-        </w:rPr>
-        <w:t xml:space="preserve">## 10                                                                                                                                                                                    Bonds, Fixed Income, Capital Markets, Mutual Funds, Portfolio Management, Risk Management, Alternative Investments, Investment Management, Asset Management, Trading, Finance, Equities, Investments, Securities, Bloomberg, Series 7, Asset Managment</w:t>
-      </w:r>
-      <w:r>
-        <w:br/>
-      </w:r>
-      <w:r>
-        <w:rPr>
-          <w:rStyle w:val="VerbatimChar"/>
-        </w:rPr>
-        <w:t xml:space="preserve">##    total_skill_count</w:t>
-      </w:r>
-      <w:r>
-        <w:br/>
-      </w:r>
-      <w:r>
-        <w:rPr>
-          <w:rStyle w:val="VerbatimChar"/>
-        </w:rPr>
-        <w:t xml:space="preserve">## 1                 20</w:t>
-      </w:r>
-      <w:r>
-        <w:br/>
-      </w:r>
-      <w:r>
-        <w:rPr>
-          <w:rStyle w:val="VerbatimChar"/>
-        </w:rPr>
-        <w:t xml:space="preserve">## 2                 20</w:t>
-      </w:r>
-      <w:r>
-        <w:br/>
-      </w:r>
-      <w:r>
-        <w:rPr>
-          <w:rStyle w:val="VerbatimChar"/>
-        </w:rPr>
-        <w:t xml:space="preserve">## 3                 20</w:t>
-      </w:r>
-      <w:r>
-        <w:br/>
-      </w:r>
-      <w:r>
-        <w:rPr>
-          <w:rStyle w:val="VerbatimChar"/>
-        </w:rPr>
-        <w:t xml:space="preserve">## 4                 22</w:t>
-      </w:r>
-      <w:r>
-        <w:br/>
-      </w:r>
-      <w:r>
-        <w:rPr>
-          <w:rStyle w:val="VerbatimChar"/>
-        </w:rPr>
-        <w:t xml:space="preserve">## 5                 11</w:t>
-      </w:r>
-      <w:r>
-        <w:br/>
-      </w:r>
-      <w:r>
-        <w:rPr>
-          <w:rStyle w:val="VerbatimChar"/>
-        </w:rPr>
-        <w:t xml:space="preserve">## 6                 16</w:t>
-      </w:r>
-      <w:r>
-        <w:br/>
-      </w:r>
-      <w:r>
-        <w:rPr>
-          <w:rStyle w:val="VerbatimChar"/>
-        </w:rPr>
-        <w:t xml:space="preserve">## 7                 20</w:t>
-      </w:r>
-      <w:r>
-        <w:br/>
-      </w:r>
-      <w:r>
-        <w:rPr>
-          <w:rStyle w:val="VerbatimChar"/>
-        </w:rPr>
-        <w:t xml:space="preserve">## 8                 20</w:t>
-      </w:r>
-      <w:r>
-        <w:br/>
-      </w:r>
-      <w:r>
-        <w:rPr>
-          <w:rStyle w:val="VerbatimChar"/>
-        </w:rPr>
-        <w:t xml:space="preserve">## 9                 20</w:t>
-      </w:r>
-      <w:r>
-        <w:br/>
-      </w:r>
-      <w:r>
-        <w:rPr>
-          <w:rStyle w:val="VerbatimChar"/>
-        </w:rPr>
-        <w:t xml:space="preserve">## 10                17</w:t>
-      </w:r>
-    </w:p>
-    <w:bookmarkEnd w:id="12"/>
-    <w:bookmarkStart w:id="13" w:name="labeling-and-ground-truth"/>
+        <w:t xml:space="preserve">techniques to find out how the cleaned job descriptions could be converted into model-ready variables. The outcome of the data is that the text was represented through processed word counts, stemmed token features, and bigram-based phrase features in the prior steps, creating a structured basis for later classification and labeling tasks.</w:t>
+      </w:r>
+    </w:p>
+    <w:bookmarkEnd w:id="23"/>
+    <w:bookmarkStart w:id="24" w:name="labeling-and-ground-truth"/>
     <w:p>
       <w:pPr>
         <w:pStyle w:val="Heading2"/>
@@ -8119,11 +4873,11 @@
     </w:p>
     <w:p>
       <w:pPr>
-        <w:pStyle w:val="Compact"/>
         <w:numPr>
           <w:ilvl w:val="0"/>
           <w:numId w:val="1005"/>
         </w:numPr>
+        <w:pStyle w:val="Compact"/>
       </w:pPr>
       <w:r>
         <w:t xml:space="preserve">Describe the labeling strategy.</w:t>
@@ -8131,11 +4885,11 @@
     </w:p>
     <w:p>
       <w:pPr>
-        <w:pStyle w:val="Compact"/>
         <w:numPr>
           <w:ilvl w:val="0"/>
           <w:numId w:val="1005"/>
         </w:numPr>
+        <w:pStyle w:val="Compact"/>
       </w:pPr>
       <w:r>
         <w:t xml:space="preserve">Produce and include a labeled or pseudo-labeled subset of the data as output of this step.</w:t>
@@ -8153,24 +4907,24 @@
       </w:r>
       <w:r>
         <w:rPr>
+          <w:bCs/>
           <w:b/>
+        </w:rPr>
+        <w:t xml:space="preserve">Labeling and Ground Truth</w:t>
+      </w:r>
+      <w:r>
+        <w:t xml:space="preserve"> </w:t>
+      </w:r>
+      <w:r>
+        <w:t xml:space="preserve">stage, we applied</w:t>
+      </w:r>
+      <w:r>
+        <w:t xml:space="preserve"> </w:t>
+      </w:r>
+      <w:r>
+        <w:rPr>
           <w:bCs/>
-        </w:rPr>
-        <w:t xml:space="preserve">Labeling and Ground Truth</w:t>
-      </w:r>
-      <w:r>
-        <w:t xml:space="preserve"> </w:t>
-      </w:r>
-      <w:r>
-        <w:t xml:space="preserve">stage, we applied</w:t>
-      </w:r>
-      <w:r>
-        <w:t xml:space="preserve"> </w:t>
-      </w:r>
-      <w:r>
-        <w:rPr>
           <w:b/>
-          <w:bCs/>
         </w:rPr>
         <w:t xml:space="preserve">rule-based labeling, keyword dictionary construction, regular expression pattern matching, and pseudo-label generation</w:t>
       </w:r>
@@ -9914,8 +6668,8 @@
         <w:t xml:space="preserve">)</w:t>
       </w:r>
     </w:p>
-    <w:bookmarkEnd w:id="13"/>
-    <w:bookmarkStart w:id="14" w:name="data-partitioning"/>
+    <w:bookmarkEnd w:id="24"/>
+    <w:bookmarkStart w:id="25" w:name="data-partitioning"/>
     <w:p>
       <w:pPr>
         <w:pStyle w:val="Heading2"/>
@@ -9926,11 +6680,11 @@
     </w:p>
     <w:p>
       <w:pPr>
-        <w:pStyle w:val="Compact"/>
         <w:numPr>
           <w:ilvl w:val="0"/>
           <w:numId w:val="1006"/>
         </w:numPr>
+        <w:pStyle w:val="Compact"/>
       </w:pPr>
       <w:r>
         <w:t xml:space="preserve">Partition the prepared dataset into training, validation, and test splits.</w:t>
@@ -9938,11 +6692,11 @@
     </w:p>
     <w:p>
       <w:pPr>
-        <w:pStyle w:val="Compact"/>
         <w:numPr>
           <w:ilvl w:val="0"/>
           <w:numId w:val="1006"/>
         </w:numPr>
+        <w:pStyle w:val="Compact"/>
       </w:pPr>
       <w:r>
         <w:t xml:space="preserve">Document the partitioning rationale.</w:t>
@@ -9950,11 +6704,11 @@
     </w:p>
     <w:p>
       <w:pPr>
-        <w:pStyle w:val="Compact"/>
         <w:numPr>
           <w:ilvl w:val="0"/>
           <w:numId w:val="1006"/>
         </w:numPr>
+        <w:pStyle w:val="Compact"/>
       </w:pPr>
       <w:r>
         <w:t xml:space="preserve">Address any class imbalance issues and your mitigation strategy.</w:t>
@@ -9972,24 +6726,24 @@
       </w:r>
       <w:r>
         <w:rPr>
+          <w:bCs/>
           <w:b/>
+        </w:rPr>
+        <w:t xml:space="preserve">Data Partitioning</w:t>
+      </w:r>
+      <w:r>
+        <w:t xml:space="preserve"> </w:t>
+      </w:r>
+      <w:r>
+        <w:t xml:space="preserve">stage, we applied</w:t>
+      </w:r>
+      <w:r>
+        <w:t xml:space="preserve"> </w:t>
+      </w:r>
+      <w:r>
+        <w:rPr>
           <w:bCs/>
-        </w:rPr>
-        <w:t xml:space="preserve">Data Partitioning</w:t>
-      </w:r>
-      <w:r>
-        <w:t xml:space="preserve"> </w:t>
-      </w:r>
-      <w:r>
-        <w:t xml:space="preserve">stage, we applied</w:t>
-      </w:r>
-      <w:r>
-        <w:t xml:space="preserve"> </w:t>
-      </w:r>
-      <w:r>
-        <w:rPr>
           <w:b/>
-          <w:bCs/>
         </w:rPr>
         <w:t xml:space="preserve">dataset splitting logic, train-validation-test planning, and class-balance review methodology</w:t>
       </w:r>
@@ -10011,13 +6765,9 @@
         <w:t xml:space="preserve"># [Placeholder - Not Yet Implemented]</w:t>
       </w:r>
     </w:p>
-    <w:bookmarkEnd w:id="14"/>
-    <w:bookmarkEnd w:id="15"/>
-    <w:sectPr>
-      <w:footnotePr>
-        <w:numRestart w:val="eachSect"/>
-      </w:footnotePr>
-    </w:sectPr>
+    <w:bookmarkEnd w:id="25"/>
+    <w:bookmarkEnd w:id="26"/>
+    <w:sectPr/>
   </w:body>
 </w:document>
 </file>
@@ -10048,14 +6798,14 @@
 <file path=word/numbering.xml><?xml version="1.0" encoding="utf-8"?>
 <w:numbering xmlns:w="http://schemas.openxmlformats.org/wordprocessingml/2006/main">
   <w:abstractNum w:abstractNumId="990">
-    <w:nsid w:val="0000A990"/>
+    <w:nsid w:val="2c1ae401"/>
     <w:multiLevelType w:val="multilevel"/>
     <w:lvl w:ilvl="0">
       <w:numFmt w:val="bullet"/>
       <w:lvlText w:val=" "/>
       <w:lvlJc w:val="left"/>
       <w:pPr>
-        <w:ind w:left="720" w:hanging="360"/>
+        <w:ind w:left="720" w:hanging="480"/>
       </w:pPr>
     </w:lvl>
     <w:lvl w:ilvl="1">
@@ -10063,7 +6813,7 @@
       <w:lvlText w:val=" "/>
       <w:lvlJc w:val="left"/>
       <w:pPr>
-        <w:ind w:left="1440" w:hanging="360"/>
+        <w:ind w:left="1440" w:hanging="480"/>
       </w:pPr>
     </w:lvl>
     <w:lvl w:ilvl="2">
@@ -10071,7 +6821,7 @@
       <w:lvlText w:val=" "/>
       <w:lvlJc w:val="left"/>
       <w:pPr>
-        <w:ind w:left="2160" w:hanging="360"/>
+        <w:ind w:left="2160" w:hanging="480"/>
       </w:pPr>
     </w:lvl>
     <w:lvl w:ilvl="3">
@@ -10079,7 +6829,7 @@
       <w:lvlText w:val=" "/>
       <w:lvlJc w:val="left"/>
       <w:pPr>
-        <w:ind w:left="2880" w:hanging="360"/>
+        <w:ind w:left="2880" w:hanging="480"/>
       </w:pPr>
     </w:lvl>
     <w:lvl w:ilvl="4">
@@ -10087,7 +6837,7 @@
       <w:lvlText w:val=" "/>
       <w:lvlJc w:val="left"/>
       <w:pPr>
-        <w:ind w:left="3600" w:hanging="360"/>
+        <w:ind w:left="3600" w:hanging="480"/>
       </w:pPr>
     </w:lvl>
     <w:lvl w:ilvl="5">
@@ -10095,7 +6845,7 @@
       <w:lvlText w:val=" "/>
       <w:lvlJc w:val="left"/>
       <w:pPr>
-        <w:ind w:left="4320" w:hanging="360"/>
+        <w:ind w:left="4320" w:hanging="480"/>
       </w:pPr>
     </w:lvl>
     <w:lvl w:ilvl="6">
@@ -10103,7 +6853,7 @@
       <w:lvlText w:val=" "/>
       <w:lvlJc w:val="left"/>
       <w:pPr>
-        <w:ind w:left="5040" w:hanging="360"/>
+        <w:ind w:left="5040" w:hanging="480"/>
       </w:pPr>
     </w:lvl>
     <w:lvl w:ilvl="7">
@@ -10111,7 +6861,7 @@
       <w:lvlText w:val=" "/>
       <w:lvlJc w:val="left"/>
       <w:pPr>
-        <w:ind w:left="5760" w:hanging="360"/>
+        <w:ind w:left="5760" w:hanging="480"/>
       </w:pPr>
     </w:lvl>
     <w:lvl w:ilvl="8">
@@ -10119,111 +6869,84 @@
       <w:lvlText w:val=" "/>
       <w:lvlJc w:val="left"/>
       <w:pPr>
-        <w:ind w:left="6480" w:hanging="360"/>
+        <w:ind w:left="6480" w:hanging="480"/>
       </w:pPr>
     </w:lvl>
   </w:abstractNum>
   <w:abstractNum w:abstractNumId="991">
-    <w:nsid w:val="0000A991"/>
+    <w:nsid w:val="ea454b4c"/>
     <w:multiLevelType w:val="multilevel"/>
     <w:lvl w:ilvl="0">
       <w:numFmt w:val="bullet"/>
-      <w:lvlText w:val=""/>
+      <w:lvlText w:val="•"/>
       <w:lvlJc w:val="left"/>
       <w:pPr>
-        <w:ind w:left="720" w:hanging="360"/>
-      </w:pPr>
-      <w:rPr>
-        <w:rFonts w:ascii="Symbol" w:hAnsi="Symbol" w:cs="Symbol" w:hint="default"/>
-      </w:rPr>
+        <w:ind w:left="720" w:hanging="480"/>
+      </w:pPr>
     </w:lvl>
     <w:lvl w:ilvl="1">
       <w:numFmt w:val="bullet"/>
-      <w:lvlText w:val="o"/>
+      <w:lvlText w:val="–"/>
       <w:lvlJc w:val="left"/>
       <w:pPr>
-        <w:ind w:left="1440" w:hanging="360"/>
-      </w:pPr>
-      <w:rPr>
-        <w:rFonts w:ascii="Courier New" w:hAnsi="Courier New" w:cs="Courier New" w:hint="default"/>
-      </w:rPr>
+        <w:ind w:left="1440" w:hanging="480"/>
+      </w:pPr>
     </w:lvl>
     <w:lvl w:ilvl="2">
       <w:numFmt w:val="bullet"/>
-      <w:lvlText w:val=""/>
+      <w:lvlText w:val="•"/>
       <w:lvlJc w:val="left"/>
       <w:pPr>
-        <w:ind w:left="2160" w:hanging="360"/>
-      </w:pPr>
-      <w:rPr>
-        <w:rFonts w:ascii="Wingdings" w:hAnsi="Wingdings" w:cs="Wingdings" w:hint="default"/>
-      </w:rPr>
+        <w:ind w:left="2160" w:hanging="480"/>
+      </w:pPr>
     </w:lvl>
     <w:lvl w:ilvl="3">
       <w:numFmt w:val="bullet"/>
-      <w:lvlText w:val=""/>
+      <w:lvlText w:val="–"/>
       <w:lvlJc w:val="left"/>
       <w:pPr>
-        <w:ind w:left="2880" w:hanging="360"/>
-      </w:pPr>
-      <w:rPr>
-        <w:rFonts w:ascii="Symbol" w:hAnsi="Symbol" w:cs="Symbol" w:hint="default"/>
-      </w:rPr>
+        <w:ind w:left="2880" w:hanging="480"/>
+      </w:pPr>
     </w:lvl>
     <w:lvl w:ilvl="4">
       <w:numFmt w:val="bullet"/>
-      <w:lvlText w:val="o"/>
+      <w:lvlText w:val="•"/>
       <w:lvlJc w:val="left"/>
       <w:pPr>
-        <w:ind w:left="3600" w:hanging="360"/>
-      </w:pPr>
-      <w:rPr>
-        <w:rFonts w:ascii="Courier New" w:hAnsi="Courier New" w:cs="Courier New" w:hint="default"/>
-      </w:rPr>
+        <w:ind w:left="3600" w:hanging="480"/>
+      </w:pPr>
     </w:lvl>
     <w:lvl w:ilvl="5">
       <w:numFmt w:val="bullet"/>
-      <w:lvlText w:val=""/>
+      <w:lvlText w:val="–"/>
       <w:lvlJc w:val="left"/>
       <w:pPr>
-        <w:ind w:left="4320" w:hanging="360"/>
-      </w:pPr>
-      <w:rPr>
-        <w:rFonts w:ascii="Wingdings" w:hAnsi="Wingdings" w:cs="Wingdings" w:hint="default"/>
-      </w:rPr>
+        <w:ind w:left="4320" w:hanging="480"/>
+      </w:pPr>
     </w:lvl>
     <w:lvl w:ilvl="6">
       <w:numFmt w:val="bullet"/>
-      <w:lvlText w:val=""/>
+      <w:lvlText w:val="•"/>
       <w:lvlJc w:val="left"/>
       <w:pPr>
-        <w:ind w:left="5040" w:hanging="360"/>
-      </w:pPr>
-      <w:rPr>
-        <w:rFonts w:ascii="Symbol" w:hAnsi="Symbol" w:cs="Symbol" w:hint="default"/>
-      </w:rPr>
+        <w:ind w:left="5040" w:hanging="480"/>
+      </w:pPr>
     </w:lvl>
     <w:lvl w:ilvl="7">
       <w:numFmt w:val="bullet"/>
-      <w:lvlText w:val="o"/>
+      <w:lvlText w:val="–"/>
       <w:lvlJc w:val="left"/>
       <w:pPr>
-        <w:ind w:left="5760" w:hanging="360"/>
-      </w:pPr>
-      <w:rPr>
-        <w:rFonts w:ascii="Courier New" w:hAnsi="Courier New" w:cs="Courier New" w:hint="default"/>
-      </w:rPr>
+        <w:ind w:left="5760" w:hanging="480"/>
+      </w:pPr>
     </w:lvl>
     <w:lvl w:ilvl="8">
       <w:numFmt w:val="bullet"/>
-      <w:lvlText w:val=""/>
+      <w:lvlText w:val="•"/>
       <w:lvlJc w:val="left"/>
       <w:pPr>
-        <w:ind w:left="6480" w:hanging="360"/>
-      </w:pPr>
-      <w:rPr>
-        <w:rFonts w:ascii="Wingdings" w:hAnsi="Wingdings" w:cs="Wingdings" w:hint="default"/>
-      </w:rPr>
+        <w:ind w:left="6480" w:hanging="480"/>
+      </w:pPr>
     </w:lvl>
   </w:abstractNum>
   <w:num w:numId="1000">
@@ -10255,10 +6978,10 @@
   <w:docDefaults>
     <w:rPrDefault>
       <w:rPr>
-        <w:rFonts w:asciiTheme="minorHAnsi" w:cstheme="minorBidi" w:eastAsiaTheme="minorEastAsia" w:hAnsiTheme="minorHAnsi"/>
+        <w:rFonts w:asciiTheme="minorHAnsi" w:cstheme="minorBidi" w:eastAsiaTheme="minorHAnsi" w:hAnsiTheme="minorHAnsi"/>
         <w:sz w:val="24"/>
         <w:szCs w:val="24"/>
-        <w:lang w:bidi="ar-SA" w:eastAsia="zh-CN" w:val="en-US"/>
+        <w:lang w:bidi="ar-SA" w:eastAsia="en-US" w:val="en-US"/>
       </w:rPr>
     </w:rPrDefault>
     <w:pPrDefault>
@@ -10276,10 +6999,10 @@
     <w:name w:val="Body Text"/>
     <w:basedOn w:val="Normal"/>
     <w:link w:val="BodyTextChar"/>
-    <w:qFormat/>
     <w:pPr>
       <w:spacing w:after="180" w:before="180"/>
     </w:pPr>
+    <w:qFormat/>
   </w:style>
   <w:style w:customStyle="1" w:styleId="FirstParagraph" w:type="paragraph">
     <w:name w:val="First Paragraph"/>
@@ -10299,111 +7022,57 @@
     <w:name w:val="Title"/>
     <w:basedOn w:val="Normal"/>
     <w:next w:val="BodyText"/>
-    <w:link w:val="TitleChar"/>
-    <w:uiPriority w:val="10"/>
     <w:qFormat/>
-    <w:rsid w:val="00A10FD9"/>
     <w:pPr>
-      <w:spacing w:after="80" w:line="240" w:lineRule="auto"/>
-      <w:contextualSpacing/>
+      <w:keepNext/>
+      <w:keepLines/>
+      <w:spacing w:after="240" w:before="480"/>
       <w:jc w:val="center"/>
     </w:pPr>
     <w:rPr>
       <w:rFonts w:asciiTheme="majorHAnsi" w:cstheme="majorBidi" w:eastAsiaTheme="majorEastAsia" w:hAnsiTheme="majorHAnsi"/>
-      <w:sz w:val="56"/>
-      <w:szCs w:val="56"/>
-    </w:rPr>
-  </w:style>
-  <w:style w:customStyle="1" w:styleId="TitleChar" w:type="character">
-    <w:name w:val="Title Char"/>
-    <w:basedOn w:val="DefaultParagraphFont"/>
-    <w:link w:val="Title"/>
-    <w:uiPriority w:val="10"/>
-    <w:rsid w:val="00A10FD9"/>
-    <w:rPr>
-      <w:rFonts w:asciiTheme="majorHAnsi" w:cstheme="majorBidi" w:eastAsiaTheme="majorEastAsia" w:hAnsiTheme="majorHAnsi"/>
-      <w:sz w:val="56"/>
-      <w:szCs w:val="56"/>
+      <w:b/>
+      <w:bCs/>
+      <w:color w:themeColor="accent1" w:themeShade="B5" w:val="345A8A"/>
+      <w:sz w:val="36"/>
+      <w:szCs w:val="36"/>
     </w:rPr>
   </w:style>
   <w:style w:styleId="Subtitle" w:type="paragraph">
     <w:name w:val="Subtitle"/>
     <w:basedOn w:val="Title"/>
     <w:next w:val="BodyText"/>
-    <w:link w:val="SubtitleChar"/>
-    <w:uiPriority w:val="11"/>
     <w:qFormat/>
-    <w:rsid w:val="00A10FD9"/>
     <w:pPr>
-      <w:numPr>
-        <w:ilvl w:val="1"/>
-      </w:numPr>
+      <w:keepNext/>
+      <w:keepLines/>
+      <w:spacing w:after="240" w:before="240"/>
+      <w:jc w:val="center"/>
     </w:pPr>
     <w:rPr>
-      <w:rFonts w:cstheme="majorBidi" w:eastAsiaTheme="majorEastAsia"/>
-      <w:spacing w:val="15"/>
-      <w:sz w:val="28"/>
-      <w:szCs w:val="28"/>
-    </w:rPr>
-  </w:style>
-  <w:style w:customStyle="1" w:styleId="SubtitleChar" w:type="character">
-    <w:name w:val="Subtitle Char"/>
-    <w:basedOn w:val="DefaultParagraphFont"/>
-    <w:link w:val="Subtitle"/>
-    <w:uiPriority w:val="11"/>
-    <w:rsid w:val="00A10FD9"/>
-    <w:rPr>
-      <w:rFonts w:cstheme="majorBidi" w:eastAsiaTheme="majorEastAsia"/>
-      <w:color w:themeColor="text1" w:themeTint="A6" w:val="595959"/>
-      <w:spacing w:val="15"/>
-      <w:sz w:val="28"/>
-      <w:szCs w:val="28"/>
+      <w:sz w:val="30"/>
+      <w:szCs w:val="30"/>
     </w:rPr>
   </w:style>
   <w:style w:customStyle="1" w:styleId="Author" w:type="paragraph">
     <w:name w:val="Author"/>
-    <w:basedOn w:val="Title"/>
     <w:next w:val="BodyText"/>
     <w:qFormat/>
     <w:pPr>
       <w:keepNext/>
       <w:keepLines/>
+      <w:jc w:val="center"/>
     </w:pPr>
-    <w:rPr>
-      <w:sz w:val="24"/>
-      <w:szCs w:val="24"/>
-    </w:rPr>
   </w:style>
   <w:style w:styleId="Date" w:type="paragraph">
     <w:name w:val="Date"/>
-    <w:basedOn w:val="Title"/>
     <w:next w:val="BodyText"/>
     <w:qFormat/>
     <w:pPr>
       <w:keepNext/>
       <w:keepLines/>
-    </w:pPr>
-    <w:rPr>
-      <w:sz w:val="24"/>
-      <w:szCs w:val="24"/>
-    </w:rPr>
-  </w:style>
-  <w:style w:customStyle="1" w:styleId="AbstractTitle" w:type="paragraph">
-    <w:name w:val="Abstract Title"/>
-    <w:basedOn w:val="Normal"/>
-    <w:next w:val="Abstract"/>
-    <w:qFormat/>
-    <w:pPr>
-      <w:keepNext/>
-      <w:keepLines/>
-      <w:spacing w:after="0" w:before="300"/>
       <w:jc w:val="center"/>
     </w:pPr>
-    <w:rPr>
-      <w:b/>
-      <w:sz w:val="20"/>
-      <w:szCs w:val="20"/>
-    </w:rPr>
   </w:style>
   <w:style w:customStyle="1" w:styleId="Abstract" w:type="paragraph">
     <w:name w:val="Abstract"/>
@@ -10413,7 +7082,7 @@
     <w:pPr>
       <w:keepNext/>
       <w:keepLines/>
-      <w:spacing w:after="300" w:before="100"/>
+      <w:spacing w:after="300" w:before="300"/>
     </w:pPr>
     <w:rPr>
       <w:sz w:val="20"/>
@@ -10429,321 +7098,191 @@
     <w:rPr/>
   </w:style>
   <w:style w:styleId="Heading1" w:type="paragraph">
-    <w:name w:val="heading 1"/>
+    <w:name w:val="Heading 1"/>
     <w:basedOn w:val="Normal"/>
     <w:next w:val="BodyText"/>
-    <w:link w:val="Heading1Char"/>
     <w:uiPriority w:val="9"/>
     <w:qFormat/>
-    <w:rsid w:val="00A10FD9"/>
     <w:pPr>
       <w:keepNext/>
       <w:keepLines/>
-      <w:spacing w:after="80" w:before="360"/>
+      <w:spacing w:after="0" w:before="480"/>
       <w:outlineLvl w:val="0"/>
     </w:pPr>
     <w:rPr>
       <w:rFonts w:asciiTheme="majorHAnsi" w:cstheme="majorBidi" w:eastAsiaTheme="majorEastAsia" w:hAnsiTheme="majorHAnsi"/>
-      <w:color w:themeColor="accent1" w:themeShade="BF" w:val="0F4761"/>
-      <w:sz w:val="40"/>
-      <w:szCs w:val="40"/>
+      <w:b/>
+      <w:bCs/>
+      <w:color w:themeColor="accent1" w:val="4F81BD"/>
+      <w:sz w:val="32"/>
+      <w:szCs w:val="32"/>
     </w:rPr>
   </w:style>
   <w:style w:styleId="Heading2" w:type="paragraph">
-    <w:name w:val="heading 2"/>
+    <w:name w:val="Heading 2"/>
     <w:basedOn w:val="Normal"/>
     <w:next w:val="BodyText"/>
-    <w:link w:val="Heading2Char"/>
     <w:uiPriority w:val="9"/>
-    <w:semiHidden/>
     <w:unhideWhenUsed/>
     <w:qFormat/>
-    <w:rsid w:val="00A10FD9"/>
     <w:pPr>
       <w:keepNext/>
       <w:keepLines/>
-      <w:spacing w:after="80" w:before="160"/>
+      <w:spacing w:after="0" w:before="200"/>
       <w:outlineLvl w:val="1"/>
     </w:pPr>
     <w:rPr>
       <w:rFonts w:asciiTheme="majorHAnsi" w:cstheme="majorBidi" w:eastAsiaTheme="majorEastAsia" w:hAnsiTheme="majorHAnsi"/>
-      <w:color w:themeColor="accent1" w:themeShade="BF" w:val="0F4761"/>
-      <w:sz w:val="32"/>
-      <w:szCs w:val="32"/>
-    </w:rPr>
-  </w:style>
-  <w:style w:styleId="Heading3" w:type="paragraph">
-    <w:name w:val="heading 3"/>
-    <w:basedOn w:val="Normal"/>
-    <w:next w:val="BodyText"/>
-    <w:link w:val="Heading3Char"/>
-    <w:uiPriority w:val="9"/>
-    <w:semiHidden/>
-    <w:unhideWhenUsed/>
-    <w:qFormat/>
-    <w:rsid w:val="00A10FD9"/>
-    <w:pPr>
-      <w:keepNext/>
-      <w:keepLines/>
-      <w:spacing w:after="80" w:before="160"/>
-      <w:outlineLvl w:val="2"/>
-    </w:pPr>
-    <w:rPr>
-      <w:rFonts w:cstheme="majorBidi" w:eastAsiaTheme="majorEastAsia"/>
-      <w:color w:themeColor="accent1" w:themeShade="BF" w:val="0F4761"/>
+      <w:b/>
+      <w:bCs/>
+      <w:color w:themeColor="accent1" w:val="4F81BD"/>
       <w:sz w:val="28"/>
       <w:szCs w:val="28"/>
     </w:rPr>
   </w:style>
-  <w:style w:styleId="Heading4" w:type="paragraph">
-    <w:name w:val="heading 4"/>
+  <w:style w:styleId="Heading3" w:type="paragraph">
+    <w:name w:val="Heading 3"/>
     <w:basedOn w:val="Normal"/>
     <w:next w:val="BodyText"/>
-    <w:link w:val="Heading4Char"/>
     <w:uiPriority w:val="9"/>
-    <w:semiHidden/>
     <w:unhideWhenUsed/>
     <w:qFormat/>
-    <w:rsid w:val="00A10FD9"/>
     <w:pPr>
       <w:keepNext/>
       <w:keepLines/>
-      <w:spacing w:after="40" w:before="80"/>
+      <w:spacing w:after="0" w:before="200"/>
+      <w:outlineLvl w:val="2"/>
+    </w:pPr>
+    <w:rPr>
+      <w:rFonts w:asciiTheme="majorHAnsi" w:cstheme="majorBidi" w:eastAsiaTheme="majorEastAsia" w:hAnsiTheme="majorHAnsi"/>
+      <w:b/>
+      <w:bCs/>
+      <w:color w:themeColor="accent1" w:val="4F81BD"/>
+      <w:sz w:val="24"/>
+      <w:szCs w:val="24"/>
+    </w:rPr>
+  </w:style>
+  <w:style w:styleId="Heading4" w:type="paragraph">
+    <w:name w:val="Heading 4"/>
+    <w:basedOn w:val="Normal"/>
+    <w:next w:val="BodyText"/>
+    <w:uiPriority w:val="9"/>
+    <w:unhideWhenUsed/>
+    <w:qFormat/>
+    <w:pPr>
+      <w:keepNext/>
+      <w:keepLines/>
+      <w:spacing w:after="0" w:before="200"/>
       <w:outlineLvl w:val="3"/>
     </w:pPr>
     <w:rPr>
-      <w:rFonts w:cstheme="majorBidi" w:eastAsiaTheme="majorEastAsia"/>
+      <w:rFonts w:asciiTheme="majorHAnsi" w:cstheme="majorBidi" w:eastAsiaTheme="majorEastAsia" w:hAnsiTheme="majorHAnsi"/>
       <w:i/>
-      <w:iCs/>
-      <w:color w:themeColor="accent1" w:themeShade="BF" w:val="0F4761"/>
+      <w:bCs/>
+      <w:color w:themeColor="accent1" w:val="4F81BD"/>
+      <w:sz w:val="24"/>
+      <w:szCs w:val="24"/>
     </w:rPr>
   </w:style>
   <w:style w:styleId="Heading5" w:type="paragraph">
-    <w:name w:val="heading 5"/>
+    <w:name w:val="Heading 5"/>
     <w:basedOn w:val="Normal"/>
     <w:next w:val="BodyText"/>
-    <w:link w:val="Heading5Char"/>
     <w:uiPriority w:val="9"/>
-    <w:semiHidden/>
     <w:unhideWhenUsed/>
     <w:qFormat/>
-    <w:rsid w:val="00A10FD9"/>
     <w:pPr>
       <w:keepNext/>
       <w:keepLines/>
-      <w:spacing w:after="40" w:before="80"/>
+      <w:spacing w:after="0" w:before="200"/>
       <w:outlineLvl w:val="4"/>
     </w:pPr>
     <w:rPr>
-      <w:rFonts w:cstheme="majorBidi" w:eastAsiaTheme="majorEastAsia"/>
-      <w:color w:themeColor="accent1" w:themeShade="BF" w:val="0F4761"/>
+      <w:rFonts w:asciiTheme="majorHAnsi" w:cstheme="majorBidi" w:eastAsiaTheme="majorEastAsia" w:hAnsiTheme="majorHAnsi"/>
+      <w:iCs/>
+      <w:color w:themeColor="accent1" w:val="4F81BD"/>
+      <w:sz w:val="24"/>
+      <w:szCs w:val="24"/>
     </w:rPr>
   </w:style>
   <w:style w:styleId="Heading6" w:type="paragraph">
-    <w:name w:val="heading 6"/>
+    <w:name w:val="Heading 6"/>
     <w:basedOn w:val="Normal"/>
     <w:next w:val="BodyText"/>
-    <w:link w:val="Heading6Char"/>
     <w:uiPriority w:val="9"/>
-    <w:semiHidden/>
     <w:unhideWhenUsed/>
     <w:qFormat/>
-    <w:rsid w:val="00A10FD9"/>
     <w:pPr>
       <w:keepNext/>
       <w:keepLines/>
-      <w:spacing w:after="0" w:before="40"/>
+      <w:spacing w:after="0" w:before="200"/>
       <w:outlineLvl w:val="5"/>
     </w:pPr>
     <w:rPr>
-      <w:rFonts w:cstheme="majorBidi" w:eastAsiaTheme="majorEastAsia"/>
-      <w:i/>
-      <w:iCs/>
-      <w:color w:themeColor="text1" w:themeTint="A6" w:val="595959"/>
+      <w:rFonts w:asciiTheme="majorHAnsi" w:cstheme="majorBidi" w:eastAsiaTheme="majorEastAsia" w:hAnsiTheme="majorHAnsi"/>
+      <w:color w:themeColor="accent1" w:val="4F81BD"/>
+      <w:sz w:val="24"/>
+      <w:szCs w:val="24"/>
     </w:rPr>
   </w:style>
   <w:style w:styleId="Heading7" w:type="paragraph">
-    <w:name w:val="heading 7"/>
+    <w:name w:val="Heading 7"/>
     <w:basedOn w:val="Normal"/>
     <w:next w:val="BodyText"/>
-    <w:link w:val="Heading7Char"/>
     <w:uiPriority w:val="9"/>
-    <w:semiHidden/>
     <w:unhideWhenUsed/>
     <w:qFormat/>
-    <w:rsid w:val="00A10FD9"/>
     <w:pPr>
       <w:keepNext/>
       <w:keepLines/>
-      <w:spacing w:after="0" w:before="40"/>
+      <w:spacing w:after="0" w:before="200"/>
       <w:outlineLvl w:val="6"/>
     </w:pPr>
     <w:rPr>
-      <w:rFonts w:cstheme="majorBidi" w:eastAsiaTheme="majorEastAsia"/>
-      <w:color w:themeColor="text1" w:themeTint="A6" w:val="595959"/>
+      <w:rFonts w:asciiTheme="majorHAnsi" w:cstheme="majorBidi" w:eastAsiaTheme="majorEastAsia" w:hAnsiTheme="majorHAnsi"/>
+      <w:color w:themeColor="accent1" w:val="4F81BD"/>
+      <w:sz w:val="24"/>
+      <w:szCs w:val="24"/>
     </w:rPr>
   </w:style>
   <w:style w:styleId="Heading8" w:type="paragraph">
-    <w:name w:val="heading 8"/>
+    <w:name w:val="Heading 8"/>
     <w:basedOn w:val="Normal"/>
     <w:next w:val="BodyText"/>
-    <w:link w:val="Heading8Char"/>
     <w:uiPriority w:val="9"/>
-    <w:semiHidden/>
     <w:unhideWhenUsed/>
     <w:qFormat/>
-    <w:rsid w:val="00A10FD9"/>
     <w:pPr>
       <w:keepNext/>
       <w:keepLines/>
-      <w:spacing w:after="0"/>
+      <w:spacing w:after="0" w:before="200"/>
       <w:outlineLvl w:val="7"/>
     </w:pPr>
     <w:rPr>
-      <w:rFonts w:cstheme="majorBidi" w:eastAsiaTheme="majorEastAsia"/>
-      <w:i/>
-      <w:iCs/>
-      <w:color w:themeColor="text1" w:themeTint="D8" w:val="272727"/>
+      <w:rFonts w:asciiTheme="majorHAnsi" w:cstheme="majorBidi" w:eastAsiaTheme="majorEastAsia" w:hAnsiTheme="majorHAnsi"/>
+      <w:color w:themeColor="accent1" w:val="4F81BD"/>
+      <w:sz w:val="24"/>
+      <w:szCs w:val="24"/>
     </w:rPr>
   </w:style>
   <w:style w:styleId="Heading9" w:type="paragraph">
-    <w:name w:val="heading 9"/>
+    <w:name w:val="Heading 9"/>
     <w:basedOn w:val="Normal"/>
     <w:next w:val="BodyText"/>
-    <w:link w:val="Heading9Char"/>
     <w:uiPriority w:val="9"/>
-    <w:semiHidden/>
     <w:unhideWhenUsed/>
     <w:qFormat/>
-    <w:rsid w:val="00A10FD9"/>
     <w:pPr>
       <w:keepNext/>
       <w:keepLines/>
-      <w:spacing w:after="0"/>
+      <w:spacing w:after="0" w:before="200"/>
       <w:outlineLvl w:val="8"/>
     </w:pPr>
     <w:rPr>
-      <w:rFonts w:cstheme="majorBidi" w:eastAsiaTheme="majorEastAsia"/>
-      <w:color w:themeColor="text1" w:themeTint="D8" w:val="272727"/>
-    </w:rPr>
-  </w:style>
-  <w:style w:customStyle="1" w:styleId="Heading1Char" w:type="character">
-    <w:name w:val="Heading 1 Char"/>
-    <w:basedOn w:val="DefaultParagraphFont"/>
-    <w:link w:val="Heading1"/>
-    <w:uiPriority w:val="9"/>
-    <w:rsid w:val="00A10FD9"/>
-    <w:rPr>
       <w:rFonts w:asciiTheme="majorHAnsi" w:cstheme="majorBidi" w:eastAsiaTheme="majorEastAsia" w:hAnsiTheme="majorHAnsi"/>
-      <w:color w:themeColor="accent1" w:themeShade="BF" w:val="0F4761"/>
-      <w:sz w:val="40"/>
-      <w:szCs w:val="40"/>
-    </w:rPr>
-  </w:style>
-  <w:style w:customStyle="1" w:styleId="Heading2Char" w:type="character">
-    <w:name w:val="Heading 2 Char"/>
-    <w:basedOn w:val="DefaultParagraphFont"/>
-    <w:link w:val="Heading2"/>
-    <w:uiPriority w:val="9"/>
-    <w:semiHidden/>
-    <w:rsid w:val="00A10FD9"/>
-    <w:rPr>
-      <w:rFonts w:asciiTheme="majorHAnsi" w:cstheme="majorBidi" w:eastAsiaTheme="majorEastAsia" w:hAnsiTheme="majorHAnsi"/>
-      <w:color w:themeColor="accent1" w:themeShade="BF" w:val="0F4761"/>
-      <w:sz w:val="32"/>
-      <w:szCs w:val="32"/>
-    </w:rPr>
-  </w:style>
-  <w:style w:customStyle="1" w:styleId="Heading3Char" w:type="character">
-    <w:name w:val="Heading 3 Char"/>
-    <w:basedOn w:val="DefaultParagraphFont"/>
-    <w:link w:val="Heading3"/>
-    <w:uiPriority w:val="9"/>
-    <w:semiHidden/>
-    <w:rsid w:val="00A10FD9"/>
-    <w:rPr>
-      <w:rFonts w:cstheme="majorBidi" w:eastAsiaTheme="majorEastAsia"/>
-      <w:color w:themeColor="accent1" w:themeShade="BF" w:val="0F4761"/>
-      <w:sz w:val="28"/>
-      <w:szCs w:val="28"/>
-    </w:rPr>
-  </w:style>
-  <w:style w:customStyle="1" w:styleId="Heading4Char" w:type="character">
-    <w:name w:val="Heading 4 Char"/>
-    <w:basedOn w:val="DefaultParagraphFont"/>
-    <w:link w:val="Heading4"/>
-    <w:uiPriority w:val="9"/>
-    <w:semiHidden/>
-    <w:rsid w:val="00A10FD9"/>
-    <w:rPr>
-      <w:rFonts w:cstheme="majorBidi" w:eastAsiaTheme="majorEastAsia"/>
-      <w:i/>
-      <w:iCs/>
-      <w:color w:themeColor="accent1" w:themeShade="BF" w:val="0F4761"/>
-    </w:rPr>
-  </w:style>
-  <w:style w:customStyle="1" w:styleId="Heading5Char" w:type="character">
-    <w:name w:val="Heading 5 Char"/>
-    <w:basedOn w:val="DefaultParagraphFont"/>
-    <w:link w:val="Heading5"/>
-    <w:uiPriority w:val="9"/>
-    <w:semiHidden/>
-    <w:rsid w:val="00A10FD9"/>
-    <w:rPr>
-      <w:rFonts w:cstheme="majorBidi" w:eastAsiaTheme="majorEastAsia"/>
-      <w:color w:themeColor="accent1" w:themeShade="BF" w:val="0F4761"/>
-    </w:rPr>
-  </w:style>
-  <w:style w:customStyle="1" w:styleId="Heading6Char" w:type="character">
-    <w:name w:val="Heading 6 Char"/>
-    <w:basedOn w:val="DefaultParagraphFont"/>
-    <w:link w:val="Heading6"/>
-    <w:uiPriority w:val="9"/>
-    <w:semiHidden/>
-    <w:rsid w:val="00A10FD9"/>
-    <w:rPr>
-      <w:rFonts w:cstheme="majorBidi" w:eastAsiaTheme="majorEastAsia"/>
-      <w:i/>
-      <w:iCs/>
-      <w:color w:themeColor="text1" w:themeTint="A6" w:val="595959"/>
-    </w:rPr>
-  </w:style>
-  <w:style w:customStyle="1" w:styleId="Heading7Char" w:type="character">
-    <w:name w:val="Heading 7 Char"/>
-    <w:basedOn w:val="DefaultParagraphFont"/>
-    <w:link w:val="Heading7"/>
-    <w:uiPriority w:val="9"/>
-    <w:semiHidden/>
-    <w:rsid w:val="00A10FD9"/>
-    <w:rPr>
-      <w:rFonts w:cstheme="majorBidi" w:eastAsiaTheme="majorEastAsia"/>
-      <w:color w:themeColor="text1" w:themeTint="A6" w:val="595959"/>
-    </w:rPr>
-  </w:style>
-  <w:style w:customStyle="1" w:styleId="Heading8Char" w:type="character">
-    <w:name w:val="Heading 8 Char"/>
-    <w:basedOn w:val="DefaultParagraphFont"/>
-    <w:link w:val="Heading8"/>
-    <w:uiPriority w:val="9"/>
-    <w:semiHidden/>
-    <w:rsid w:val="00A10FD9"/>
-    <w:rPr>
-      <w:rFonts w:cstheme="majorBidi" w:eastAsiaTheme="majorEastAsia"/>
-      <w:i/>
-      <w:iCs/>
-      <w:color w:themeColor="text1" w:themeTint="D8" w:val="272727"/>
-    </w:rPr>
-  </w:style>
-  <w:style w:customStyle="1" w:styleId="Heading9Char" w:type="character">
-    <w:name w:val="Heading 9 Char"/>
-    <w:basedOn w:val="DefaultParagraphFont"/>
-    <w:link w:val="Heading9"/>
-    <w:uiPriority w:val="9"/>
-    <w:semiHidden/>
-    <w:rsid w:val="00A10FD9"/>
-    <w:rPr>
-      <w:rFonts w:cstheme="majorBidi" w:eastAsiaTheme="majorEastAsia"/>
-      <w:color w:themeColor="text1" w:themeTint="D8" w:val="272727"/>
+      <w:color w:themeColor="accent1" w:val="4F81BD"/>
+      <w:sz w:val="24"/>
+      <w:szCs w:val="24"/>
     </w:rPr>
   </w:style>
   <w:style w:styleId="BlockText" w:type="paragraph">
@@ -10766,18 +7305,6 @@
     <w:unhideWhenUsed/>
     <w:qFormat/>
   </w:style>
-  <w:style w:styleId="FootnoteBlockText" w:type="paragraph">
-    <w:name w:val="Footnote Block Text"/>
-    <w:basedOn w:val="FootnoteText"/>
-    <w:next w:val="FootnoteText"/>
-    <w:uiPriority w:val="9"/>
-    <w:unhideWhenUsed/>
-    <w:qFormat/>
-    <w:pPr>
-      <w:spacing w:after="100" w:before="100"/>
-      <w:ind w:firstLine="0" w:left="480" w:right="480"/>
-    </w:pPr>
-  </w:style>
   <w:style w:default="1" w:styleId="DefaultParagraphFont" w:type="character">
     <w:name w:val="Default Paragraph Font"/>
     <w:semiHidden/>
@@ -10799,11 +7326,18 @@
       </w:tblCellMar>
     </w:tblPr>
     <w:tblStylePr w:type="firstRow">
+      <w:tblPr>
+        <w:jc w:val="left"/>
+        <w:tblInd w:type="dxa" w:w="0"/>
+      </w:tblPr>
+      <w:trPr>
+        <w:jc w:val="left"/>
+      </w:trPr>
       <w:tcPr>
+        <w:vAlign w:val="bottom"/>
         <w:tcBorders>
           <w:bottom w:val="single"/>
         </w:tcBorders>
-        <w:vAlign w:val="bottom"/>
       </w:tcPr>
     </w:tblStylePr>
   </w:style>
@@ -10919,9 +7453,9 @@
     <w:name w:val="KeywordTok"/>
     <w:basedOn w:val="VerbatimChar"/>
     <w:rPr>
-      <w:b/>
       <w:color w:val="204a87"/>
       <w:shd w:val="clear" w:fill="f8f8f8"/>
+      <w:b/>
     </w:rPr>
   </w:style>
   <w:style w:type="character" w:customStyle="1" w:styleId="DataTypeTok">
@@ -10960,7 +7494,7 @@
     <w:name w:val="ConstantTok"/>
     <w:basedOn w:val="VerbatimChar"/>
     <w:rPr>
-      <w:color w:val="8f5902"/>
+      <w:color w:val="000000"/>
       <w:shd w:val="clear" w:fill="f8f8f8"/>
     </w:rPr>
   </w:style>
@@ -10976,8 +7510,7 @@
     <w:name w:val="SpecialCharTok"/>
     <w:basedOn w:val="VerbatimChar"/>
     <w:rPr>
-      <w:b/>
-      <w:color w:val="ce5c00"/>
+      <w:color w:val="000000"/>
       <w:shd w:val="clear" w:fill="f8f8f8"/>
     </w:rPr>
   </w:style>
@@ -11016,39 +7549,39 @@
     <w:name w:val="CommentTok"/>
     <w:basedOn w:val="VerbatimChar"/>
     <w:rPr>
-      <w:i/>
       <w:color w:val="8f5902"/>
       <w:shd w:val="clear" w:fill="f8f8f8"/>
+      <w:i/>
     </w:rPr>
   </w:style>
   <w:style w:type="character" w:customStyle="1" w:styleId="DocumentationTok">
     <w:name w:val="DocumentationTok"/>
     <w:basedOn w:val="VerbatimChar"/>
     <w:rPr>
+      <w:color w:val="8f5902"/>
+      <w:shd w:val="clear" w:fill="f8f8f8"/>
       <w:b/>
       <w:i/>
-      <w:color w:val="8f5902"/>
-      <w:shd w:val="clear" w:fill="f8f8f8"/>
     </w:rPr>
   </w:style>
   <w:style w:type="character" w:customStyle="1" w:styleId="AnnotationTok">
     <w:name w:val="AnnotationTok"/>
     <w:basedOn w:val="VerbatimChar"/>
     <w:rPr>
+      <w:color w:val="8f5902"/>
+      <w:shd w:val="clear" w:fill="f8f8f8"/>
       <w:b/>
       <w:i/>
-      <w:color w:val="8f5902"/>
-      <w:shd w:val="clear" w:fill="f8f8f8"/>
     </w:rPr>
   </w:style>
   <w:style w:type="character" w:customStyle="1" w:styleId="CommentVarTok">
     <w:name w:val="CommentVarTok"/>
     <w:basedOn w:val="VerbatimChar"/>
     <w:rPr>
+      <w:color w:val="8f5902"/>
+      <w:shd w:val="clear" w:fill="f8f8f8"/>
       <w:b/>
       <w:i/>
-      <w:color w:val="8f5902"/>
-      <w:shd w:val="clear" w:fill="f8f8f8"/>
     </w:rPr>
   </w:style>
   <w:style w:type="character" w:customStyle="1" w:styleId="OtherTok">
@@ -11063,8 +7596,7 @@
     <w:name w:val="FunctionTok"/>
     <w:basedOn w:val="VerbatimChar"/>
     <w:rPr>
-      <w:b/>
-      <w:color w:val="204a87"/>
+      <w:color w:val="000000"/>
       <w:shd w:val="clear" w:fill="f8f8f8"/>
     </w:rPr>
   </w:style>
@@ -11080,18 +7612,18 @@
     <w:name w:val="ControlFlowTok"/>
     <w:basedOn w:val="VerbatimChar"/>
     <w:rPr>
-      <w:b/>
       <w:color w:val="204a87"/>
       <w:shd w:val="clear" w:fill="f8f8f8"/>
+      <w:b/>
     </w:rPr>
   </w:style>
   <w:style w:type="character" w:customStyle="1" w:styleId="OperatorTok">
     <w:name w:val="OperatorTok"/>
     <w:basedOn w:val="VerbatimChar"/>
     <w:rPr>
-      <w:b/>
       <w:color w:val="ce5c00"/>
       <w:shd w:val="clear" w:fill="f8f8f8"/>
+      <w:b/>
     </w:rPr>
   </w:style>
   <w:style w:type="character" w:customStyle="1" w:styleId="BuiltInTok">
@@ -11112,16 +7644,16 @@
     <w:name w:val="PreprocessorTok"/>
     <w:basedOn w:val="VerbatimChar"/>
     <w:rPr>
-      <w:i/>
       <w:color w:val="8f5902"/>
       <w:shd w:val="clear" w:fill="f8f8f8"/>
+      <w:i/>
     </w:rPr>
   </w:style>
   <w:style w:type="character" w:customStyle="1" w:styleId="AttributeTok">
     <w:name w:val="AttributeTok"/>
     <w:basedOn w:val="VerbatimChar"/>
     <w:rPr>
-      <w:color w:val="204a87"/>
+      <w:color w:val="c4a000"/>
       <w:shd w:val="clear" w:fill="f8f8f8"/>
     </w:rPr>
   </w:style>
@@ -11136,20 +7668,20 @@
     <w:name w:val="InformationTok"/>
     <w:basedOn w:val="VerbatimChar"/>
     <w:rPr>
+      <w:color w:val="8f5902"/>
+      <w:shd w:val="clear" w:fill="f8f8f8"/>
       <w:b/>
       <w:i/>
-      <w:color w:val="8f5902"/>
-      <w:shd w:val="clear" w:fill="f8f8f8"/>
     </w:rPr>
   </w:style>
   <w:style w:type="character" w:customStyle="1" w:styleId="WarningTok">
     <w:name w:val="WarningTok"/>
     <w:basedOn w:val="VerbatimChar"/>
     <w:rPr>
+      <w:color w:val="8f5902"/>
+      <w:shd w:val="clear" w:fill="f8f8f8"/>
       <w:b/>
       <w:i/>
-      <w:color w:val="8f5902"/>
-      <w:shd w:val="clear" w:fill="f8f8f8"/>
     </w:rPr>
   </w:style>
   <w:style w:type="character" w:customStyle="1" w:styleId="AlertTok">
@@ -11164,9 +7696,9 @@
     <w:name w:val="ErrorTok"/>
     <w:basedOn w:val="VerbatimChar"/>
     <w:rPr>
-      <w:b/>
       <w:color w:val="a40000"/>
       <w:shd w:val="clear" w:fill="f8f8f8"/>
+      <w:b/>
     </w:rPr>
   </w:style>
   <w:style w:type="character" w:customStyle="1" w:styleId="NormalTok">
@@ -11190,44 +7722,44 @@
         <a:sysClr val="window" lastClr="FFFFFF"/>
       </a:lt1>
       <a:dk2>
-        <a:srgbClr val="0E2841"/>
+        <a:srgbClr val="1F497D"/>
       </a:dk2>
       <a:lt2>
-        <a:srgbClr val="E8E8E8"/>
+        <a:srgbClr val="EEECE1"/>
       </a:lt2>
       <a:accent1>
-        <a:srgbClr val="156082"/>
+        <a:srgbClr val="4F81BD"/>
       </a:accent1>
       <a:accent2>
-        <a:srgbClr val="E97132"/>
+        <a:srgbClr val="C0504D"/>
       </a:accent2>
       <a:accent3>
-        <a:srgbClr val="196B24"/>
+        <a:srgbClr val="9BBB59"/>
       </a:accent3>
       <a:accent4>
-        <a:srgbClr val="0F9ED5"/>
+        <a:srgbClr val="8064A2"/>
       </a:accent4>
       <a:accent5>
-        <a:srgbClr val="A02B93"/>
+        <a:srgbClr val="4BACC6"/>
       </a:accent5>
       <a:accent6>
-        <a:srgbClr val="4EA72E"/>
+        <a:srgbClr val="F79646"/>
       </a:accent6>
       <a:hlink>
-        <a:srgbClr val="467886"/>
+        <a:srgbClr val="0000FF"/>
       </a:hlink>
       <a:folHlink>
-        <a:srgbClr val="96607D"/>
+        <a:srgbClr val="800080"/>
       </a:folHlink>
     </a:clrScheme>
     <a:fontScheme name="Office">
       <a:majorFont>
-        <a:latin typeface="Aptos Display" panose="02110004020202020204"/>
+        <a:latin typeface="Calibri"/>
         <a:ea typeface=""/>
         <a:cs typeface=""/>
-        <a:font script="Jpan" typeface="游ゴシック Light"/>
+        <a:font script="Jpan" typeface="ＭＳ ゴシック"/>
         <a:font script="Hang" typeface="맑은 고딕"/>
-        <a:font script="Hans" typeface="等线 Light"/>
+        <a:font script="Hans" typeface="宋体"/>
         <a:font script="Hant" typeface="新細明體"/>
         <a:font script="Arab" typeface="Times New Roman"/>
         <a:font script="Hebr" typeface="Times New Roman"/>
@@ -11254,32 +7786,14 @@
         <a:font script="Mong" typeface="Mongolian Baiti"/>
         <a:font script="Viet" typeface="Times New Roman"/>
         <a:font script="Uigh" typeface="Microsoft Uighur"/>
-        <a:font script="Geor" typeface="Sylfaen"/>
-        <a:font script="Armn" typeface="Arial"/>
-        <a:font script="Bugi" typeface="Leelawadee UI"/>
-        <a:font script="Bopo" typeface="Microsoft JhengHei"/>
-        <a:font script="Java" typeface="Javanese Text"/>
-        <a:font script="Lisu" typeface="Segoe UI"/>
-        <a:font script="Mymr" typeface="Myanmar Text"/>
-        <a:font script="Nkoo" typeface="Ebrima"/>
-        <a:font script="Olck" typeface="Nirmala UI"/>
-        <a:font script="Osma" typeface="Ebrima"/>
-        <a:font script="Phag" typeface="Phagspa"/>
-        <a:font script="Syrn" typeface="Estrangelo Edessa"/>
-        <a:font script="Syrj" typeface="Estrangelo Edessa"/>
-        <a:font script="Syre" typeface="Estrangelo Edessa"/>
-        <a:font script="Sora" typeface="Nirmala UI"/>
-        <a:font script="Tale" typeface="Microsoft Tai Le"/>
-        <a:font script="Talu" typeface="Microsoft New Tai Lue"/>
-        <a:font script="Tfng" typeface="Ebrima"/>
       </a:majorFont>
       <a:minorFont>
-        <a:latin typeface="Aptos" panose="02110004020202020204"/>
+        <a:latin typeface="Cambria"/>
         <a:ea typeface=""/>
         <a:cs typeface=""/>
-        <a:font script="Jpan" typeface="游明朝"/>
+        <a:font script="Jpan" typeface="ＭＳ 明朝"/>
         <a:font script="Hang" typeface="맑은 고딕"/>
-        <a:font script="Hans" typeface="等线"/>
+        <a:font script="Hans" typeface="宋体"/>
         <a:font script="Hant" typeface="新細明體"/>
         <a:font script="Arab" typeface="Arial"/>
         <a:font script="Hebr" typeface="Arial"/>
@@ -11306,24 +7820,6 @@
         <a:font script="Mong" typeface="Mongolian Baiti"/>
         <a:font script="Viet" typeface="Arial"/>
         <a:font script="Uigh" typeface="Microsoft Uighur"/>
-        <a:font script="Geor" typeface="Sylfaen"/>
-        <a:font script="Armn" typeface="Arial"/>
-        <a:font script="Bugi" typeface="Leelawadee UI"/>
-        <a:font script="Bopo" typeface="Microsoft JhengHei"/>
-        <a:font script="Java" typeface="Javanese Text"/>
-        <a:font script="Lisu" typeface="Segoe UI"/>
-        <a:font script="Mymr" typeface="Myanmar Text"/>
-        <a:font script="Nkoo" typeface="Ebrima"/>
-        <a:font script="Olck" typeface="Nirmala UI"/>
-        <a:font script="Osma" typeface="Ebrima"/>
-        <a:font script="Phag" typeface="Phagspa"/>
-        <a:font script="Syrn" typeface="Estrangelo Edessa"/>
-        <a:font script="Syrj" typeface="Estrangelo Edessa"/>
-        <a:font script="Syre" typeface="Estrangelo Edessa"/>
-        <a:font script="Sora" typeface="Nirmala UI"/>
-        <a:font script="Tale" typeface="Microsoft Tai Le"/>
-        <a:font script="Talu" typeface="Microsoft New Tai Lue"/>
-        <a:font script="Tfng" typeface="Ebrima"/>
       </a:minorFont>
     </a:fontScheme>
     <a:fmtScheme name="Office">
@@ -11335,141 +7831,200 @@
           <a:gsLst>
             <a:gs pos="0">
               <a:schemeClr val="phClr">
-                <a:lumMod val="110000"/>
-                <a:satMod val="105000"/>
-                <a:tint val="67000"/>
+                <a:tint val="50000"/>
+                <a:satMod val="300000"/>
               </a:schemeClr>
             </a:gs>
-            <a:gs pos="50000">
+            <a:gs pos="35000">
               <a:schemeClr val="phClr">
-                <a:lumMod val="105000"/>
-                <a:satMod val="103000"/>
-                <a:tint val="73000"/>
+                <a:tint val="37000"/>
+                <a:satMod val="300000"/>
               </a:schemeClr>
             </a:gs>
             <a:gs pos="100000">
               <a:schemeClr val="phClr">
-                <a:lumMod val="105000"/>
-                <a:satMod val="109000"/>
-                <a:tint val="81000"/>
+                <a:tint val="15000"/>
+                <a:satMod val="350000"/>
               </a:schemeClr>
             </a:gs>
           </a:gsLst>
-          <a:lin ang="5400000" scaled="0"/>
+          <a:lin ang="16200000" scaled="1"/>
         </a:gradFill>
         <a:gradFill rotWithShape="1">
           <a:gsLst>
             <a:gs pos="0">
               <a:schemeClr val="phClr">
-                <a:satMod val="103000"/>
-                <a:lumMod val="102000"/>
-                <a:tint val="94000"/>
-              </a:schemeClr>
-            </a:gs>
-            <a:gs pos="50000">
-              <a:schemeClr val="phClr">
-                <a:satMod val="110000"/>
-                <a:lumMod val="100000"/>
+                <a:tint val="100000"/>
                 <a:shade val="100000"/>
+                <a:satMod val="130000"/>
               </a:schemeClr>
             </a:gs>
             <a:gs pos="100000">
               <a:schemeClr val="phClr">
-                <a:lumMod val="99000"/>
-                <a:satMod val="120000"/>
-                <a:shade val="78000"/>
+                <a:tint val="50000"/>
+                <a:shade val="100000"/>
+                <a:satMod val="350000"/>
               </a:schemeClr>
             </a:gs>
           </a:gsLst>
-          <a:lin ang="5400000" scaled="0"/>
+          <a:lin ang="16200000" scaled="0"/>
         </a:gradFill>
       </a:fillStyleLst>
       <a:lnStyleLst>
-        <a:ln w="6350" cap="flat" cmpd="sng" algn="ctr">
+        <a:ln w="9525" cap="flat" cmpd="sng" algn="ctr">
+          <a:solidFill>
+            <a:schemeClr val="phClr">
+              <a:shade val="95000"/>
+              <a:satMod val="105000"/>
+            </a:schemeClr>
+          </a:solidFill>
+          <a:prstDash val="solid"/>
+        </a:ln>
+        <a:ln w="25400" cap="flat" cmpd="sng" algn="ctr">
           <a:solidFill>
             <a:schemeClr val="phClr"/>
           </a:solidFill>
           <a:prstDash val="solid"/>
-          <a:miter lim="800000"/>
         </a:ln>
-        <a:ln w="12700" cap="flat" cmpd="sng" algn="ctr">
+        <a:ln w="38100" cap="flat" cmpd="sng" algn="ctr">
           <a:solidFill>
             <a:schemeClr val="phClr"/>
           </a:solidFill>
           <a:prstDash val="solid"/>
-          <a:miter lim="800000"/>
-        </a:ln>
-        <a:ln w="19050" cap="flat" cmpd="sng" algn="ctr">
-          <a:solidFill>
-            <a:schemeClr val="phClr"/>
-          </a:solidFill>
-          <a:prstDash val="solid"/>
-          <a:miter lim="800000"/>
         </a:ln>
       </a:lnStyleLst>
       <a:effectStyleLst>
         <a:effectStyle>
-          <a:effectLst/>
-        </a:effectStyle>
-        <a:effectStyle>
-          <a:effectLst/>
+          <a:effectLst>
+            <a:outerShdw blurRad="40000" dist="20000" dir="5400000" rotWithShape="0">
+              <a:srgbClr val="000000">
+                <a:alpha val="38000"/>
+              </a:srgbClr>
+            </a:outerShdw>
+          </a:effectLst>
         </a:effectStyle>
         <a:effectStyle>
           <a:effectLst>
-            <a:outerShdw blurRad="57150" dist="19050" dir="5400000" algn="ctr" rotWithShape="0">
+            <a:outerShdw blurRad="40000" dist="23000" dir="5400000" rotWithShape="0">
               <a:srgbClr val="000000">
-                <a:alpha val="63000"/>
+                <a:alpha val="35000"/>
               </a:srgbClr>
             </a:outerShdw>
           </a:effectLst>
+        </a:effectStyle>
+        <a:effectStyle>
+          <a:effectLst>
+            <a:outerShdw blurRad="40000" dist="23000" dir="5400000" rotWithShape="0">
+              <a:srgbClr val="000000">
+                <a:alpha val="35000"/>
+              </a:srgbClr>
+            </a:outerShdw>
+          </a:effectLst>
+          <a:scene3d>
+            <a:camera prst="orthographicFront">
+              <a:rot lat="0" lon="0" rev="0"/>
+            </a:camera>
+            <a:lightRig rig="threePt" dir="t">
+              <a:rot lat="0" lon="0" rev="1200000"/>
+            </a:lightRig>
+          </a:scene3d>
+          <a:sp3d>
+            <a:bevelT w="63500" h="25400"/>
+          </a:sp3d>
         </a:effectStyle>
       </a:effectStyleLst>
       <a:bgFillStyleLst>
         <a:solidFill>
           <a:schemeClr val="phClr"/>
         </a:solidFill>
-        <a:solidFill>
-          <a:schemeClr val="phClr">
-            <a:tint val="95000"/>
-            <a:satMod val="170000"/>
-          </a:schemeClr>
-        </a:solidFill>
         <a:gradFill rotWithShape="1">
           <a:gsLst>
             <a:gs pos="0">
               <a:schemeClr val="phClr">
-                <a:tint val="93000"/>
-                <a:satMod val="150000"/>
-                <a:shade val="98000"/>
-                <a:lumMod val="102000"/>
+                <a:tint val="40000"/>
+                <a:satMod val="350000"/>
               </a:schemeClr>
             </a:gs>
-            <a:gs pos="50000">
+            <a:gs pos="40000">
               <a:schemeClr val="phClr">
-                <a:tint val="98000"/>
-                <a:satMod val="130000"/>
-                <a:shade val="90000"/>
-                <a:lumMod val="103000"/>
+                <a:tint val="45000"/>
+                <a:shade val="99000"/>
+                <a:satMod val="350000"/>
               </a:schemeClr>
             </a:gs>
             <a:gs pos="100000">
               <a:schemeClr val="phClr">
-                <a:shade val="63000"/>
-                <a:satMod val="120000"/>
+                <a:shade val="20000"/>
+                <a:satMod val="255000"/>
               </a:schemeClr>
             </a:gs>
           </a:gsLst>
-          <a:lin ang="5400000" scaled="0"/>
+          <a:path path="circle">
+            <a:fillToRect l="50000" t="-80000" r="50000" b="180000"/>
+          </a:path>
+        </a:gradFill>
+        <a:gradFill rotWithShape="1">
+          <a:gsLst>
+            <a:gs pos="0">
+              <a:schemeClr val="phClr">
+                <a:tint val="80000"/>
+                <a:satMod val="300000"/>
+              </a:schemeClr>
+            </a:gs>
+            <a:gs pos="100000">
+              <a:schemeClr val="phClr">
+                <a:shade val="30000"/>
+                <a:satMod val="200000"/>
+              </a:schemeClr>
+            </a:gs>
+          </a:gsLst>
+          <a:path path="circle">
+            <a:fillToRect l="50000" t="50000" r="50000" b="50000"/>
+          </a:path>
         </a:gradFill>
       </a:bgFillStyleLst>
     </a:fmtScheme>
   </a:themeElements>
-  <a:objectDefaults/>
+  <a:objectDefaults>
+    <a:spDef>
+      <a:spPr/>
+      <a:bodyPr/>
+      <a:lstStyle/>
+      <a:style>
+        <a:lnRef idx="1">
+          <a:schemeClr val="accent1"/>
+        </a:lnRef>
+        <a:fillRef idx="3">
+          <a:schemeClr val="accent1"/>
+        </a:fillRef>
+        <a:effectRef idx="2">
+          <a:schemeClr val="accent1"/>
+        </a:effectRef>
+        <a:fontRef idx="minor">
+          <a:schemeClr val="lt1"/>
+        </a:fontRef>
+      </a:style>
+    </a:spDef>
+    <a:lnDef>
+      <a:spPr/>
+      <a:bodyPr/>
+      <a:lstStyle/>
+      <a:style>
+        <a:lnRef idx="2">
+          <a:schemeClr val="accent1"/>
+        </a:lnRef>
+        <a:fillRef idx="0">
+          <a:schemeClr val="accent1"/>
+        </a:fillRef>
+        <a:effectRef idx="1">
+          <a:schemeClr val="accent1"/>
+        </a:effectRef>
+        <a:fontRef idx="minor">
+          <a:schemeClr val="tx1"/>
+        </a:fontRef>
+      </a:style>
+    </a:lnDef>
+  </a:objectDefaults>
   <a:extraClrSchemeLst/>
-  <a:extLst>
-    <a:ext uri="{05A4C25C-085E-4340-85A3-A5531E510DB2}">
-      <thm15:themeFamily xmlns:thm15="http://schemas.microsoft.com/office/thememl/2012/main" name="Office Theme" id="{2E142A2C-CD16-42D6-873A-C26D2A0506FA}" vid="{1BDDFF52-6CD6-40A5-AB3C-68EB2F1E4D0A}"/>
-    </a:ext>
-  </a:extLst>
 </a:theme>
 </file>